--- a/python-in-excel-first-hour-instructor-script.docx
+++ b/python-in-excel-first-hour-instructor-script.docx
@@ -11,7 +11,7 @@
           <w:rFonts w:ascii="Arial" w:cs="Arial" w:eastAsia="Arial" w:hAnsi="Arial"/>
           <w:b/>
           <w:bCs/>
-          <w:color w:val="CF3338"/>
+          <w:color w:val="2A4365"/>
           <w:spacing w:val="100"/>
           <w:sz w:val="18"/>
           <w:szCs w:val="18"/>
@@ -28,7 +28,7 @@
           <w:rFonts w:ascii="Arial" w:cs="Arial" w:eastAsia="Arial" w:hAnsi="Arial"/>
           <w:b/>
           <w:bCs/>
-          <w:color w:val="CF3338"/>
+          <w:color w:val="2A4365"/>
           <w:sz w:val="56"/>
           <w:szCs w:val="56"/>
         </w:rPr>
@@ -44,7 +44,7 @@
           <w:rFonts w:ascii="Arial" w:cs="Arial" w:eastAsia="Arial" w:hAnsi="Arial"/>
           <w:b/>
           <w:bCs/>
-          <w:color w:val="1F2120"/>
+          <w:color w:val="1A202C"/>
           <w:sz w:val="56"/>
           <w:szCs w:val="56"/>
         </w:rPr>
@@ -60,7 +60,7 @@
           <w:rFonts w:ascii="Arial" w:cs="Arial" w:eastAsia="Arial" w:hAnsi="Arial"/>
           <w:i/>
           <w:iCs/>
-          <w:color w:val="404040"/>
+          <w:color w:val="4A5568"/>
           <w:sz w:val="28"/>
           <w:szCs w:val="28"/>
         </w:rPr>
@@ -87,12 +87,12 @@
           <w:tcPr>
             <w:tcW w:type="dxa" w:w="10080"/>
             <w:tcBorders>
-              <w:top w:val="single" w:color="DCD9CC" w:sz="2"/>
-              <w:left w:val="single" w:color="CF3338" w:sz="24"/>
-              <w:bottom w:val="single" w:color="DCD9CC" w:sz="2"/>
-              <w:right w:val="single" w:color="DCD9CC" w:sz="2"/>
-            </w:tcBorders>
-            <w:shd w:fill="F7F5EE" w:color="auto" w:val="clear"/>
+              <w:top w:val="single" w:color="D8DAE0" w:sz="2"/>
+              <w:left w:val="single" w:color="2A4365" w:sz="24"/>
+              <w:bottom w:val="single" w:color="D8DAE0" w:sz="2"/>
+              <w:right w:val="single" w:color="D8DAE0" w:sz="2"/>
+            </w:tcBorders>
+            <w:shd w:fill="F1EFE8" w:color="auto" w:val="clear"/>
             <w:tcMar>
               <w:top w:type="dxa" w:w="140"/>
               <w:left w:type="dxa" w:w="200"/>
@@ -109,7 +109,7 @@
                 <w:rFonts w:ascii="Arial" w:cs="Arial" w:eastAsia="Arial" w:hAnsi="Arial"/>
                 <w:b/>
                 <w:bCs/>
-                <w:color w:val="CF3338"/>
+                <w:color w:val="2A4365"/>
                 <w:sz w:val="20"/>
                 <w:szCs w:val="20"/>
               </w:rPr>
@@ -123,7 +123,7 @@
             <w:r>
               <w:rPr>
                 <w:rFonts w:ascii="Arial" w:cs="Arial" w:eastAsia="Arial" w:hAnsi="Arial"/>
-                <w:color w:val="1F2120"/>
+                <w:color w:val="1A202C"/>
                 <w:sz w:val="22"/>
                 <w:szCs w:val="22"/>
               </w:rPr>
@@ -137,7 +137,7 @@
             <w:r>
               <w:rPr>
                 <w:rFonts w:ascii="Arial" w:cs="Arial" w:eastAsia="Arial" w:hAnsi="Arial"/>
-                <w:color w:val="1F2120"/>
+                <w:color w:val="1A202C"/>
                 <w:sz w:val="22"/>
                 <w:szCs w:val="22"/>
               </w:rPr>
@@ -151,7 +151,7 @@
             <w:r>
               <w:rPr>
                 <w:rFonts w:ascii="Arial" w:cs="Arial" w:eastAsia="Arial" w:hAnsi="Arial"/>
-                <w:color w:val="1F2120"/>
+                <w:color w:val="1A202C"/>
                 <w:sz w:val="22"/>
                 <w:szCs w:val="22"/>
               </w:rPr>
@@ -165,7 +165,7 @@
             <w:r>
               <w:rPr>
                 <w:rFonts w:ascii="Arial" w:cs="Arial" w:eastAsia="Arial" w:hAnsi="Arial"/>
-                <w:color w:val="1F2120"/>
+                <w:color w:val="1A202C"/>
                 <w:sz w:val="22"/>
                 <w:szCs w:val="22"/>
               </w:rPr>
@@ -190,7 +190,7 @@
           <w:rFonts w:ascii="Arial" w:cs="Arial" w:eastAsia="Arial" w:hAnsi="Arial"/>
           <w:b/>
           <w:bCs/>
-          <w:color w:val="CF3338"/>
+          <w:color w:val="2A4365"/>
           <w:sz w:val="36"/>
           <w:szCs w:val="36"/>
         </w:rPr>
@@ -209,7 +209,7 @@
           <w:bCs w:val="false"/>
           <w:i w:val="false"/>
           <w:iCs w:val="false"/>
-          <w:color w:val="1F2120"/>
+          <w:color w:val="1A202C"/>
           <w:sz w:val="22"/>
           <w:szCs w:val="22"/>
         </w:rPr>
@@ -226,7 +226,7 @@
           <w:rFonts w:ascii="Arial" w:cs="Arial" w:eastAsia="Arial" w:hAnsi="Arial"/>
           <w:b/>
           <w:bCs/>
-          <w:color w:val="1F2120"/>
+          <w:color w:val="1A202C"/>
           <w:sz w:val="28"/>
           <w:szCs w:val="28"/>
         </w:rPr>
@@ -249,7 +249,7 @@
           <w:bCs w:val="false"/>
           <w:i w:val="false"/>
           <w:iCs w:val="false"/>
-          <w:color w:val="1F2120"/>
+          <w:color w:val="1A202C"/>
           <w:sz w:val="22"/>
           <w:szCs w:val="22"/>
         </w:rPr>
@@ -272,7 +272,7 @@
           <w:bCs w:val="false"/>
           <w:i w:val="false"/>
           <w:iCs w:val="false"/>
-          <w:color w:val="1F2120"/>
+          <w:color w:val="1A202C"/>
           <w:sz w:val="22"/>
           <w:szCs w:val="22"/>
         </w:rPr>
@@ -295,7 +295,7 @@
           <w:bCs w:val="false"/>
           <w:i w:val="false"/>
           <w:iCs w:val="false"/>
-          <w:color w:val="1F2120"/>
+          <w:color w:val="1A202C"/>
           <w:sz w:val="22"/>
           <w:szCs w:val="22"/>
         </w:rPr>
@@ -318,7 +318,7 @@
           <w:bCs w:val="false"/>
           <w:i w:val="false"/>
           <w:iCs w:val="false"/>
-          <w:color w:val="1F2120"/>
+          <w:color w:val="1A202C"/>
           <w:sz w:val="22"/>
           <w:szCs w:val="22"/>
         </w:rPr>
@@ -341,7 +341,7 @@
           <w:bCs w:val="false"/>
           <w:i w:val="false"/>
           <w:iCs w:val="false"/>
-          <w:color w:val="1F2120"/>
+          <w:color w:val="1A202C"/>
           <w:sz w:val="22"/>
           <w:szCs w:val="22"/>
         </w:rPr>
@@ -358,7 +358,7 @@
           <w:rFonts w:ascii="Arial" w:cs="Arial" w:eastAsia="Arial" w:hAnsi="Arial"/>
           <w:b/>
           <w:bCs/>
-          <w:color w:val="1F2120"/>
+          <w:color w:val="1A202C"/>
           <w:sz w:val="28"/>
           <w:szCs w:val="28"/>
         </w:rPr>
@@ -381,7 +381,7 @@
           <w:bCs w:val="false"/>
           <w:i w:val="false"/>
           <w:iCs w:val="false"/>
-          <w:color w:val="1F2120"/>
+          <w:color w:val="1A202C"/>
           <w:sz w:val="22"/>
           <w:szCs w:val="22"/>
         </w:rPr>
@@ -404,7 +404,7 @@
           <w:bCs w:val="false"/>
           <w:i w:val="false"/>
           <w:iCs w:val="false"/>
-          <w:color w:val="1F2120"/>
+          <w:color w:val="1A202C"/>
           <w:sz w:val="22"/>
           <w:szCs w:val="22"/>
         </w:rPr>
@@ -427,7 +427,7 @@
           <w:bCs w:val="false"/>
           <w:i w:val="false"/>
           <w:iCs w:val="false"/>
-          <w:color w:val="1F2120"/>
+          <w:color w:val="1A202C"/>
           <w:sz w:val="22"/>
           <w:szCs w:val="22"/>
         </w:rPr>
@@ -444,7 +444,7 @@
           <w:rFonts w:ascii="Arial" w:cs="Arial" w:eastAsia="Arial" w:hAnsi="Arial"/>
           <w:b/>
           <w:bCs/>
-          <w:color w:val="1F2120"/>
+          <w:color w:val="1A202C"/>
           <w:sz w:val="28"/>
           <w:szCs w:val="28"/>
         </w:rPr>
@@ -467,7 +467,7 @@
           <w:bCs w:val="false"/>
           <w:i w:val="false"/>
           <w:iCs w:val="false"/>
-          <w:color w:val="1F2120"/>
+          <w:color w:val="1A202C"/>
           <w:sz w:val="22"/>
           <w:szCs w:val="22"/>
         </w:rPr>
@@ -490,7 +490,7 @@
           <w:bCs w:val="false"/>
           <w:i w:val="false"/>
           <w:iCs w:val="false"/>
-          <w:color w:val="1F2120"/>
+          <w:color w:val="1A202C"/>
           <w:sz w:val="22"/>
           <w:szCs w:val="22"/>
         </w:rPr>
@@ -513,7 +513,7 @@
           <w:bCs w:val="false"/>
           <w:i w:val="false"/>
           <w:iCs w:val="false"/>
-          <w:color w:val="1F2120"/>
+          <w:color w:val="1A202C"/>
           <w:sz w:val="22"/>
           <w:szCs w:val="22"/>
         </w:rPr>
@@ -528,7 +528,7 @@
     <w:p>
       <w:pPr>
         <w:pBdr>
-          <w:bottom w:val="single" w:color="CF3338" w:sz="8" w:space="1"/>
+          <w:bottom w:val="single" w:color="2A4365" w:sz="8" w:space="1"/>
         </w:pBdr>
         <w:spacing w:after="160" w:before="320"/>
       </w:pPr>
@@ -537,7 +537,7 @@
           <w:rFonts w:ascii="Arial" w:cs="Arial" w:eastAsia="Arial" w:hAnsi="Arial"/>
           <w:b/>
           <w:bCs/>
-          <w:color w:val="CF3338"/>
+          <w:color w:val="2A4365"/>
           <w:sz w:val="28"/>
           <w:szCs w:val="28"/>
         </w:rPr>
@@ -548,7 +548,7 @@
           <w:rFonts w:ascii="Arial" w:cs="Arial" w:eastAsia="Arial" w:hAnsi="Arial"/>
           <w:b/>
           <w:bCs/>
-          <w:color w:val="1F2120"/>
+          <w:color w:val="1A202C"/>
           <w:sz w:val="28"/>
           <w:szCs w:val="28"/>
         </w:rPr>
@@ -559,7 +559,7 @@
           <w:rFonts w:ascii="Arial" w:cs="Arial" w:eastAsia="Arial" w:hAnsi="Arial"/>
           <w:i/>
           <w:iCs/>
-          <w:color w:val="707070"/>
+          <w:color w:val="718096"/>
           <w:sz w:val="20"/>
           <w:szCs w:val="20"/>
         </w:rPr>
@@ -578,7 +578,7 @@
           <w:bCs w:val="false"/>
           <w:i w:val="false"/>
           <w:iCs w:val="false"/>
-          <w:color w:val="1F2120"/>
+          <w:color w:val="1A202C"/>
           <w:sz w:val="22"/>
           <w:szCs w:val="22"/>
         </w:rPr>
@@ -609,12 +609,12 @@
           <w:tcPr>
             <w:tcW w:type="dxa" w:w="5544"/>
             <w:tcBorders>
-              <w:top w:val="single" w:color="DCD9CC" w:sz="2"/>
-              <w:left w:val="single" w:color="DCD9CC" w:sz="2"/>
-              <w:bottom w:val="single" w:color="DCD9CC" w:sz="2"/>
-              <w:right w:val="single" w:color="DCD9CC" w:sz="2"/>
-            </w:tcBorders>
-            <w:shd w:fill="CF3338" w:color="auto" w:val="clear"/>
+              <w:top w:val="single" w:color="D8DAE0" w:sz="2"/>
+              <w:left w:val="single" w:color="D8DAE0" w:sz="2"/>
+              <w:bottom w:val="single" w:color="D8DAE0" w:sz="2"/>
+              <w:right w:val="single" w:color="D8DAE0" w:sz="2"/>
+            </w:tcBorders>
+            <w:shd w:fill="2A4365" w:color="auto" w:val="clear"/>
             <w:tcMar>
               <w:top w:type="dxa" w:w="80"/>
               <w:left w:type="dxa" w:w="160"/>
@@ -640,12 +640,12 @@
           <w:tcPr>
             <w:tcW w:type="dxa" w:w="4536"/>
             <w:tcBorders>
-              <w:top w:val="single" w:color="DCD9CC" w:sz="2"/>
-              <w:left w:val="single" w:color="DCD9CC" w:sz="2"/>
-              <w:bottom w:val="single" w:color="DCD9CC" w:sz="2"/>
-              <w:right w:val="single" w:color="DCD9CC" w:sz="2"/>
-            </w:tcBorders>
-            <w:shd w:fill="1F2120" w:color="auto" w:val="clear"/>
+              <w:top w:val="single" w:color="D8DAE0" w:sz="2"/>
+              <w:left w:val="single" w:color="D8DAE0" w:sz="2"/>
+              <w:bottom w:val="single" w:color="D8DAE0" w:sz="2"/>
+              <w:right w:val="single" w:color="D8DAE0" w:sz="2"/>
+            </w:tcBorders>
+            <w:shd w:fill="1A202C" w:color="auto" w:val="clear"/>
             <w:tcMar>
               <w:top w:type="dxa" w:w="80"/>
               <w:left w:type="dxa" w:w="160"/>
@@ -673,12 +673,12 @@
           <w:tcPr>
             <w:tcW w:type="dxa" w:w="5544"/>
             <w:tcBorders>
-              <w:top w:val="single" w:color="DCD9CC" w:sz="2"/>
-              <w:left w:val="single" w:color="DCD9CC" w:sz="2"/>
-              <w:bottom w:val="single" w:color="DCD9CC" w:sz="2"/>
-              <w:right w:val="single" w:color="DCD9CC" w:sz="2"/>
-            </w:tcBorders>
-            <w:shd w:fill="EEECE1" w:color="auto" w:val="clear"/>
+              <w:top w:val="single" w:color="D8DAE0" w:sz="2"/>
+              <w:left w:val="single" w:color="D8DAE0" w:sz="2"/>
+              <w:bottom w:val="single" w:color="D8DAE0" w:sz="2"/>
+              <w:right w:val="single" w:color="D8DAE0" w:sz="2"/>
+            </w:tcBorders>
+            <w:shd w:fill="EDF0F5" w:color="auto" w:val="clear"/>
             <w:tcMar>
               <w:top w:type="dxa" w:w="120"/>
               <w:left w:type="dxa" w:w="160"/>
@@ -693,7 +693,7 @@
             <w:r>
               <w:rPr>
                 <w:rFonts w:ascii="Arial" w:cs="Arial" w:eastAsia="Arial" w:hAnsi="Arial"/>
-                <w:color w:val="1F2120"/>
+                <w:color w:val="1A202C"/>
                 <w:sz w:val="22"/>
                 <w:szCs w:val="22"/>
               </w:rPr>
@@ -707,7 +707,7 @@
             <w:r>
               <w:rPr>
                 <w:rFonts w:ascii="Arial" w:cs="Arial" w:eastAsia="Arial" w:hAnsi="Arial"/>
-                <w:color w:val="1F2120"/>
+                <w:color w:val="1A202C"/>
                 <w:sz w:val="22"/>
                 <w:szCs w:val="22"/>
               </w:rPr>
@@ -719,10 +719,10 @@
           <w:tcPr>
             <w:tcW w:type="dxa" w:w="4536"/>
             <w:tcBorders>
-              <w:top w:val="single" w:color="DCD9CC" w:sz="2"/>
-              <w:left w:val="single" w:color="DCD9CC" w:sz="2"/>
-              <w:bottom w:val="single" w:color="DCD9CC" w:sz="2"/>
-              <w:right w:val="single" w:color="DCD9CC" w:sz="2"/>
+              <w:top w:val="single" w:color="D8DAE0" w:sz="2"/>
+              <w:left w:val="single" w:color="D8DAE0" w:sz="2"/>
+              <w:bottom w:val="single" w:color="D8DAE0" w:sz="2"/>
+              <w:right w:val="single" w:color="D8DAE0" w:sz="2"/>
             </w:tcBorders>
             <w:shd w:fill="FFFFFF" w:color="auto" w:val="clear"/>
             <w:tcMar>
@@ -739,7 +739,7 @@
             <w:r>
               <w:rPr>
                 <w:rFonts w:ascii="Arial" w:cs="Arial" w:eastAsia="Arial" w:hAnsi="Arial"/>
-                <w:color w:val="1F2120"/>
+                <w:color w:val="1A202C"/>
                 <w:sz w:val="20"/>
                 <w:szCs w:val="20"/>
               </w:rPr>
@@ -753,7 +753,7 @@
             <w:r>
               <w:rPr>
                 <w:rFonts w:ascii="Arial" w:cs="Arial" w:eastAsia="Arial" w:hAnsi="Arial"/>
-                <w:color w:val="1F2120"/>
+                <w:color w:val="1A202C"/>
                 <w:sz w:val="20"/>
                 <w:szCs w:val="20"/>
               </w:rPr>
@@ -767,12 +767,12 @@
           <w:tcPr>
             <w:tcW w:type="dxa" w:w="5544"/>
             <w:tcBorders>
-              <w:top w:val="single" w:color="DCD9CC" w:sz="2"/>
-              <w:left w:val="single" w:color="DCD9CC" w:sz="2"/>
-              <w:bottom w:val="single" w:color="DCD9CC" w:sz="2"/>
-              <w:right w:val="single" w:color="DCD9CC" w:sz="2"/>
-            </w:tcBorders>
-            <w:shd w:fill="EEECE1" w:color="auto" w:val="clear"/>
+              <w:top w:val="single" w:color="D8DAE0" w:sz="2"/>
+              <w:left w:val="single" w:color="D8DAE0" w:sz="2"/>
+              <w:bottom w:val="single" w:color="D8DAE0" w:sz="2"/>
+              <w:right w:val="single" w:color="D8DAE0" w:sz="2"/>
+            </w:tcBorders>
+            <w:shd w:fill="EDF0F5" w:color="auto" w:val="clear"/>
             <w:tcMar>
               <w:top w:type="dxa" w:w="120"/>
               <w:left w:type="dxa" w:w="160"/>
@@ -787,7 +787,7 @@
             <w:r>
               <w:rPr>
                 <w:rFonts w:ascii="Arial" w:cs="Arial" w:eastAsia="Arial" w:hAnsi="Arial"/>
-                <w:color w:val="1F2120"/>
+                <w:color w:val="1A202C"/>
                 <w:sz w:val="22"/>
                 <w:szCs w:val="22"/>
               </w:rPr>
@@ -801,7 +801,7 @@
             <w:r>
               <w:rPr>
                 <w:rFonts w:ascii="Arial" w:cs="Arial" w:eastAsia="Arial" w:hAnsi="Arial"/>
-                <w:color w:val="1F2120"/>
+                <w:color w:val="1A202C"/>
                 <w:sz w:val="22"/>
                 <w:szCs w:val="22"/>
               </w:rPr>
@@ -813,10 +813,10 @@
           <w:tcPr>
             <w:tcW w:type="dxa" w:w="4536"/>
             <w:tcBorders>
-              <w:top w:val="single" w:color="DCD9CC" w:sz="2"/>
-              <w:left w:val="single" w:color="DCD9CC" w:sz="2"/>
-              <w:bottom w:val="single" w:color="DCD9CC" w:sz="2"/>
-              <w:right w:val="single" w:color="DCD9CC" w:sz="2"/>
+              <w:top w:val="single" w:color="D8DAE0" w:sz="2"/>
+              <w:left w:val="single" w:color="D8DAE0" w:sz="2"/>
+              <w:bottom w:val="single" w:color="D8DAE0" w:sz="2"/>
+              <w:right w:val="single" w:color="D8DAE0" w:sz="2"/>
             </w:tcBorders>
             <w:shd w:fill="FFFFFF" w:color="auto" w:val="clear"/>
             <w:tcMar>
@@ -833,7 +833,7 @@
             <w:r>
               <w:rPr>
                 <w:rFonts w:ascii="Arial" w:cs="Arial" w:eastAsia="Arial" w:hAnsi="Arial"/>
-                <w:color w:val="1F2120"/>
+                <w:color w:val="1A202C"/>
                 <w:sz w:val="20"/>
                 <w:szCs w:val="20"/>
               </w:rPr>
@@ -847,7 +847,7 @@
             <w:r>
               <w:rPr>
                 <w:rFonts w:ascii="Arial" w:cs="Arial" w:eastAsia="Arial" w:hAnsi="Arial"/>
-                <w:color w:val="1F2120"/>
+                <w:color w:val="1A202C"/>
                 <w:sz w:val="20"/>
                 <w:szCs w:val="20"/>
               </w:rPr>
@@ -877,12 +877,12 @@
           <w:tcPr>
             <w:tcW w:type="dxa" w:w="10080"/>
             <w:tcBorders>
-              <w:top w:val="single" w:color="DCD9CC" w:sz="2"/>
-              <w:left w:val="single" w:color="CF3338" w:sz="24"/>
-              <w:bottom w:val="single" w:color="DCD9CC" w:sz="2"/>
-              <w:right w:val="single" w:color="DCD9CC" w:sz="2"/>
-            </w:tcBorders>
-            <w:shd w:fill="F7F5EE" w:color="auto" w:val="clear"/>
+              <w:top w:val="single" w:color="D8DAE0" w:sz="2"/>
+              <w:left w:val="single" w:color="2A4365" w:sz="24"/>
+              <w:bottom w:val="single" w:color="D8DAE0" w:sz="2"/>
+              <w:right w:val="single" w:color="D8DAE0" w:sz="2"/>
+            </w:tcBorders>
+            <w:shd w:fill="F1EFE8" w:color="auto" w:val="clear"/>
             <w:tcMar>
               <w:top w:type="dxa" w:w="140"/>
               <w:left w:type="dxa" w:w="200"/>
@@ -899,7 +899,7 @@
                 <w:rFonts w:ascii="Arial" w:cs="Arial" w:eastAsia="Arial" w:hAnsi="Arial"/>
                 <w:b/>
                 <w:bCs/>
-                <w:color w:val="CF3338"/>
+                <w:color w:val="2A4365"/>
                 <w:sz w:val="20"/>
                 <w:szCs w:val="20"/>
               </w:rPr>
@@ -913,7 +913,7 @@
             <w:r>
               <w:rPr>
                 <w:rFonts w:ascii="Arial" w:cs="Arial" w:eastAsia="Arial" w:hAnsi="Arial"/>
-                <w:color w:val="1F2120"/>
+                <w:color w:val="1A202C"/>
                 <w:sz w:val="22"/>
                 <w:szCs w:val="22"/>
               </w:rPr>
@@ -927,7 +927,7 @@
             <w:r>
               <w:rPr>
                 <w:rFonts w:ascii="Arial" w:cs="Arial" w:eastAsia="Arial" w:hAnsi="Arial"/>
-                <w:color w:val="1F2120"/>
+                <w:color w:val="1A202C"/>
                 <w:sz w:val="22"/>
                 <w:szCs w:val="22"/>
               </w:rPr>
@@ -945,7 +945,7 @@
     <w:p>
       <w:pPr>
         <w:pBdr>
-          <w:bottom w:val="single" w:color="CF3338" w:sz="8" w:space="1"/>
+          <w:bottom w:val="single" w:color="2A4365" w:sz="8" w:space="1"/>
         </w:pBdr>
         <w:spacing w:after="160" w:before="320"/>
       </w:pPr>
@@ -954,7 +954,7 @@
           <w:rFonts w:ascii="Arial" w:cs="Arial" w:eastAsia="Arial" w:hAnsi="Arial"/>
           <w:b/>
           <w:bCs/>
-          <w:color w:val="CF3338"/>
+          <w:color w:val="2A4365"/>
           <w:sz w:val="28"/>
           <w:szCs w:val="28"/>
         </w:rPr>
@@ -965,7 +965,7 @@
           <w:rFonts w:ascii="Arial" w:cs="Arial" w:eastAsia="Arial" w:hAnsi="Arial"/>
           <w:b/>
           <w:bCs/>
-          <w:color w:val="1F2120"/>
+          <w:color w:val="1A202C"/>
           <w:sz w:val="28"/>
           <w:szCs w:val="28"/>
         </w:rPr>
@@ -976,7 +976,7 @@
           <w:rFonts w:ascii="Arial" w:cs="Arial" w:eastAsia="Arial" w:hAnsi="Arial"/>
           <w:i/>
           <w:iCs/>
-          <w:color w:val="707070"/>
+          <w:color w:val="718096"/>
           <w:sz w:val="20"/>
           <w:szCs w:val="20"/>
         </w:rPr>
@@ -995,7 +995,7 @@
           <w:bCs w:val="false"/>
           <w:i w:val="false"/>
           <w:iCs w:val="false"/>
-          <w:color w:val="1F2120"/>
+          <w:color w:val="1A202C"/>
           <w:sz w:val="22"/>
           <w:szCs w:val="22"/>
         </w:rPr>
@@ -1026,12 +1026,12 @@
           <w:tcPr>
             <w:tcW w:type="dxa" w:w="5544"/>
             <w:tcBorders>
-              <w:top w:val="single" w:color="DCD9CC" w:sz="2"/>
-              <w:left w:val="single" w:color="DCD9CC" w:sz="2"/>
-              <w:bottom w:val="single" w:color="DCD9CC" w:sz="2"/>
-              <w:right w:val="single" w:color="DCD9CC" w:sz="2"/>
-            </w:tcBorders>
-            <w:shd w:fill="CF3338" w:color="auto" w:val="clear"/>
+              <w:top w:val="single" w:color="D8DAE0" w:sz="2"/>
+              <w:left w:val="single" w:color="D8DAE0" w:sz="2"/>
+              <w:bottom w:val="single" w:color="D8DAE0" w:sz="2"/>
+              <w:right w:val="single" w:color="D8DAE0" w:sz="2"/>
+            </w:tcBorders>
+            <w:shd w:fill="2A4365" w:color="auto" w:val="clear"/>
             <w:tcMar>
               <w:top w:type="dxa" w:w="80"/>
               <w:left w:type="dxa" w:w="160"/>
@@ -1057,12 +1057,12 @@
           <w:tcPr>
             <w:tcW w:type="dxa" w:w="4536"/>
             <w:tcBorders>
-              <w:top w:val="single" w:color="DCD9CC" w:sz="2"/>
-              <w:left w:val="single" w:color="DCD9CC" w:sz="2"/>
-              <w:bottom w:val="single" w:color="DCD9CC" w:sz="2"/>
-              <w:right w:val="single" w:color="DCD9CC" w:sz="2"/>
-            </w:tcBorders>
-            <w:shd w:fill="1F2120" w:color="auto" w:val="clear"/>
+              <w:top w:val="single" w:color="D8DAE0" w:sz="2"/>
+              <w:left w:val="single" w:color="D8DAE0" w:sz="2"/>
+              <w:bottom w:val="single" w:color="D8DAE0" w:sz="2"/>
+              <w:right w:val="single" w:color="D8DAE0" w:sz="2"/>
+            </w:tcBorders>
+            <w:shd w:fill="1A202C" w:color="auto" w:val="clear"/>
             <w:tcMar>
               <w:top w:type="dxa" w:w="80"/>
               <w:left w:type="dxa" w:w="160"/>
@@ -1090,12 +1090,12 @@
           <w:tcPr>
             <w:tcW w:type="dxa" w:w="5544"/>
             <w:tcBorders>
-              <w:top w:val="single" w:color="DCD9CC" w:sz="2"/>
-              <w:left w:val="single" w:color="DCD9CC" w:sz="2"/>
-              <w:bottom w:val="single" w:color="DCD9CC" w:sz="2"/>
-              <w:right w:val="single" w:color="DCD9CC" w:sz="2"/>
-            </w:tcBorders>
-            <w:shd w:fill="EEECE1" w:color="auto" w:val="clear"/>
+              <w:top w:val="single" w:color="D8DAE0" w:sz="2"/>
+              <w:left w:val="single" w:color="D8DAE0" w:sz="2"/>
+              <w:bottom w:val="single" w:color="D8DAE0" w:sz="2"/>
+              <w:right w:val="single" w:color="D8DAE0" w:sz="2"/>
+            </w:tcBorders>
+            <w:shd w:fill="EDF0F5" w:color="auto" w:val="clear"/>
             <w:tcMar>
               <w:top w:type="dxa" w:w="120"/>
               <w:left w:type="dxa" w:w="160"/>
@@ -1110,7 +1110,7 @@
             <w:r>
               <w:rPr>
                 <w:rFonts w:ascii="Arial" w:cs="Arial" w:eastAsia="Arial" w:hAnsi="Arial"/>
-                <w:color w:val="1F2120"/>
+                <w:color w:val="1A202C"/>
                 <w:sz w:val="22"/>
                 <w:szCs w:val="22"/>
               </w:rPr>
@@ -1122,10 +1122,10 @@
           <w:tcPr>
             <w:tcW w:type="dxa" w:w="4536"/>
             <w:tcBorders>
-              <w:top w:val="single" w:color="DCD9CC" w:sz="2"/>
-              <w:left w:val="single" w:color="DCD9CC" w:sz="2"/>
-              <w:bottom w:val="single" w:color="DCD9CC" w:sz="2"/>
-              <w:right w:val="single" w:color="DCD9CC" w:sz="2"/>
+              <w:top w:val="single" w:color="D8DAE0" w:sz="2"/>
+              <w:left w:val="single" w:color="D8DAE0" w:sz="2"/>
+              <w:bottom w:val="single" w:color="D8DAE0" w:sz="2"/>
+              <w:right w:val="single" w:color="D8DAE0" w:sz="2"/>
             </w:tcBorders>
             <w:shd w:fill="FFFFFF" w:color="auto" w:val="clear"/>
             <w:tcMar>
@@ -1142,7 +1142,7 @@
             <w:r>
               <w:rPr>
                 <w:rFonts w:ascii="Arial" w:cs="Arial" w:eastAsia="Arial" w:hAnsi="Arial"/>
-                <w:color w:val="1F2120"/>
+                <w:color w:val="1A202C"/>
                 <w:sz w:val="20"/>
                 <w:szCs w:val="20"/>
               </w:rPr>
@@ -1156,12 +1156,12 @@
           <w:tcPr>
             <w:tcW w:type="dxa" w:w="5544"/>
             <w:tcBorders>
-              <w:top w:val="single" w:color="DCD9CC" w:sz="2"/>
-              <w:left w:val="single" w:color="DCD9CC" w:sz="2"/>
-              <w:bottom w:val="single" w:color="DCD9CC" w:sz="2"/>
-              <w:right w:val="single" w:color="DCD9CC" w:sz="2"/>
-            </w:tcBorders>
-            <w:shd w:fill="EEECE1" w:color="auto" w:val="clear"/>
+              <w:top w:val="single" w:color="D8DAE0" w:sz="2"/>
+              <w:left w:val="single" w:color="D8DAE0" w:sz="2"/>
+              <w:bottom w:val="single" w:color="D8DAE0" w:sz="2"/>
+              <w:right w:val="single" w:color="D8DAE0" w:sz="2"/>
+            </w:tcBorders>
+            <w:shd w:fill="EDF0F5" w:color="auto" w:val="clear"/>
             <w:tcMar>
               <w:top w:type="dxa" w:w="120"/>
               <w:left w:type="dxa" w:w="160"/>
@@ -1176,7 +1176,7 @@
             <w:r>
               <w:rPr>
                 <w:rFonts w:ascii="Arial" w:cs="Arial" w:eastAsia="Arial" w:hAnsi="Arial"/>
-                <w:color w:val="1F2120"/>
+                <w:color w:val="1A202C"/>
                 <w:sz w:val="22"/>
                 <w:szCs w:val="22"/>
               </w:rPr>
@@ -1190,7 +1190,7 @@
             <w:r>
               <w:rPr>
                 <w:rFonts w:ascii="Arial" w:cs="Arial" w:eastAsia="Arial" w:hAnsi="Arial"/>
-                <w:color w:val="1F2120"/>
+                <w:color w:val="1A202C"/>
                 <w:sz w:val="22"/>
                 <w:szCs w:val="22"/>
               </w:rPr>
@@ -1202,10 +1202,10 @@
           <w:tcPr>
             <w:tcW w:type="dxa" w:w="4536"/>
             <w:tcBorders>
-              <w:top w:val="single" w:color="DCD9CC" w:sz="2"/>
-              <w:left w:val="single" w:color="DCD9CC" w:sz="2"/>
-              <w:bottom w:val="single" w:color="DCD9CC" w:sz="2"/>
-              <w:right w:val="single" w:color="DCD9CC" w:sz="2"/>
+              <w:top w:val="single" w:color="D8DAE0" w:sz="2"/>
+              <w:left w:val="single" w:color="D8DAE0" w:sz="2"/>
+              <w:bottom w:val="single" w:color="D8DAE0" w:sz="2"/>
+              <w:right w:val="single" w:color="D8DAE0" w:sz="2"/>
             </w:tcBorders>
             <w:shd w:fill="FFFFFF" w:color="auto" w:val="clear"/>
             <w:tcMar>
@@ -1222,7 +1222,7 @@
             <w:r>
               <w:rPr>
                 <w:rFonts w:ascii="Arial" w:cs="Arial" w:eastAsia="Arial" w:hAnsi="Arial"/>
-                <w:color w:val="1F2120"/>
+                <w:color w:val="1A202C"/>
                 <w:sz w:val="20"/>
                 <w:szCs w:val="20"/>
               </w:rPr>
@@ -1236,7 +1236,7 @@
             <w:r>
               <w:rPr>
                 <w:rFonts w:ascii="Arial" w:cs="Arial" w:eastAsia="Arial" w:hAnsi="Arial"/>
-                <w:color w:val="1F2120"/>
+                <w:color w:val="1A202C"/>
                 <w:sz w:val="20"/>
                 <w:szCs w:val="20"/>
               </w:rPr>
@@ -1250,12 +1250,12 @@
           <w:tcPr>
             <w:tcW w:type="dxa" w:w="5544"/>
             <w:tcBorders>
-              <w:top w:val="single" w:color="DCD9CC" w:sz="2"/>
-              <w:left w:val="single" w:color="DCD9CC" w:sz="2"/>
-              <w:bottom w:val="single" w:color="DCD9CC" w:sz="2"/>
-              <w:right w:val="single" w:color="DCD9CC" w:sz="2"/>
-            </w:tcBorders>
-            <w:shd w:fill="EEECE1" w:color="auto" w:val="clear"/>
+              <w:top w:val="single" w:color="D8DAE0" w:sz="2"/>
+              <w:left w:val="single" w:color="D8DAE0" w:sz="2"/>
+              <w:bottom w:val="single" w:color="D8DAE0" w:sz="2"/>
+              <w:right w:val="single" w:color="D8DAE0" w:sz="2"/>
+            </w:tcBorders>
+            <w:shd w:fill="EDF0F5" w:color="auto" w:val="clear"/>
             <w:tcMar>
               <w:top w:type="dxa" w:w="120"/>
               <w:left w:type="dxa" w:w="160"/>
@@ -1270,7 +1270,7 @@
             <w:r>
               <w:rPr>
                 <w:rFonts w:ascii="Arial" w:cs="Arial" w:eastAsia="Arial" w:hAnsi="Arial"/>
-                <w:color w:val="1F2120"/>
+                <w:color w:val="1A202C"/>
                 <w:sz w:val="22"/>
                 <w:szCs w:val="22"/>
               </w:rPr>
@@ -1284,7 +1284,7 @@
             <w:r>
               <w:rPr>
                 <w:rFonts w:ascii="Arial" w:cs="Arial" w:eastAsia="Arial" w:hAnsi="Arial"/>
-                <w:color w:val="1F2120"/>
+                <w:color w:val="1A202C"/>
                 <w:sz w:val="22"/>
                 <w:szCs w:val="22"/>
               </w:rPr>
@@ -1296,10 +1296,10 @@
           <w:tcPr>
             <w:tcW w:type="dxa" w:w="4536"/>
             <w:tcBorders>
-              <w:top w:val="single" w:color="DCD9CC" w:sz="2"/>
-              <w:left w:val="single" w:color="DCD9CC" w:sz="2"/>
-              <w:bottom w:val="single" w:color="DCD9CC" w:sz="2"/>
-              <w:right w:val="single" w:color="DCD9CC" w:sz="2"/>
+              <w:top w:val="single" w:color="D8DAE0" w:sz="2"/>
+              <w:left w:val="single" w:color="D8DAE0" w:sz="2"/>
+              <w:bottom w:val="single" w:color="D8DAE0" w:sz="2"/>
+              <w:right w:val="single" w:color="D8DAE0" w:sz="2"/>
             </w:tcBorders>
             <w:shd w:fill="FFFFFF" w:color="auto" w:val="clear"/>
             <w:tcMar>
@@ -1316,7 +1316,7 @@
             <w:r>
               <w:rPr>
                 <w:rFonts w:ascii="Arial" w:cs="Arial" w:eastAsia="Arial" w:hAnsi="Arial"/>
-                <w:color w:val="1F2120"/>
+                <w:color w:val="1A202C"/>
                 <w:sz w:val="20"/>
                 <w:szCs w:val="20"/>
               </w:rPr>
@@ -1330,7 +1330,7 @@
             <w:r>
               <w:rPr>
                 <w:rFonts w:ascii="Arial" w:cs="Arial" w:eastAsia="Arial" w:hAnsi="Arial"/>
-                <w:color w:val="1F2120"/>
+                <w:color w:val="1A202C"/>
                 <w:sz w:val="20"/>
                 <w:szCs w:val="20"/>
               </w:rPr>
@@ -1360,12 +1360,12 @@
           <w:tcPr>
             <w:tcW w:type="dxa" w:w="10080"/>
             <w:tcBorders>
-              <w:top w:val="single" w:color="DCD9CC" w:sz="2"/>
-              <w:left w:val="single" w:color="CF3338" w:sz="24"/>
-              <w:bottom w:val="single" w:color="DCD9CC" w:sz="2"/>
-              <w:right w:val="single" w:color="DCD9CC" w:sz="2"/>
-            </w:tcBorders>
-            <w:shd w:fill="F7F5EE" w:color="auto" w:val="clear"/>
+              <w:top w:val="single" w:color="D8DAE0" w:sz="2"/>
+              <w:left w:val="single" w:color="2A4365" w:sz="24"/>
+              <w:bottom w:val="single" w:color="D8DAE0" w:sz="2"/>
+              <w:right w:val="single" w:color="D8DAE0" w:sz="2"/>
+            </w:tcBorders>
+            <w:shd w:fill="F1EFE8" w:color="auto" w:val="clear"/>
             <w:tcMar>
               <w:top w:type="dxa" w:w="140"/>
               <w:left w:type="dxa" w:w="200"/>
@@ -1382,7 +1382,7 @@
                 <w:rFonts w:ascii="Arial" w:cs="Arial" w:eastAsia="Arial" w:hAnsi="Arial"/>
                 <w:b/>
                 <w:bCs/>
-                <w:color w:val="CF3338"/>
+                <w:color w:val="2A4365"/>
                 <w:sz w:val="20"/>
                 <w:szCs w:val="20"/>
               </w:rPr>
@@ -1396,7 +1396,7 @@
             <w:r>
               <w:rPr>
                 <w:rFonts w:ascii="Arial" w:cs="Arial" w:eastAsia="Arial" w:hAnsi="Arial"/>
-                <w:color w:val="1F2120"/>
+                <w:color w:val="1A202C"/>
                 <w:sz w:val="22"/>
                 <w:szCs w:val="22"/>
               </w:rPr>
@@ -1410,7 +1410,7 @@
             <w:r>
               <w:rPr>
                 <w:rFonts w:ascii="Arial" w:cs="Arial" w:eastAsia="Arial" w:hAnsi="Arial"/>
-                <w:color w:val="1F2120"/>
+                <w:color w:val="1A202C"/>
                 <w:sz w:val="22"/>
                 <w:szCs w:val="22"/>
               </w:rPr>
@@ -1428,7 +1428,7 @@
     <w:p>
       <w:pPr>
         <w:pBdr>
-          <w:bottom w:val="single" w:color="CF3338" w:sz="8" w:space="1"/>
+          <w:bottom w:val="single" w:color="2A4365" w:sz="8" w:space="1"/>
         </w:pBdr>
         <w:spacing w:after="160" w:before="320"/>
       </w:pPr>
@@ -1437,7 +1437,7 @@
           <w:rFonts w:ascii="Arial" w:cs="Arial" w:eastAsia="Arial" w:hAnsi="Arial"/>
           <w:b/>
           <w:bCs/>
-          <w:color w:val="CF3338"/>
+          <w:color w:val="2A4365"/>
           <w:sz w:val="28"/>
           <w:szCs w:val="28"/>
         </w:rPr>
@@ -1448,7 +1448,7 @@
           <w:rFonts w:ascii="Arial" w:cs="Arial" w:eastAsia="Arial" w:hAnsi="Arial"/>
           <w:b/>
           <w:bCs/>
-          <w:color w:val="1F2120"/>
+          <w:color w:val="1A202C"/>
           <w:sz w:val="28"/>
           <w:szCs w:val="28"/>
         </w:rPr>
@@ -1459,7 +1459,7 @@
           <w:rFonts w:ascii="Arial" w:cs="Arial" w:eastAsia="Arial" w:hAnsi="Arial"/>
           <w:i/>
           <w:iCs/>
-          <w:color w:val="707070"/>
+          <w:color w:val="718096"/>
           <w:sz w:val="20"/>
           <w:szCs w:val="20"/>
         </w:rPr>
@@ -1478,7 +1478,7 @@
           <w:bCs w:val="false"/>
           <w:i w:val="false"/>
           <w:iCs w:val="false"/>
-          <w:color w:val="1F2120"/>
+          <w:color w:val="1A202C"/>
           <w:sz w:val="22"/>
           <w:szCs w:val="22"/>
         </w:rPr>
@@ -1509,12 +1509,12 @@
           <w:tcPr>
             <w:tcW w:type="dxa" w:w="5544"/>
             <w:tcBorders>
-              <w:top w:val="single" w:color="DCD9CC" w:sz="2"/>
-              <w:left w:val="single" w:color="DCD9CC" w:sz="2"/>
-              <w:bottom w:val="single" w:color="DCD9CC" w:sz="2"/>
-              <w:right w:val="single" w:color="DCD9CC" w:sz="2"/>
-            </w:tcBorders>
-            <w:shd w:fill="CF3338" w:color="auto" w:val="clear"/>
+              <w:top w:val="single" w:color="D8DAE0" w:sz="2"/>
+              <w:left w:val="single" w:color="D8DAE0" w:sz="2"/>
+              <w:bottom w:val="single" w:color="D8DAE0" w:sz="2"/>
+              <w:right w:val="single" w:color="D8DAE0" w:sz="2"/>
+            </w:tcBorders>
+            <w:shd w:fill="2A4365" w:color="auto" w:val="clear"/>
             <w:tcMar>
               <w:top w:type="dxa" w:w="80"/>
               <w:left w:type="dxa" w:w="160"/>
@@ -1540,12 +1540,12 @@
           <w:tcPr>
             <w:tcW w:type="dxa" w:w="4536"/>
             <w:tcBorders>
-              <w:top w:val="single" w:color="DCD9CC" w:sz="2"/>
-              <w:left w:val="single" w:color="DCD9CC" w:sz="2"/>
-              <w:bottom w:val="single" w:color="DCD9CC" w:sz="2"/>
-              <w:right w:val="single" w:color="DCD9CC" w:sz="2"/>
-            </w:tcBorders>
-            <w:shd w:fill="1F2120" w:color="auto" w:val="clear"/>
+              <w:top w:val="single" w:color="D8DAE0" w:sz="2"/>
+              <w:left w:val="single" w:color="D8DAE0" w:sz="2"/>
+              <w:bottom w:val="single" w:color="D8DAE0" w:sz="2"/>
+              <w:right w:val="single" w:color="D8DAE0" w:sz="2"/>
+            </w:tcBorders>
+            <w:shd w:fill="1A202C" w:color="auto" w:val="clear"/>
             <w:tcMar>
               <w:top w:type="dxa" w:w="80"/>
               <w:left w:type="dxa" w:w="160"/>
@@ -1573,12 +1573,12 @@
           <w:tcPr>
             <w:tcW w:type="dxa" w:w="5544"/>
             <w:tcBorders>
-              <w:top w:val="single" w:color="DCD9CC" w:sz="2"/>
-              <w:left w:val="single" w:color="DCD9CC" w:sz="2"/>
-              <w:bottom w:val="single" w:color="DCD9CC" w:sz="2"/>
-              <w:right w:val="single" w:color="DCD9CC" w:sz="2"/>
-            </w:tcBorders>
-            <w:shd w:fill="EEECE1" w:color="auto" w:val="clear"/>
+              <w:top w:val="single" w:color="D8DAE0" w:sz="2"/>
+              <w:left w:val="single" w:color="D8DAE0" w:sz="2"/>
+              <w:bottom w:val="single" w:color="D8DAE0" w:sz="2"/>
+              <w:right w:val="single" w:color="D8DAE0" w:sz="2"/>
+            </w:tcBorders>
+            <w:shd w:fill="EDF0F5" w:color="auto" w:val="clear"/>
             <w:tcMar>
               <w:top w:type="dxa" w:w="120"/>
               <w:left w:type="dxa" w:w="160"/>
@@ -1593,7 +1593,7 @@
             <w:r>
               <w:rPr>
                 <w:rFonts w:ascii="Arial" w:cs="Arial" w:eastAsia="Arial" w:hAnsi="Arial"/>
-                <w:color w:val="1F2120"/>
+                <w:color w:val="1A202C"/>
                 <w:sz w:val="22"/>
                 <w:szCs w:val="22"/>
               </w:rPr>
@@ -1607,7 +1607,7 @@
             <w:r>
               <w:rPr>
                 <w:rFonts w:ascii="Arial" w:cs="Arial" w:eastAsia="Arial" w:hAnsi="Arial"/>
-                <w:color w:val="1F2120"/>
+                <w:color w:val="1A202C"/>
                 <w:sz w:val="22"/>
                 <w:szCs w:val="22"/>
               </w:rPr>
@@ -1619,10 +1619,10 @@
           <w:tcPr>
             <w:tcW w:type="dxa" w:w="4536"/>
             <w:tcBorders>
-              <w:top w:val="single" w:color="DCD9CC" w:sz="2"/>
-              <w:left w:val="single" w:color="DCD9CC" w:sz="2"/>
-              <w:bottom w:val="single" w:color="DCD9CC" w:sz="2"/>
-              <w:right w:val="single" w:color="DCD9CC" w:sz="2"/>
+              <w:top w:val="single" w:color="D8DAE0" w:sz="2"/>
+              <w:left w:val="single" w:color="D8DAE0" w:sz="2"/>
+              <w:bottom w:val="single" w:color="D8DAE0" w:sz="2"/>
+              <w:right w:val="single" w:color="D8DAE0" w:sz="2"/>
             </w:tcBorders>
             <w:shd w:fill="FFFFFF" w:color="auto" w:val="clear"/>
             <w:tcMar>
@@ -1639,7 +1639,7 @@
             <w:r>
               <w:rPr>
                 <w:rFonts w:ascii="Arial" w:cs="Arial" w:eastAsia="Arial" w:hAnsi="Arial"/>
-                <w:color w:val="1F2120"/>
+                <w:color w:val="1A202C"/>
                 <w:sz w:val="20"/>
                 <w:szCs w:val="20"/>
               </w:rPr>
@@ -1653,7 +1653,7 @@
             <w:r>
               <w:rPr>
                 <w:rFonts w:ascii="Arial" w:cs="Arial" w:eastAsia="Arial" w:hAnsi="Arial"/>
-                <w:color w:val="1F2120"/>
+                <w:color w:val="1A202C"/>
                 <w:sz w:val="20"/>
                 <w:szCs w:val="20"/>
               </w:rPr>
@@ -1667,12 +1667,12 @@
           <w:tcPr>
             <w:tcW w:type="dxa" w:w="5544"/>
             <w:tcBorders>
-              <w:top w:val="single" w:color="DCD9CC" w:sz="2"/>
-              <w:left w:val="single" w:color="DCD9CC" w:sz="2"/>
-              <w:bottom w:val="single" w:color="DCD9CC" w:sz="2"/>
-              <w:right w:val="single" w:color="DCD9CC" w:sz="2"/>
-            </w:tcBorders>
-            <w:shd w:fill="EEECE1" w:color="auto" w:val="clear"/>
+              <w:top w:val="single" w:color="D8DAE0" w:sz="2"/>
+              <w:left w:val="single" w:color="D8DAE0" w:sz="2"/>
+              <w:bottom w:val="single" w:color="D8DAE0" w:sz="2"/>
+              <w:right w:val="single" w:color="D8DAE0" w:sz="2"/>
+            </w:tcBorders>
+            <w:shd w:fill="EDF0F5" w:color="auto" w:val="clear"/>
             <w:tcMar>
               <w:top w:type="dxa" w:w="120"/>
               <w:left w:type="dxa" w:w="160"/>
@@ -1687,7 +1687,7 @@
             <w:r>
               <w:rPr>
                 <w:rFonts w:ascii="Arial" w:cs="Arial" w:eastAsia="Arial" w:hAnsi="Arial"/>
-                <w:color w:val="1F2120"/>
+                <w:color w:val="1A202C"/>
                 <w:sz w:val="22"/>
                 <w:szCs w:val="22"/>
               </w:rPr>
@@ -1701,7 +1701,7 @@
             <w:r>
               <w:rPr>
                 <w:rFonts w:ascii="Arial" w:cs="Arial" w:eastAsia="Arial" w:hAnsi="Arial"/>
-                <w:color w:val="1F2120"/>
+                <w:color w:val="1A202C"/>
                 <w:sz w:val="22"/>
                 <w:szCs w:val="22"/>
               </w:rPr>
@@ -1713,10 +1713,10 @@
           <w:tcPr>
             <w:tcW w:type="dxa" w:w="4536"/>
             <w:tcBorders>
-              <w:top w:val="single" w:color="DCD9CC" w:sz="2"/>
-              <w:left w:val="single" w:color="DCD9CC" w:sz="2"/>
-              <w:bottom w:val="single" w:color="DCD9CC" w:sz="2"/>
-              <w:right w:val="single" w:color="DCD9CC" w:sz="2"/>
+              <w:top w:val="single" w:color="D8DAE0" w:sz="2"/>
+              <w:left w:val="single" w:color="D8DAE0" w:sz="2"/>
+              <w:bottom w:val="single" w:color="D8DAE0" w:sz="2"/>
+              <w:right w:val="single" w:color="D8DAE0" w:sz="2"/>
             </w:tcBorders>
             <w:shd w:fill="FFFFFF" w:color="auto" w:val="clear"/>
             <w:tcMar>
@@ -1733,7 +1733,7 @@
             <w:r>
               <w:rPr>
                 <w:rFonts w:ascii="Arial" w:cs="Arial" w:eastAsia="Arial" w:hAnsi="Arial"/>
-                <w:color w:val="1F2120"/>
+                <w:color w:val="1A202C"/>
                 <w:sz w:val="20"/>
                 <w:szCs w:val="20"/>
               </w:rPr>
@@ -1747,7 +1747,7 @@
             <w:r>
               <w:rPr>
                 <w:rFonts w:ascii="Arial" w:cs="Arial" w:eastAsia="Arial" w:hAnsi="Arial"/>
-                <w:color w:val="1F2120"/>
+                <w:color w:val="1A202C"/>
                 <w:sz w:val="20"/>
                 <w:szCs w:val="20"/>
               </w:rPr>
@@ -1761,7 +1761,7 @@
             <w:r>
               <w:rPr>
                 <w:rFonts w:ascii="Arial" w:cs="Arial" w:eastAsia="Arial" w:hAnsi="Arial"/>
-                <w:color w:val="1F2120"/>
+                <w:color w:val="1A202C"/>
                 <w:sz w:val="20"/>
                 <w:szCs w:val="20"/>
               </w:rPr>
@@ -1770,13 +1770,13 @@
           </w:p>
           <w:p>
             <w:pPr>
-              <w:shd w:fill="F7F5EE" w:color="auto" w:val="clear"/>
+              <w:shd w:fill="F1EFE8" w:color="auto" w:val="clear"/>
               <w:spacing w:after="40" w:line="260"/>
             </w:pPr>
             <w:r>
               <w:rPr>
                 <w:rFonts w:ascii="Courier New" w:cs="Courier New" w:eastAsia="Courier New" w:hAnsi="Courier New"/>
-                <w:color w:val="1F2120"/>
+                <w:color w:val="1A202C"/>
                 <w:sz w:val="18"/>
                 <w:szCs w:val="18"/>
               </w:rPr>
@@ -1785,13 +1785,13 @@
           </w:p>
           <w:p>
             <w:pPr>
-              <w:shd w:fill="F7F5EE" w:color="auto" w:val="clear"/>
+              <w:shd w:fill="F1EFE8" w:color="auto" w:val="clear"/>
               <w:spacing w:after="40" w:line="260"/>
             </w:pPr>
             <w:r>
               <w:rPr>
                 <w:rFonts w:ascii="Courier New" w:cs="Courier New" w:eastAsia="Courier New" w:hAnsi="Courier New"/>
-                <w:color w:val="1F2120"/>
+                <w:color w:val="1A202C"/>
                 <w:sz w:val="18"/>
                 <w:szCs w:val="18"/>
               </w:rPr>
@@ -1805,12 +1805,12 @@
           <w:tcPr>
             <w:tcW w:type="dxa" w:w="5544"/>
             <w:tcBorders>
-              <w:top w:val="single" w:color="DCD9CC" w:sz="2"/>
-              <w:left w:val="single" w:color="DCD9CC" w:sz="2"/>
-              <w:bottom w:val="single" w:color="DCD9CC" w:sz="2"/>
-              <w:right w:val="single" w:color="DCD9CC" w:sz="2"/>
-            </w:tcBorders>
-            <w:shd w:fill="EEECE1" w:color="auto" w:val="clear"/>
+              <w:top w:val="single" w:color="D8DAE0" w:sz="2"/>
+              <w:left w:val="single" w:color="D8DAE0" w:sz="2"/>
+              <w:bottom w:val="single" w:color="D8DAE0" w:sz="2"/>
+              <w:right w:val="single" w:color="D8DAE0" w:sz="2"/>
+            </w:tcBorders>
+            <w:shd w:fill="EDF0F5" w:color="auto" w:val="clear"/>
             <w:tcMar>
               <w:top w:type="dxa" w:w="120"/>
               <w:left w:type="dxa" w:w="160"/>
@@ -1825,7 +1825,7 @@
             <w:r>
               <w:rPr>
                 <w:rFonts w:ascii="Arial" w:cs="Arial" w:eastAsia="Arial" w:hAnsi="Arial"/>
-                <w:color w:val="1F2120"/>
+                <w:color w:val="1A202C"/>
                 <w:sz w:val="22"/>
                 <w:szCs w:val="22"/>
               </w:rPr>
@@ -1839,7 +1839,7 @@
             <w:r>
               <w:rPr>
                 <w:rFonts w:ascii="Arial" w:cs="Arial" w:eastAsia="Arial" w:hAnsi="Arial"/>
-                <w:color w:val="1F2120"/>
+                <w:color w:val="1A202C"/>
                 <w:sz w:val="22"/>
                 <w:szCs w:val="22"/>
               </w:rPr>
@@ -1851,10 +1851,10 @@
           <w:tcPr>
             <w:tcW w:type="dxa" w:w="4536"/>
             <w:tcBorders>
-              <w:top w:val="single" w:color="DCD9CC" w:sz="2"/>
-              <w:left w:val="single" w:color="DCD9CC" w:sz="2"/>
-              <w:bottom w:val="single" w:color="DCD9CC" w:sz="2"/>
-              <w:right w:val="single" w:color="DCD9CC" w:sz="2"/>
+              <w:top w:val="single" w:color="D8DAE0" w:sz="2"/>
+              <w:left w:val="single" w:color="D8DAE0" w:sz="2"/>
+              <w:bottom w:val="single" w:color="D8DAE0" w:sz="2"/>
+              <w:right w:val="single" w:color="D8DAE0" w:sz="2"/>
             </w:tcBorders>
             <w:shd w:fill="FFFFFF" w:color="auto" w:val="clear"/>
             <w:tcMar>
@@ -1871,7 +1871,7 @@
             <w:r>
               <w:rPr>
                 <w:rFonts w:ascii="Arial" w:cs="Arial" w:eastAsia="Arial" w:hAnsi="Arial"/>
-                <w:color w:val="1F2120"/>
+                <w:color w:val="1A202C"/>
                 <w:sz w:val="20"/>
                 <w:szCs w:val="20"/>
               </w:rPr>
@@ -1885,7 +1885,7 @@
             <w:r>
               <w:rPr>
                 <w:rFonts w:ascii="Arial" w:cs="Arial" w:eastAsia="Arial" w:hAnsi="Arial"/>
-                <w:color w:val="1F2120"/>
+                <w:color w:val="1A202C"/>
                 <w:sz w:val="20"/>
                 <w:szCs w:val="20"/>
               </w:rPr>
@@ -1899,12 +1899,12 @@
           <w:tcPr>
             <w:tcW w:type="dxa" w:w="5544"/>
             <w:tcBorders>
-              <w:top w:val="single" w:color="DCD9CC" w:sz="2"/>
-              <w:left w:val="single" w:color="DCD9CC" w:sz="2"/>
-              <w:bottom w:val="single" w:color="DCD9CC" w:sz="2"/>
-              <w:right w:val="single" w:color="DCD9CC" w:sz="2"/>
-            </w:tcBorders>
-            <w:shd w:fill="EEECE1" w:color="auto" w:val="clear"/>
+              <w:top w:val="single" w:color="D8DAE0" w:sz="2"/>
+              <w:left w:val="single" w:color="D8DAE0" w:sz="2"/>
+              <w:bottom w:val="single" w:color="D8DAE0" w:sz="2"/>
+              <w:right w:val="single" w:color="D8DAE0" w:sz="2"/>
+            </w:tcBorders>
+            <w:shd w:fill="EDF0F5" w:color="auto" w:val="clear"/>
             <w:tcMar>
               <w:top w:type="dxa" w:w="120"/>
               <w:left w:type="dxa" w:w="160"/>
@@ -1919,7 +1919,7 @@
             <w:r>
               <w:rPr>
                 <w:rFonts w:ascii="Arial" w:cs="Arial" w:eastAsia="Arial" w:hAnsi="Arial"/>
-                <w:color w:val="1F2120"/>
+                <w:color w:val="1A202C"/>
                 <w:sz w:val="22"/>
                 <w:szCs w:val="22"/>
               </w:rPr>
@@ -1933,7 +1933,7 @@
             <w:r>
               <w:rPr>
                 <w:rFonts w:ascii="Arial" w:cs="Arial" w:eastAsia="Arial" w:hAnsi="Arial"/>
-                <w:color w:val="1F2120"/>
+                <w:color w:val="1A202C"/>
                 <w:sz w:val="22"/>
                 <w:szCs w:val="22"/>
               </w:rPr>
@@ -1945,10 +1945,10 @@
           <w:tcPr>
             <w:tcW w:type="dxa" w:w="4536"/>
             <w:tcBorders>
-              <w:top w:val="single" w:color="DCD9CC" w:sz="2"/>
-              <w:left w:val="single" w:color="DCD9CC" w:sz="2"/>
-              <w:bottom w:val="single" w:color="DCD9CC" w:sz="2"/>
-              <w:right w:val="single" w:color="DCD9CC" w:sz="2"/>
+              <w:top w:val="single" w:color="D8DAE0" w:sz="2"/>
+              <w:left w:val="single" w:color="D8DAE0" w:sz="2"/>
+              <w:bottom w:val="single" w:color="D8DAE0" w:sz="2"/>
+              <w:right w:val="single" w:color="D8DAE0" w:sz="2"/>
             </w:tcBorders>
             <w:shd w:fill="FFFFFF" w:color="auto" w:val="clear"/>
             <w:tcMar>
@@ -1965,7 +1965,7 @@
             <w:r>
               <w:rPr>
                 <w:rFonts w:ascii="Arial" w:cs="Arial" w:eastAsia="Arial" w:hAnsi="Arial"/>
-                <w:color w:val="1F2120"/>
+                <w:color w:val="1A202C"/>
                 <w:sz w:val="20"/>
                 <w:szCs w:val="20"/>
               </w:rPr>
@@ -1979,7 +1979,7 @@
             <w:r>
               <w:rPr>
                 <w:rFonts w:ascii="Arial" w:cs="Arial" w:eastAsia="Arial" w:hAnsi="Arial"/>
-                <w:color w:val="1F2120"/>
+                <w:color w:val="1A202C"/>
                 <w:sz w:val="20"/>
                 <w:szCs w:val="20"/>
               </w:rPr>
@@ -1993,7 +1993,7 @@
             <w:r>
               <w:rPr>
                 <w:rFonts w:ascii="Arial" w:cs="Arial" w:eastAsia="Arial" w:hAnsi="Arial"/>
-                <w:color w:val="1F2120"/>
+                <w:color w:val="1A202C"/>
                 <w:sz w:val="20"/>
                 <w:szCs w:val="20"/>
               </w:rPr>
@@ -2007,12 +2007,12 @@
           <w:tcPr>
             <w:tcW w:type="dxa" w:w="5544"/>
             <w:tcBorders>
-              <w:top w:val="single" w:color="DCD9CC" w:sz="2"/>
-              <w:left w:val="single" w:color="DCD9CC" w:sz="2"/>
-              <w:bottom w:val="single" w:color="DCD9CC" w:sz="2"/>
-              <w:right w:val="single" w:color="DCD9CC" w:sz="2"/>
-            </w:tcBorders>
-            <w:shd w:fill="EEECE1" w:color="auto" w:val="clear"/>
+              <w:top w:val="single" w:color="D8DAE0" w:sz="2"/>
+              <w:left w:val="single" w:color="D8DAE0" w:sz="2"/>
+              <w:bottom w:val="single" w:color="D8DAE0" w:sz="2"/>
+              <w:right w:val="single" w:color="D8DAE0" w:sz="2"/>
+            </w:tcBorders>
+            <w:shd w:fill="EDF0F5" w:color="auto" w:val="clear"/>
             <w:tcMar>
               <w:top w:type="dxa" w:w="120"/>
               <w:left w:type="dxa" w:w="160"/>
@@ -2027,7 +2027,7 @@
             <w:r>
               <w:rPr>
                 <w:rFonts w:ascii="Arial" w:cs="Arial" w:eastAsia="Arial" w:hAnsi="Arial"/>
-                <w:color w:val="1F2120"/>
+                <w:color w:val="1A202C"/>
                 <w:sz w:val="22"/>
                 <w:szCs w:val="22"/>
               </w:rPr>
@@ -2041,7 +2041,7 @@
             <w:r>
               <w:rPr>
                 <w:rFonts w:ascii="Arial" w:cs="Arial" w:eastAsia="Arial" w:hAnsi="Arial"/>
-                <w:color w:val="1F2120"/>
+                <w:color w:val="1A202C"/>
                 <w:sz w:val="22"/>
                 <w:szCs w:val="22"/>
               </w:rPr>
@@ -2053,10 +2053,10 @@
           <w:tcPr>
             <w:tcW w:type="dxa" w:w="4536"/>
             <w:tcBorders>
-              <w:top w:val="single" w:color="DCD9CC" w:sz="2"/>
-              <w:left w:val="single" w:color="DCD9CC" w:sz="2"/>
-              <w:bottom w:val="single" w:color="DCD9CC" w:sz="2"/>
-              <w:right w:val="single" w:color="DCD9CC" w:sz="2"/>
+              <w:top w:val="single" w:color="D8DAE0" w:sz="2"/>
+              <w:left w:val="single" w:color="D8DAE0" w:sz="2"/>
+              <w:bottom w:val="single" w:color="D8DAE0" w:sz="2"/>
+              <w:right w:val="single" w:color="D8DAE0" w:sz="2"/>
             </w:tcBorders>
             <w:shd w:fill="FFFFFF" w:color="auto" w:val="clear"/>
             <w:tcMar>
@@ -2073,7 +2073,7 @@
             <w:r>
               <w:rPr>
                 <w:rFonts w:ascii="Arial" w:cs="Arial" w:eastAsia="Arial" w:hAnsi="Arial"/>
-                <w:color w:val="1F2120"/>
+                <w:color w:val="1A202C"/>
                 <w:sz w:val="20"/>
                 <w:szCs w:val="20"/>
               </w:rPr>
@@ -2087,7 +2087,7 @@
             <w:r>
               <w:rPr>
                 <w:rFonts w:ascii="Arial" w:cs="Arial" w:eastAsia="Arial" w:hAnsi="Arial"/>
-                <w:color w:val="1F2120"/>
+                <w:color w:val="1A202C"/>
                 <w:sz w:val="20"/>
                 <w:szCs w:val="20"/>
               </w:rPr>
@@ -2117,12 +2117,12 @@
           <w:tcPr>
             <w:tcW w:type="dxa" w:w="10080"/>
             <w:tcBorders>
-              <w:top w:val="single" w:color="DCD9CC" w:sz="2"/>
-              <w:left w:val="single" w:color="CF3338" w:sz="24"/>
-              <w:bottom w:val="single" w:color="DCD9CC" w:sz="2"/>
-              <w:right w:val="single" w:color="DCD9CC" w:sz="2"/>
-            </w:tcBorders>
-            <w:shd w:fill="F7F5EE" w:color="auto" w:val="clear"/>
+              <w:top w:val="single" w:color="D8DAE0" w:sz="2"/>
+              <w:left w:val="single" w:color="2A4365" w:sz="24"/>
+              <w:bottom w:val="single" w:color="D8DAE0" w:sz="2"/>
+              <w:right w:val="single" w:color="D8DAE0" w:sz="2"/>
+            </w:tcBorders>
+            <w:shd w:fill="F1EFE8" w:color="auto" w:val="clear"/>
             <w:tcMar>
               <w:top w:type="dxa" w:w="140"/>
               <w:left w:type="dxa" w:w="200"/>
@@ -2139,7 +2139,7 @@
                 <w:rFonts w:ascii="Arial" w:cs="Arial" w:eastAsia="Arial" w:hAnsi="Arial"/>
                 <w:b/>
                 <w:bCs/>
-                <w:color w:val="CF3338"/>
+                <w:color w:val="2A4365"/>
                 <w:sz w:val="20"/>
                 <w:szCs w:val="20"/>
               </w:rPr>
@@ -2153,7 +2153,7 @@
             <w:r>
               <w:rPr>
                 <w:rFonts w:ascii="Arial" w:cs="Arial" w:eastAsia="Arial" w:hAnsi="Arial"/>
-                <w:color w:val="1F2120"/>
+                <w:color w:val="1A202C"/>
                 <w:sz w:val="22"/>
                 <w:szCs w:val="22"/>
               </w:rPr>
@@ -2167,7 +2167,7 @@
             <w:r>
               <w:rPr>
                 <w:rFonts w:ascii="Arial" w:cs="Arial" w:eastAsia="Arial" w:hAnsi="Arial"/>
-                <w:color w:val="1F2120"/>
+                <w:color w:val="1A202C"/>
                 <w:sz w:val="22"/>
                 <w:szCs w:val="22"/>
               </w:rPr>
@@ -2181,7 +2181,7 @@
             <w:r>
               <w:rPr>
                 <w:rFonts w:ascii="Arial" w:cs="Arial" w:eastAsia="Arial" w:hAnsi="Arial"/>
-                <w:color w:val="1F2120"/>
+                <w:color w:val="1A202C"/>
                 <w:sz w:val="22"/>
                 <w:szCs w:val="22"/>
               </w:rPr>
@@ -2199,7 +2199,7 @@
     <w:p>
       <w:pPr>
         <w:pBdr>
-          <w:bottom w:val="single" w:color="CF3338" w:sz="8" w:space="1"/>
+          <w:bottom w:val="single" w:color="2A4365" w:sz="8" w:space="1"/>
         </w:pBdr>
         <w:spacing w:after="160" w:before="320"/>
       </w:pPr>
@@ -2208,7 +2208,7 @@
           <w:rFonts w:ascii="Arial" w:cs="Arial" w:eastAsia="Arial" w:hAnsi="Arial"/>
           <w:b/>
           <w:bCs/>
-          <w:color w:val="CF3338"/>
+          <w:color w:val="2A4365"/>
           <w:sz w:val="28"/>
           <w:szCs w:val="28"/>
         </w:rPr>
@@ -2219,7 +2219,7 @@
           <w:rFonts w:ascii="Arial" w:cs="Arial" w:eastAsia="Arial" w:hAnsi="Arial"/>
           <w:b/>
           <w:bCs/>
-          <w:color w:val="1F2120"/>
+          <w:color w:val="1A202C"/>
           <w:sz w:val="28"/>
           <w:szCs w:val="28"/>
         </w:rPr>
@@ -2230,7 +2230,7 @@
           <w:rFonts w:ascii="Arial" w:cs="Arial" w:eastAsia="Arial" w:hAnsi="Arial"/>
           <w:i/>
           <w:iCs/>
-          <w:color w:val="707070"/>
+          <w:color w:val="718096"/>
           <w:sz w:val="20"/>
           <w:szCs w:val="20"/>
         </w:rPr>
@@ -2249,7 +2249,7 @@
           <w:bCs w:val="false"/>
           <w:i w:val="false"/>
           <w:iCs w:val="false"/>
-          <w:color w:val="1F2120"/>
+          <w:color w:val="1A202C"/>
           <w:sz w:val="22"/>
           <w:szCs w:val="22"/>
         </w:rPr>
@@ -2266,7 +2266,7 @@
           <w:rFonts w:ascii="Arial" w:cs="Arial" w:eastAsia="Arial" w:hAnsi="Arial"/>
           <w:b/>
           <w:bCs/>
-          <w:color w:val="CF3338"/>
+          <w:color w:val="2A4365"/>
           <w:sz w:val="24"/>
           <w:szCs w:val="24"/>
         </w:rPr>
@@ -2297,12 +2297,12 @@
           <w:tcPr>
             <w:tcW w:type="dxa" w:w="5544"/>
             <w:tcBorders>
-              <w:top w:val="single" w:color="DCD9CC" w:sz="2"/>
-              <w:left w:val="single" w:color="DCD9CC" w:sz="2"/>
-              <w:bottom w:val="single" w:color="DCD9CC" w:sz="2"/>
-              <w:right w:val="single" w:color="DCD9CC" w:sz="2"/>
-            </w:tcBorders>
-            <w:shd w:fill="CF3338" w:color="auto" w:val="clear"/>
+              <w:top w:val="single" w:color="D8DAE0" w:sz="2"/>
+              <w:left w:val="single" w:color="D8DAE0" w:sz="2"/>
+              <w:bottom w:val="single" w:color="D8DAE0" w:sz="2"/>
+              <w:right w:val="single" w:color="D8DAE0" w:sz="2"/>
+            </w:tcBorders>
+            <w:shd w:fill="2A4365" w:color="auto" w:val="clear"/>
             <w:tcMar>
               <w:top w:type="dxa" w:w="80"/>
               <w:left w:type="dxa" w:w="160"/>
@@ -2328,12 +2328,12 @@
           <w:tcPr>
             <w:tcW w:type="dxa" w:w="4536"/>
             <w:tcBorders>
-              <w:top w:val="single" w:color="DCD9CC" w:sz="2"/>
-              <w:left w:val="single" w:color="DCD9CC" w:sz="2"/>
-              <w:bottom w:val="single" w:color="DCD9CC" w:sz="2"/>
-              <w:right w:val="single" w:color="DCD9CC" w:sz="2"/>
-            </w:tcBorders>
-            <w:shd w:fill="1F2120" w:color="auto" w:val="clear"/>
+              <w:top w:val="single" w:color="D8DAE0" w:sz="2"/>
+              <w:left w:val="single" w:color="D8DAE0" w:sz="2"/>
+              <w:bottom w:val="single" w:color="D8DAE0" w:sz="2"/>
+              <w:right w:val="single" w:color="D8DAE0" w:sz="2"/>
+            </w:tcBorders>
+            <w:shd w:fill="1A202C" w:color="auto" w:val="clear"/>
             <w:tcMar>
               <w:top w:type="dxa" w:w="80"/>
               <w:left w:type="dxa" w:w="160"/>
@@ -2361,12 +2361,12 @@
           <w:tcPr>
             <w:tcW w:type="dxa" w:w="5544"/>
             <w:tcBorders>
-              <w:top w:val="single" w:color="DCD9CC" w:sz="2"/>
-              <w:left w:val="single" w:color="DCD9CC" w:sz="2"/>
-              <w:bottom w:val="single" w:color="DCD9CC" w:sz="2"/>
-              <w:right w:val="single" w:color="DCD9CC" w:sz="2"/>
-            </w:tcBorders>
-            <w:shd w:fill="EEECE1" w:color="auto" w:val="clear"/>
+              <w:top w:val="single" w:color="D8DAE0" w:sz="2"/>
+              <w:left w:val="single" w:color="D8DAE0" w:sz="2"/>
+              <w:bottom w:val="single" w:color="D8DAE0" w:sz="2"/>
+              <w:right w:val="single" w:color="D8DAE0" w:sz="2"/>
+            </w:tcBorders>
+            <w:shd w:fill="EDF0F5" w:color="auto" w:val="clear"/>
             <w:tcMar>
               <w:top w:type="dxa" w:w="120"/>
               <w:left w:type="dxa" w:w="160"/>
@@ -2381,7 +2381,7 @@
             <w:r>
               <w:rPr>
                 <w:rFonts w:ascii="Arial" w:cs="Arial" w:eastAsia="Arial" w:hAnsi="Arial"/>
-                <w:color w:val="1F2120"/>
+                <w:color w:val="1A202C"/>
                 <w:sz w:val="22"/>
                 <w:szCs w:val="22"/>
               </w:rPr>
@@ -2395,7 +2395,7 @@
             <w:r>
               <w:rPr>
                 <w:rFonts w:ascii="Arial" w:cs="Arial" w:eastAsia="Arial" w:hAnsi="Arial"/>
-                <w:color w:val="1F2120"/>
+                <w:color w:val="1A202C"/>
                 <w:sz w:val="22"/>
                 <w:szCs w:val="22"/>
               </w:rPr>
@@ -2407,10 +2407,10 @@
           <w:tcPr>
             <w:tcW w:type="dxa" w:w="4536"/>
             <w:tcBorders>
-              <w:top w:val="single" w:color="DCD9CC" w:sz="2"/>
-              <w:left w:val="single" w:color="DCD9CC" w:sz="2"/>
-              <w:bottom w:val="single" w:color="DCD9CC" w:sz="2"/>
-              <w:right w:val="single" w:color="DCD9CC" w:sz="2"/>
+              <w:top w:val="single" w:color="D8DAE0" w:sz="2"/>
+              <w:left w:val="single" w:color="D8DAE0" w:sz="2"/>
+              <w:bottom w:val="single" w:color="D8DAE0" w:sz="2"/>
+              <w:right w:val="single" w:color="D8DAE0" w:sz="2"/>
             </w:tcBorders>
             <w:shd w:fill="FFFFFF" w:color="auto" w:val="clear"/>
             <w:tcMar>
@@ -2427,7 +2427,7 @@
             <w:r>
               <w:rPr>
                 <w:rFonts w:ascii="Arial" w:cs="Arial" w:eastAsia="Arial" w:hAnsi="Arial"/>
-                <w:color w:val="1F2120"/>
+                <w:color w:val="1A202C"/>
                 <w:sz w:val="20"/>
                 <w:szCs w:val="20"/>
               </w:rPr>
@@ -2441,7 +2441,7 @@
             <w:r>
               <w:rPr>
                 <w:rFonts w:ascii="Arial" w:cs="Arial" w:eastAsia="Arial" w:hAnsi="Arial"/>
-                <w:color w:val="1F2120"/>
+                <w:color w:val="1A202C"/>
                 <w:sz w:val="20"/>
                 <w:szCs w:val="20"/>
               </w:rPr>
@@ -2455,7 +2455,7 @@
             <w:r>
               <w:rPr>
                 <w:rFonts w:ascii="Arial" w:cs="Arial" w:eastAsia="Arial" w:hAnsi="Arial"/>
-                <w:color w:val="1F2120"/>
+                <w:color w:val="1A202C"/>
                 <w:sz w:val="20"/>
                 <w:szCs w:val="20"/>
               </w:rPr>
@@ -2464,13 +2464,13 @@
           </w:p>
           <w:p>
             <w:pPr>
-              <w:shd w:fill="F7F5EE" w:color="auto" w:val="clear"/>
+              <w:shd w:fill="F1EFE8" w:color="auto" w:val="clear"/>
               <w:spacing w:after="40" w:line="260"/>
             </w:pPr>
             <w:r>
               <w:rPr>
                 <w:rFonts w:ascii="Courier New" w:cs="Courier New" w:eastAsia="Courier New" w:hAnsi="Courier New"/>
-                <w:color w:val="1F2120"/>
+                <w:color w:val="1A202C"/>
                 <w:sz w:val="18"/>
                 <w:szCs w:val="18"/>
               </w:rPr>
@@ -2479,13 +2479,13 @@
           </w:p>
           <w:p>
             <w:pPr>
-              <w:shd w:fill="F7F5EE" w:color="auto" w:val="clear"/>
+              <w:shd w:fill="F1EFE8" w:color="auto" w:val="clear"/>
               <w:spacing w:after="40" w:line="260"/>
             </w:pPr>
             <w:r>
               <w:rPr>
                 <w:rFonts w:ascii="Courier New" w:cs="Courier New" w:eastAsia="Courier New" w:hAnsi="Courier New"/>
-                <w:color w:val="1F2120"/>
+                <w:color w:val="1A202C"/>
                 <w:sz w:val="18"/>
                 <w:szCs w:val="18"/>
               </w:rPr>
@@ -2499,12 +2499,12 @@
           <w:tcPr>
             <w:tcW w:type="dxa" w:w="5544"/>
             <w:tcBorders>
-              <w:top w:val="single" w:color="DCD9CC" w:sz="2"/>
-              <w:left w:val="single" w:color="DCD9CC" w:sz="2"/>
-              <w:bottom w:val="single" w:color="DCD9CC" w:sz="2"/>
-              <w:right w:val="single" w:color="DCD9CC" w:sz="2"/>
-            </w:tcBorders>
-            <w:shd w:fill="EEECE1" w:color="auto" w:val="clear"/>
+              <w:top w:val="single" w:color="D8DAE0" w:sz="2"/>
+              <w:left w:val="single" w:color="D8DAE0" w:sz="2"/>
+              <w:bottom w:val="single" w:color="D8DAE0" w:sz="2"/>
+              <w:right w:val="single" w:color="D8DAE0" w:sz="2"/>
+            </w:tcBorders>
+            <w:shd w:fill="EDF0F5" w:color="auto" w:val="clear"/>
             <w:tcMar>
               <w:top w:type="dxa" w:w="120"/>
               <w:left w:type="dxa" w:w="160"/>
@@ -2519,7 +2519,7 @@
             <w:r>
               <w:rPr>
                 <w:rFonts w:ascii="Arial" w:cs="Arial" w:eastAsia="Arial" w:hAnsi="Arial"/>
-                <w:color w:val="1F2120"/>
+                <w:color w:val="1A202C"/>
                 <w:sz w:val="22"/>
                 <w:szCs w:val="22"/>
               </w:rPr>
@@ -2531,10 +2531,10 @@
           <w:tcPr>
             <w:tcW w:type="dxa" w:w="4536"/>
             <w:tcBorders>
-              <w:top w:val="single" w:color="DCD9CC" w:sz="2"/>
-              <w:left w:val="single" w:color="DCD9CC" w:sz="2"/>
-              <w:bottom w:val="single" w:color="DCD9CC" w:sz="2"/>
-              <w:right w:val="single" w:color="DCD9CC" w:sz="2"/>
+              <w:top w:val="single" w:color="D8DAE0" w:sz="2"/>
+              <w:left w:val="single" w:color="D8DAE0" w:sz="2"/>
+              <w:bottom w:val="single" w:color="D8DAE0" w:sz="2"/>
+              <w:right w:val="single" w:color="D8DAE0" w:sz="2"/>
             </w:tcBorders>
             <w:shd w:fill="FFFFFF" w:color="auto" w:val="clear"/>
             <w:tcMar>
@@ -2551,7 +2551,7 @@
             <w:r>
               <w:rPr>
                 <w:rFonts w:ascii="Arial" w:cs="Arial" w:eastAsia="Arial" w:hAnsi="Arial"/>
-                <w:color w:val="1F2120"/>
+                <w:color w:val="1A202C"/>
                 <w:sz w:val="20"/>
                 <w:szCs w:val="20"/>
               </w:rPr>
@@ -2571,7 +2571,7 @@
           <w:rFonts w:ascii="Arial" w:cs="Arial" w:eastAsia="Arial" w:hAnsi="Arial"/>
           <w:b/>
           <w:bCs/>
-          <w:color w:val="CF3338"/>
+          <w:color w:val="2A4365"/>
           <w:sz w:val="24"/>
           <w:szCs w:val="24"/>
         </w:rPr>
@@ -2602,12 +2602,12 @@
           <w:tcPr>
             <w:tcW w:type="dxa" w:w="5544"/>
             <w:tcBorders>
-              <w:top w:val="single" w:color="DCD9CC" w:sz="2"/>
-              <w:left w:val="single" w:color="DCD9CC" w:sz="2"/>
-              <w:bottom w:val="single" w:color="DCD9CC" w:sz="2"/>
-              <w:right w:val="single" w:color="DCD9CC" w:sz="2"/>
-            </w:tcBorders>
-            <w:shd w:fill="CF3338" w:color="auto" w:val="clear"/>
+              <w:top w:val="single" w:color="D8DAE0" w:sz="2"/>
+              <w:left w:val="single" w:color="D8DAE0" w:sz="2"/>
+              <w:bottom w:val="single" w:color="D8DAE0" w:sz="2"/>
+              <w:right w:val="single" w:color="D8DAE0" w:sz="2"/>
+            </w:tcBorders>
+            <w:shd w:fill="2A4365" w:color="auto" w:val="clear"/>
             <w:tcMar>
               <w:top w:type="dxa" w:w="80"/>
               <w:left w:type="dxa" w:w="160"/>
@@ -2633,12 +2633,12 @@
           <w:tcPr>
             <w:tcW w:type="dxa" w:w="4536"/>
             <w:tcBorders>
-              <w:top w:val="single" w:color="DCD9CC" w:sz="2"/>
-              <w:left w:val="single" w:color="DCD9CC" w:sz="2"/>
-              <w:bottom w:val="single" w:color="DCD9CC" w:sz="2"/>
-              <w:right w:val="single" w:color="DCD9CC" w:sz="2"/>
-            </w:tcBorders>
-            <w:shd w:fill="1F2120" w:color="auto" w:val="clear"/>
+              <w:top w:val="single" w:color="D8DAE0" w:sz="2"/>
+              <w:left w:val="single" w:color="D8DAE0" w:sz="2"/>
+              <w:bottom w:val="single" w:color="D8DAE0" w:sz="2"/>
+              <w:right w:val="single" w:color="D8DAE0" w:sz="2"/>
+            </w:tcBorders>
+            <w:shd w:fill="1A202C" w:color="auto" w:val="clear"/>
             <w:tcMar>
               <w:top w:type="dxa" w:w="80"/>
               <w:left w:type="dxa" w:w="160"/>
@@ -2666,12 +2666,12 @@
           <w:tcPr>
             <w:tcW w:type="dxa" w:w="5544"/>
             <w:tcBorders>
-              <w:top w:val="single" w:color="DCD9CC" w:sz="2"/>
-              <w:left w:val="single" w:color="DCD9CC" w:sz="2"/>
-              <w:bottom w:val="single" w:color="DCD9CC" w:sz="2"/>
-              <w:right w:val="single" w:color="DCD9CC" w:sz="2"/>
-            </w:tcBorders>
-            <w:shd w:fill="EEECE1" w:color="auto" w:val="clear"/>
+              <w:top w:val="single" w:color="D8DAE0" w:sz="2"/>
+              <w:left w:val="single" w:color="D8DAE0" w:sz="2"/>
+              <w:bottom w:val="single" w:color="D8DAE0" w:sz="2"/>
+              <w:right w:val="single" w:color="D8DAE0" w:sz="2"/>
+            </w:tcBorders>
+            <w:shd w:fill="EDF0F5" w:color="auto" w:val="clear"/>
             <w:tcMar>
               <w:top w:type="dxa" w:w="120"/>
               <w:left w:type="dxa" w:w="160"/>
@@ -2686,7 +2686,7 @@
             <w:r>
               <w:rPr>
                 <w:rFonts w:ascii="Arial" w:cs="Arial" w:eastAsia="Arial" w:hAnsi="Arial"/>
-                <w:color w:val="1F2120"/>
+                <w:color w:val="1A202C"/>
                 <w:sz w:val="22"/>
                 <w:szCs w:val="22"/>
               </w:rPr>
@@ -2700,7 +2700,7 @@
             <w:r>
               <w:rPr>
                 <w:rFonts w:ascii="Arial" w:cs="Arial" w:eastAsia="Arial" w:hAnsi="Arial"/>
-                <w:color w:val="1F2120"/>
+                <w:color w:val="1A202C"/>
                 <w:sz w:val="22"/>
                 <w:szCs w:val="22"/>
               </w:rPr>
@@ -2712,10 +2712,10 @@
           <w:tcPr>
             <w:tcW w:type="dxa" w:w="4536"/>
             <w:tcBorders>
-              <w:top w:val="single" w:color="DCD9CC" w:sz="2"/>
-              <w:left w:val="single" w:color="DCD9CC" w:sz="2"/>
-              <w:bottom w:val="single" w:color="DCD9CC" w:sz="2"/>
-              <w:right w:val="single" w:color="DCD9CC" w:sz="2"/>
+              <w:top w:val="single" w:color="D8DAE0" w:sz="2"/>
+              <w:left w:val="single" w:color="D8DAE0" w:sz="2"/>
+              <w:bottom w:val="single" w:color="D8DAE0" w:sz="2"/>
+              <w:right w:val="single" w:color="D8DAE0" w:sz="2"/>
             </w:tcBorders>
             <w:shd w:fill="FFFFFF" w:color="auto" w:val="clear"/>
             <w:tcMar>
@@ -2732,7 +2732,7 @@
             <w:r>
               <w:rPr>
                 <w:rFonts w:ascii="Arial" w:cs="Arial" w:eastAsia="Arial" w:hAnsi="Arial"/>
-                <w:color w:val="1F2120"/>
+                <w:color w:val="1A202C"/>
                 <w:sz w:val="20"/>
                 <w:szCs w:val="20"/>
               </w:rPr>
@@ -2746,7 +2746,7 @@
             <w:r>
               <w:rPr>
                 <w:rFonts w:ascii="Arial" w:cs="Arial" w:eastAsia="Arial" w:hAnsi="Arial"/>
-                <w:color w:val="1F2120"/>
+                <w:color w:val="1A202C"/>
                 <w:sz w:val="20"/>
                 <w:szCs w:val="20"/>
               </w:rPr>
@@ -2760,7 +2760,7 @@
             <w:r>
               <w:rPr>
                 <w:rFonts w:ascii="Arial" w:cs="Arial" w:eastAsia="Arial" w:hAnsi="Arial"/>
-                <w:color w:val="1F2120"/>
+                <w:color w:val="1A202C"/>
                 <w:sz w:val="20"/>
                 <w:szCs w:val="20"/>
               </w:rPr>
@@ -2774,7 +2774,7 @@
             <w:r>
               <w:rPr>
                 <w:rFonts w:ascii="Arial" w:cs="Arial" w:eastAsia="Arial" w:hAnsi="Arial"/>
-                <w:color w:val="1F2120"/>
+                <w:color w:val="1A202C"/>
                 <w:sz w:val="20"/>
                 <w:szCs w:val="20"/>
               </w:rPr>
@@ -2783,13 +2783,13 @@
           </w:p>
           <w:p>
             <w:pPr>
-              <w:shd w:fill="F7F5EE" w:color="auto" w:val="clear"/>
+              <w:shd w:fill="F1EFE8" w:color="auto" w:val="clear"/>
               <w:spacing w:after="40" w:line="260"/>
             </w:pPr>
             <w:r>
               <w:rPr>
                 <w:rFonts w:ascii="Courier New" w:cs="Courier New" w:eastAsia="Courier New" w:hAnsi="Courier New"/>
-                <w:color w:val="1F2120"/>
+                <w:color w:val="1A202C"/>
                 <w:sz w:val="18"/>
                 <w:szCs w:val="18"/>
               </w:rPr>
@@ -2798,13 +2798,13 @@
           </w:p>
           <w:p>
             <w:pPr>
-              <w:shd w:fill="F7F5EE" w:color="auto" w:val="clear"/>
+              <w:shd w:fill="F1EFE8" w:color="auto" w:val="clear"/>
               <w:spacing w:after="40" w:line="260"/>
             </w:pPr>
             <w:r>
               <w:rPr>
                 <w:rFonts w:ascii="Courier New" w:cs="Courier New" w:eastAsia="Courier New" w:hAnsi="Courier New"/>
-                <w:color w:val="1F2120"/>
+                <w:color w:val="1A202C"/>
                 <w:sz w:val="18"/>
                 <w:szCs w:val="18"/>
               </w:rPr>
@@ -2813,13 +2813,13 @@
           </w:p>
           <w:p>
             <w:pPr>
-              <w:shd w:fill="F7F5EE" w:color="auto" w:val="clear"/>
+              <w:shd w:fill="F1EFE8" w:color="auto" w:val="clear"/>
               <w:spacing w:after="40" w:line="260"/>
             </w:pPr>
             <w:r>
               <w:rPr>
                 <w:rFonts w:ascii="Courier New" w:cs="Courier New" w:eastAsia="Courier New" w:hAnsi="Courier New"/>
-                <w:color w:val="1F2120"/>
+                <w:color w:val="1A202C"/>
                 <w:sz w:val="18"/>
                 <w:szCs w:val="18"/>
               </w:rPr>
@@ -2828,13 +2828,13 @@
           </w:p>
           <w:p>
             <w:pPr>
-              <w:shd w:fill="F7F5EE" w:color="auto" w:val="clear"/>
+              <w:shd w:fill="F1EFE8" w:color="auto" w:val="clear"/>
               <w:spacing w:after="40" w:line="260"/>
             </w:pPr>
             <w:r>
               <w:rPr>
                 <w:rFonts w:ascii="Courier New" w:cs="Courier New" w:eastAsia="Courier New" w:hAnsi="Courier New"/>
-                <w:color w:val="1F2120"/>
+                <w:color w:val="1A202C"/>
                 <w:sz w:val="18"/>
                 <w:szCs w:val="18"/>
               </w:rPr>
@@ -2848,12 +2848,12 @@
           <w:tcPr>
             <w:tcW w:type="dxa" w:w="5544"/>
             <w:tcBorders>
-              <w:top w:val="single" w:color="DCD9CC" w:sz="2"/>
-              <w:left w:val="single" w:color="DCD9CC" w:sz="2"/>
-              <w:bottom w:val="single" w:color="DCD9CC" w:sz="2"/>
-              <w:right w:val="single" w:color="DCD9CC" w:sz="2"/>
-            </w:tcBorders>
-            <w:shd w:fill="EEECE1" w:color="auto" w:val="clear"/>
+              <w:top w:val="single" w:color="D8DAE0" w:sz="2"/>
+              <w:left w:val="single" w:color="D8DAE0" w:sz="2"/>
+              <w:bottom w:val="single" w:color="D8DAE0" w:sz="2"/>
+              <w:right w:val="single" w:color="D8DAE0" w:sz="2"/>
+            </w:tcBorders>
+            <w:shd w:fill="EDF0F5" w:color="auto" w:val="clear"/>
             <w:tcMar>
               <w:top w:type="dxa" w:w="120"/>
               <w:left w:type="dxa" w:w="160"/>
@@ -2868,7 +2868,7 @@
             <w:r>
               <w:rPr>
                 <w:rFonts w:ascii="Arial" w:cs="Arial" w:eastAsia="Arial" w:hAnsi="Arial"/>
-                <w:color w:val="1F2120"/>
+                <w:color w:val="1A202C"/>
                 <w:sz w:val="22"/>
                 <w:szCs w:val="22"/>
               </w:rPr>
@@ -2882,7 +2882,7 @@
             <w:r>
               <w:rPr>
                 <w:rFonts w:ascii="Arial" w:cs="Arial" w:eastAsia="Arial" w:hAnsi="Arial"/>
-                <w:color w:val="1F2120"/>
+                <w:color w:val="1A202C"/>
                 <w:sz w:val="22"/>
                 <w:szCs w:val="22"/>
               </w:rPr>
@@ -2894,10 +2894,10 @@
           <w:tcPr>
             <w:tcW w:type="dxa" w:w="4536"/>
             <w:tcBorders>
-              <w:top w:val="single" w:color="DCD9CC" w:sz="2"/>
-              <w:left w:val="single" w:color="DCD9CC" w:sz="2"/>
-              <w:bottom w:val="single" w:color="DCD9CC" w:sz="2"/>
-              <w:right w:val="single" w:color="DCD9CC" w:sz="2"/>
+              <w:top w:val="single" w:color="D8DAE0" w:sz="2"/>
+              <w:left w:val="single" w:color="D8DAE0" w:sz="2"/>
+              <w:bottom w:val="single" w:color="D8DAE0" w:sz="2"/>
+              <w:right w:val="single" w:color="D8DAE0" w:sz="2"/>
             </w:tcBorders>
             <w:shd w:fill="FFFFFF" w:color="auto" w:val="clear"/>
             <w:tcMar>
@@ -2914,7 +2914,7 @@
             <w:r>
               <w:rPr>
                 <w:rFonts w:ascii="Arial" w:cs="Arial" w:eastAsia="Arial" w:hAnsi="Arial"/>
-                <w:color w:val="1F2120"/>
+                <w:color w:val="1A202C"/>
                 <w:sz w:val="20"/>
                 <w:szCs w:val="20"/>
               </w:rPr>
@@ -2928,7 +2928,7 @@
             <w:r>
               <w:rPr>
                 <w:rFonts w:ascii="Arial" w:cs="Arial" w:eastAsia="Arial" w:hAnsi="Arial"/>
-                <w:color w:val="1F2120"/>
+                <w:color w:val="1A202C"/>
                 <w:sz w:val="20"/>
                 <w:szCs w:val="20"/>
               </w:rPr>
@@ -2942,7 +2942,7 @@
             <w:r>
               <w:rPr>
                 <w:rFonts w:ascii="Arial" w:cs="Arial" w:eastAsia="Arial" w:hAnsi="Arial"/>
-                <w:color w:val="1F2120"/>
+                <w:color w:val="1A202C"/>
                 <w:sz w:val="20"/>
                 <w:szCs w:val="20"/>
               </w:rPr>
@@ -2951,13 +2951,13 @@
           </w:p>
           <w:p>
             <w:pPr>
-              <w:shd w:fill="F7F5EE" w:color="auto" w:val="clear"/>
+              <w:shd w:fill="F1EFE8" w:color="auto" w:val="clear"/>
               <w:spacing w:after="40" w:line="260"/>
             </w:pPr>
             <w:r>
               <w:rPr>
                 <w:rFonts w:ascii="Courier New" w:cs="Courier New" w:eastAsia="Courier New" w:hAnsi="Courier New"/>
-                <w:color w:val="1F2120"/>
+                <w:color w:val="1A202C"/>
                 <w:sz w:val="18"/>
                 <w:szCs w:val="18"/>
               </w:rPr>
@@ -2966,13 +2966,13 @@
           </w:p>
           <w:p>
             <w:pPr>
-              <w:shd w:fill="F7F5EE" w:color="auto" w:val="clear"/>
+              <w:shd w:fill="F1EFE8" w:color="auto" w:val="clear"/>
               <w:spacing w:after="40" w:line="260"/>
             </w:pPr>
             <w:r>
               <w:rPr>
                 <w:rFonts w:ascii="Courier New" w:cs="Courier New" w:eastAsia="Courier New" w:hAnsi="Courier New"/>
-                <w:color w:val="1F2120"/>
+                <w:color w:val="1A202C"/>
                 <w:sz w:val="18"/>
                 <w:szCs w:val="18"/>
               </w:rPr>
@@ -2992,7 +2992,7 @@
           <w:rFonts w:ascii="Arial" w:cs="Arial" w:eastAsia="Arial" w:hAnsi="Arial"/>
           <w:b/>
           <w:bCs/>
-          <w:color w:val="CF3338"/>
+          <w:color w:val="2A4365"/>
           <w:sz w:val="24"/>
           <w:szCs w:val="24"/>
         </w:rPr>
@@ -3023,12 +3023,12 @@
           <w:tcPr>
             <w:tcW w:type="dxa" w:w="5544"/>
             <w:tcBorders>
-              <w:top w:val="single" w:color="DCD9CC" w:sz="2"/>
-              <w:left w:val="single" w:color="DCD9CC" w:sz="2"/>
-              <w:bottom w:val="single" w:color="DCD9CC" w:sz="2"/>
-              <w:right w:val="single" w:color="DCD9CC" w:sz="2"/>
-            </w:tcBorders>
-            <w:shd w:fill="CF3338" w:color="auto" w:val="clear"/>
+              <w:top w:val="single" w:color="D8DAE0" w:sz="2"/>
+              <w:left w:val="single" w:color="D8DAE0" w:sz="2"/>
+              <w:bottom w:val="single" w:color="D8DAE0" w:sz="2"/>
+              <w:right w:val="single" w:color="D8DAE0" w:sz="2"/>
+            </w:tcBorders>
+            <w:shd w:fill="2A4365" w:color="auto" w:val="clear"/>
             <w:tcMar>
               <w:top w:type="dxa" w:w="80"/>
               <w:left w:type="dxa" w:w="160"/>
@@ -3054,12 +3054,12 @@
           <w:tcPr>
             <w:tcW w:type="dxa" w:w="4536"/>
             <w:tcBorders>
-              <w:top w:val="single" w:color="DCD9CC" w:sz="2"/>
-              <w:left w:val="single" w:color="DCD9CC" w:sz="2"/>
-              <w:bottom w:val="single" w:color="DCD9CC" w:sz="2"/>
-              <w:right w:val="single" w:color="DCD9CC" w:sz="2"/>
-            </w:tcBorders>
-            <w:shd w:fill="1F2120" w:color="auto" w:val="clear"/>
+              <w:top w:val="single" w:color="D8DAE0" w:sz="2"/>
+              <w:left w:val="single" w:color="D8DAE0" w:sz="2"/>
+              <w:bottom w:val="single" w:color="D8DAE0" w:sz="2"/>
+              <w:right w:val="single" w:color="D8DAE0" w:sz="2"/>
+            </w:tcBorders>
+            <w:shd w:fill="1A202C" w:color="auto" w:val="clear"/>
             <w:tcMar>
               <w:top w:type="dxa" w:w="80"/>
               <w:left w:type="dxa" w:w="160"/>
@@ -3087,12 +3087,12 @@
           <w:tcPr>
             <w:tcW w:type="dxa" w:w="5544"/>
             <w:tcBorders>
-              <w:top w:val="single" w:color="DCD9CC" w:sz="2"/>
-              <w:left w:val="single" w:color="DCD9CC" w:sz="2"/>
-              <w:bottom w:val="single" w:color="DCD9CC" w:sz="2"/>
-              <w:right w:val="single" w:color="DCD9CC" w:sz="2"/>
-            </w:tcBorders>
-            <w:shd w:fill="EEECE1" w:color="auto" w:val="clear"/>
+              <w:top w:val="single" w:color="D8DAE0" w:sz="2"/>
+              <w:left w:val="single" w:color="D8DAE0" w:sz="2"/>
+              <w:bottom w:val="single" w:color="D8DAE0" w:sz="2"/>
+              <w:right w:val="single" w:color="D8DAE0" w:sz="2"/>
+            </w:tcBorders>
+            <w:shd w:fill="EDF0F5" w:color="auto" w:val="clear"/>
             <w:tcMar>
               <w:top w:type="dxa" w:w="120"/>
               <w:left w:type="dxa" w:w="160"/>
@@ -3107,7 +3107,7 @@
             <w:r>
               <w:rPr>
                 <w:rFonts w:ascii="Arial" w:cs="Arial" w:eastAsia="Arial" w:hAnsi="Arial"/>
-                <w:color w:val="1F2120"/>
+                <w:color w:val="1A202C"/>
                 <w:sz w:val="22"/>
                 <w:szCs w:val="22"/>
               </w:rPr>
@@ -3121,7 +3121,7 @@
             <w:r>
               <w:rPr>
                 <w:rFonts w:ascii="Arial" w:cs="Arial" w:eastAsia="Arial" w:hAnsi="Arial"/>
-                <w:color w:val="1F2120"/>
+                <w:color w:val="1A202C"/>
                 <w:sz w:val="22"/>
                 <w:szCs w:val="22"/>
               </w:rPr>
@@ -3133,10 +3133,10 @@
           <w:tcPr>
             <w:tcW w:type="dxa" w:w="4536"/>
             <w:tcBorders>
-              <w:top w:val="single" w:color="DCD9CC" w:sz="2"/>
-              <w:left w:val="single" w:color="DCD9CC" w:sz="2"/>
-              <w:bottom w:val="single" w:color="DCD9CC" w:sz="2"/>
-              <w:right w:val="single" w:color="DCD9CC" w:sz="2"/>
+              <w:top w:val="single" w:color="D8DAE0" w:sz="2"/>
+              <w:left w:val="single" w:color="D8DAE0" w:sz="2"/>
+              <w:bottom w:val="single" w:color="D8DAE0" w:sz="2"/>
+              <w:right w:val="single" w:color="D8DAE0" w:sz="2"/>
             </w:tcBorders>
             <w:shd w:fill="FFFFFF" w:color="auto" w:val="clear"/>
             <w:tcMar>
@@ -3153,7 +3153,7 @@
             <w:r>
               <w:rPr>
                 <w:rFonts w:ascii="Arial" w:cs="Arial" w:eastAsia="Arial" w:hAnsi="Arial"/>
-                <w:color w:val="1F2120"/>
+                <w:color w:val="1A202C"/>
                 <w:sz w:val="20"/>
                 <w:szCs w:val="20"/>
               </w:rPr>
@@ -3167,7 +3167,7 @@
             <w:r>
               <w:rPr>
                 <w:rFonts w:ascii="Arial" w:cs="Arial" w:eastAsia="Arial" w:hAnsi="Arial"/>
-                <w:color w:val="1F2120"/>
+                <w:color w:val="1A202C"/>
                 <w:sz w:val="20"/>
                 <w:szCs w:val="20"/>
               </w:rPr>
@@ -3176,13 +3176,13 @@
           </w:p>
           <w:p>
             <w:pPr>
-              <w:shd w:fill="F7F5EE" w:color="auto" w:val="clear"/>
+              <w:shd w:fill="F1EFE8" w:color="auto" w:val="clear"/>
               <w:spacing w:after="40" w:line="260"/>
             </w:pPr>
             <w:r>
               <w:rPr>
                 <w:rFonts w:ascii="Courier New" w:cs="Courier New" w:eastAsia="Courier New" w:hAnsi="Courier New"/>
-                <w:color w:val="1F2120"/>
+                <w:color w:val="1A202C"/>
                 <w:sz w:val="18"/>
                 <w:szCs w:val="18"/>
               </w:rPr>
@@ -3191,13 +3191,13 @@
           </w:p>
           <w:p>
             <w:pPr>
-              <w:shd w:fill="F7F5EE" w:color="auto" w:val="clear"/>
+              <w:shd w:fill="F1EFE8" w:color="auto" w:val="clear"/>
               <w:spacing w:after="40" w:line="260"/>
             </w:pPr>
             <w:r>
               <w:rPr>
                 <w:rFonts w:ascii="Courier New" w:cs="Courier New" w:eastAsia="Courier New" w:hAnsi="Courier New"/>
-                <w:color w:val="1F2120"/>
+                <w:color w:val="1A202C"/>
                 <w:sz w:val="18"/>
                 <w:szCs w:val="18"/>
               </w:rPr>
@@ -3211,12 +3211,12 @@
           <w:tcPr>
             <w:tcW w:type="dxa" w:w="5544"/>
             <w:tcBorders>
-              <w:top w:val="single" w:color="DCD9CC" w:sz="2"/>
-              <w:left w:val="single" w:color="DCD9CC" w:sz="2"/>
-              <w:bottom w:val="single" w:color="DCD9CC" w:sz="2"/>
-              <w:right w:val="single" w:color="DCD9CC" w:sz="2"/>
-            </w:tcBorders>
-            <w:shd w:fill="EEECE1" w:color="auto" w:val="clear"/>
+              <w:top w:val="single" w:color="D8DAE0" w:sz="2"/>
+              <w:left w:val="single" w:color="D8DAE0" w:sz="2"/>
+              <w:bottom w:val="single" w:color="D8DAE0" w:sz="2"/>
+              <w:right w:val="single" w:color="D8DAE0" w:sz="2"/>
+            </w:tcBorders>
+            <w:shd w:fill="EDF0F5" w:color="auto" w:val="clear"/>
             <w:tcMar>
               <w:top w:type="dxa" w:w="120"/>
               <w:left w:type="dxa" w:w="160"/>
@@ -3231,7 +3231,7 @@
             <w:r>
               <w:rPr>
                 <w:rFonts w:ascii="Arial" w:cs="Arial" w:eastAsia="Arial" w:hAnsi="Arial"/>
-                <w:color w:val="1F2120"/>
+                <w:color w:val="1A202C"/>
                 <w:sz w:val="22"/>
                 <w:szCs w:val="22"/>
               </w:rPr>
@@ -3245,7 +3245,7 @@
             <w:r>
               <w:rPr>
                 <w:rFonts w:ascii="Arial" w:cs="Arial" w:eastAsia="Arial" w:hAnsi="Arial"/>
-                <w:color w:val="1F2120"/>
+                <w:color w:val="1A202C"/>
                 <w:sz w:val="22"/>
                 <w:szCs w:val="22"/>
               </w:rPr>
@@ -3257,10 +3257,10 @@
           <w:tcPr>
             <w:tcW w:type="dxa" w:w="4536"/>
             <w:tcBorders>
-              <w:top w:val="single" w:color="DCD9CC" w:sz="2"/>
-              <w:left w:val="single" w:color="DCD9CC" w:sz="2"/>
-              <w:bottom w:val="single" w:color="DCD9CC" w:sz="2"/>
-              <w:right w:val="single" w:color="DCD9CC" w:sz="2"/>
+              <w:top w:val="single" w:color="D8DAE0" w:sz="2"/>
+              <w:left w:val="single" w:color="D8DAE0" w:sz="2"/>
+              <w:bottom w:val="single" w:color="D8DAE0" w:sz="2"/>
+              <w:right w:val="single" w:color="D8DAE0" w:sz="2"/>
             </w:tcBorders>
             <w:shd w:fill="FFFFFF" w:color="auto" w:val="clear"/>
             <w:tcMar>
@@ -3277,7 +3277,7 @@
             <w:r>
               <w:rPr>
                 <w:rFonts w:ascii="Arial" w:cs="Arial" w:eastAsia="Arial" w:hAnsi="Arial"/>
-                <w:color w:val="1F2120"/>
+                <w:color w:val="1A202C"/>
                 <w:sz w:val="20"/>
                 <w:szCs w:val="20"/>
               </w:rPr>
@@ -3291,7 +3291,7 @@
             <w:r>
               <w:rPr>
                 <w:rFonts w:ascii="Arial" w:cs="Arial" w:eastAsia="Arial" w:hAnsi="Arial"/>
-                <w:color w:val="1F2120"/>
+                <w:color w:val="1A202C"/>
                 <w:sz w:val="20"/>
                 <w:szCs w:val="20"/>
               </w:rPr>
@@ -3305,7 +3305,7 @@
             <w:r>
               <w:rPr>
                 <w:rFonts w:ascii="Arial" w:cs="Arial" w:eastAsia="Arial" w:hAnsi="Arial"/>
-                <w:color w:val="1F2120"/>
+                <w:color w:val="1A202C"/>
                 <w:sz w:val="20"/>
                 <w:szCs w:val="20"/>
               </w:rPr>
@@ -3319,7 +3319,7 @@
             <w:r>
               <w:rPr>
                 <w:rFonts w:ascii="Arial" w:cs="Arial" w:eastAsia="Arial" w:hAnsi="Arial"/>
-                <w:color w:val="1F2120"/>
+                <w:color w:val="1A202C"/>
                 <w:sz w:val="20"/>
                 <w:szCs w:val="20"/>
               </w:rPr>
@@ -3328,13 +3328,13 @@
           </w:p>
           <w:p>
             <w:pPr>
-              <w:shd w:fill="F7F5EE" w:color="auto" w:val="clear"/>
+              <w:shd w:fill="F1EFE8" w:color="auto" w:val="clear"/>
               <w:spacing w:after="40" w:line="260"/>
             </w:pPr>
             <w:r>
               <w:rPr>
                 <w:rFonts w:ascii="Courier New" w:cs="Courier New" w:eastAsia="Courier New" w:hAnsi="Courier New"/>
-                <w:color w:val="1F2120"/>
+                <w:color w:val="1A202C"/>
                 <w:sz w:val="18"/>
                 <w:szCs w:val="18"/>
               </w:rPr>
@@ -3343,13 +3343,13 @@
           </w:p>
           <w:p>
             <w:pPr>
-              <w:shd w:fill="F7F5EE" w:color="auto" w:val="clear"/>
+              <w:shd w:fill="F1EFE8" w:color="auto" w:val="clear"/>
               <w:spacing w:after="40" w:line="260"/>
             </w:pPr>
             <w:r>
               <w:rPr>
                 <w:rFonts w:ascii="Courier New" w:cs="Courier New" w:eastAsia="Courier New" w:hAnsi="Courier New"/>
-                <w:color w:val="1F2120"/>
+                <w:color w:val="1A202C"/>
                 <w:sz w:val="18"/>
                 <w:szCs w:val="18"/>
               </w:rPr>
@@ -3358,13 +3358,13 @@
           </w:p>
           <w:p>
             <w:pPr>
-              <w:shd w:fill="F7F5EE" w:color="auto" w:val="clear"/>
+              <w:shd w:fill="F1EFE8" w:color="auto" w:val="clear"/>
               <w:spacing w:after="40" w:line="260"/>
             </w:pPr>
             <w:r>
               <w:rPr>
                 <w:rFonts w:ascii="Courier New" w:cs="Courier New" w:eastAsia="Courier New" w:hAnsi="Courier New"/>
-                <w:color w:val="1F2120"/>
+                <w:color w:val="1A202C"/>
                 <w:sz w:val="18"/>
                 <w:szCs w:val="18"/>
               </w:rPr>
@@ -3373,13 +3373,13 @@
           </w:p>
           <w:p>
             <w:pPr>
-              <w:shd w:fill="F7F5EE" w:color="auto" w:val="clear"/>
+              <w:shd w:fill="F1EFE8" w:color="auto" w:val="clear"/>
               <w:spacing w:after="40" w:line="260"/>
             </w:pPr>
             <w:r>
               <w:rPr>
                 <w:rFonts w:ascii="Courier New" w:cs="Courier New" w:eastAsia="Courier New" w:hAnsi="Courier New"/>
-                <w:color w:val="1F2120"/>
+                <w:color w:val="1A202C"/>
                 <w:sz w:val="18"/>
                 <w:szCs w:val="18"/>
               </w:rPr>
@@ -3399,7 +3399,7 @@
           <w:rFonts w:ascii="Arial" w:cs="Arial" w:eastAsia="Arial" w:hAnsi="Arial"/>
           <w:b/>
           <w:bCs/>
-          <w:color w:val="CF3338"/>
+          <w:color w:val="2A4365"/>
           <w:sz w:val="24"/>
           <w:szCs w:val="24"/>
         </w:rPr>
@@ -3430,12 +3430,12 @@
           <w:tcPr>
             <w:tcW w:type="dxa" w:w="5544"/>
             <w:tcBorders>
-              <w:top w:val="single" w:color="DCD9CC" w:sz="2"/>
-              <w:left w:val="single" w:color="DCD9CC" w:sz="2"/>
-              <w:bottom w:val="single" w:color="DCD9CC" w:sz="2"/>
-              <w:right w:val="single" w:color="DCD9CC" w:sz="2"/>
-            </w:tcBorders>
-            <w:shd w:fill="CF3338" w:color="auto" w:val="clear"/>
+              <w:top w:val="single" w:color="D8DAE0" w:sz="2"/>
+              <w:left w:val="single" w:color="D8DAE0" w:sz="2"/>
+              <w:bottom w:val="single" w:color="D8DAE0" w:sz="2"/>
+              <w:right w:val="single" w:color="D8DAE0" w:sz="2"/>
+            </w:tcBorders>
+            <w:shd w:fill="2A4365" w:color="auto" w:val="clear"/>
             <w:tcMar>
               <w:top w:type="dxa" w:w="80"/>
               <w:left w:type="dxa" w:w="160"/>
@@ -3461,12 +3461,12 @@
           <w:tcPr>
             <w:tcW w:type="dxa" w:w="4536"/>
             <w:tcBorders>
-              <w:top w:val="single" w:color="DCD9CC" w:sz="2"/>
-              <w:left w:val="single" w:color="DCD9CC" w:sz="2"/>
-              <w:bottom w:val="single" w:color="DCD9CC" w:sz="2"/>
-              <w:right w:val="single" w:color="DCD9CC" w:sz="2"/>
-            </w:tcBorders>
-            <w:shd w:fill="1F2120" w:color="auto" w:val="clear"/>
+              <w:top w:val="single" w:color="D8DAE0" w:sz="2"/>
+              <w:left w:val="single" w:color="D8DAE0" w:sz="2"/>
+              <w:bottom w:val="single" w:color="D8DAE0" w:sz="2"/>
+              <w:right w:val="single" w:color="D8DAE0" w:sz="2"/>
+            </w:tcBorders>
+            <w:shd w:fill="1A202C" w:color="auto" w:val="clear"/>
             <w:tcMar>
               <w:top w:type="dxa" w:w="80"/>
               <w:left w:type="dxa" w:w="160"/>
@@ -3494,12 +3494,12 @@
           <w:tcPr>
             <w:tcW w:type="dxa" w:w="5544"/>
             <w:tcBorders>
-              <w:top w:val="single" w:color="DCD9CC" w:sz="2"/>
-              <w:left w:val="single" w:color="DCD9CC" w:sz="2"/>
-              <w:bottom w:val="single" w:color="DCD9CC" w:sz="2"/>
-              <w:right w:val="single" w:color="DCD9CC" w:sz="2"/>
-            </w:tcBorders>
-            <w:shd w:fill="EEECE1" w:color="auto" w:val="clear"/>
+              <w:top w:val="single" w:color="D8DAE0" w:sz="2"/>
+              <w:left w:val="single" w:color="D8DAE0" w:sz="2"/>
+              <w:bottom w:val="single" w:color="D8DAE0" w:sz="2"/>
+              <w:right w:val="single" w:color="D8DAE0" w:sz="2"/>
+            </w:tcBorders>
+            <w:shd w:fill="EDF0F5" w:color="auto" w:val="clear"/>
             <w:tcMar>
               <w:top w:type="dxa" w:w="120"/>
               <w:left w:type="dxa" w:w="160"/>
@@ -3514,7 +3514,7 @@
             <w:r>
               <w:rPr>
                 <w:rFonts w:ascii="Arial" w:cs="Arial" w:eastAsia="Arial" w:hAnsi="Arial"/>
-                <w:color w:val="1F2120"/>
+                <w:color w:val="1A202C"/>
                 <w:sz w:val="22"/>
                 <w:szCs w:val="22"/>
               </w:rPr>
@@ -3528,7 +3528,7 @@
             <w:r>
               <w:rPr>
                 <w:rFonts w:ascii="Arial" w:cs="Arial" w:eastAsia="Arial" w:hAnsi="Arial"/>
-                <w:color w:val="1F2120"/>
+                <w:color w:val="1A202C"/>
                 <w:sz w:val="22"/>
                 <w:szCs w:val="22"/>
               </w:rPr>
@@ -3540,10 +3540,10 @@
           <w:tcPr>
             <w:tcW w:type="dxa" w:w="4536"/>
             <w:tcBorders>
-              <w:top w:val="single" w:color="DCD9CC" w:sz="2"/>
-              <w:left w:val="single" w:color="DCD9CC" w:sz="2"/>
-              <w:bottom w:val="single" w:color="DCD9CC" w:sz="2"/>
-              <w:right w:val="single" w:color="DCD9CC" w:sz="2"/>
+              <w:top w:val="single" w:color="D8DAE0" w:sz="2"/>
+              <w:left w:val="single" w:color="D8DAE0" w:sz="2"/>
+              <w:bottom w:val="single" w:color="D8DAE0" w:sz="2"/>
+              <w:right w:val="single" w:color="D8DAE0" w:sz="2"/>
             </w:tcBorders>
             <w:shd w:fill="FFFFFF" w:color="auto" w:val="clear"/>
             <w:tcMar>
@@ -3560,7 +3560,7 @@
             <w:r>
               <w:rPr>
                 <w:rFonts w:ascii="Arial" w:cs="Arial" w:eastAsia="Arial" w:hAnsi="Arial"/>
-                <w:color w:val="1F2120"/>
+                <w:color w:val="1A202C"/>
                 <w:sz w:val="20"/>
                 <w:szCs w:val="20"/>
               </w:rPr>
@@ -3574,7 +3574,7 @@
             <w:r>
               <w:rPr>
                 <w:rFonts w:ascii="Arial" w:cs="Arial" w:eastAsia="Arial" w:hAnsi="Arial"/>
-                <w:color w:val="1F2120"/>
+                <w:color w:val="1A202C"/>
                 <w:sz w:val="20"/>
                 <w:szCs w:val="20"/>
               </w:rPr>
@@ -3588,7 +3588,7 @@
             <w:r>
               <w:rPr>
                 <w:rFonts w:ascii="Arial" w:cs="Arial" w:eastAsia="Arial" w:hAnsi="Arial"/>
-                <w:color w:val="1F2120"/>
+                <w:color w:val="1A202C"/>
                 <w:sz w:val="20"/>
                 <w:szCs w:val="20"/>
               </w:rPr>
@@ -3597,13 +3597,13 @@
           </w:p>
           <w:p>
             <w:pPr>
-              <w:shd w:fill="F7F5EE" w:color="auto" w:val="clear"/>
+              <w:shd w:fill="F1EFE8" w:color="auto" w:val="clear"/>
               <w:spacing w:after="40" w:line="260"/>
             </w:pPr>
             <w:r>
               <w:rPr>
                 <w:rFonts w:ascii="Courier New" w:cs="Courier New" w:eastAsia="Courier New" w:hAnsi="Courier New"/>
-                <w:color w:val="1F2120"/>
+                <w:color w:val="1A202C"/>
                 <w:sz w:val="18"/>
                 <w:szCs w:val="18"/>
               </w:rPr>
@@ -3612,13 +3612,13 @@
           </w:p>
           <w:p>
             <w:pPr>
-              <w:shd w:fill="F7F5EE" w:color="auto" w:val="clear"/>
+              <w:shd w:fill="F1EFE8" w:color="auto" w:val="clear"/>
               <w:spacing w:after="40" w:line="260"/>
             </w:pPr>
             <w:r>
               <w:rPr>
                 <w:rFonts w:ascii="Courier New" w:cs="Courier New" w:eastAsia="Courier New" w:hAnsi="Courier New"/>
-                <w:color w:val="1F2120"/>
+                <w:color w:val="1A202C"/>
                 <w:sz w:val="18"/>
                 <w:szCs w:val="18"/>
               </w:rPr>
@@ -3627,13 +3627,13 @@
           </w:p>
           <w:p>
             <w:pPr>
-              <w:shd w:fill="F7F5EE" w:color="auto" w:val="clear"/>
+              <w:shd w:fill="F1EFE8" w:color="auto" w:val="clear"/>
               <w:spacing w:after="40" w:line="260"/>
             </w:pPr>
             <w:r>
               <w:rPr>
                 <w:rFonts w:ascii="Courier New" w:cs="Courier New" w:eastAsia="Courier New" w:hAnsi="Courier New"/>
-                <w:color w:val="1F2120"/>
+                <w:color w:val="1A202C"/>
                 <w:sz w:val="18"/>
                 <w:szCs w:val="18"/>
               </w:rPr>
@@ -3663,12 +3663,12 @@
           <w:tcPr>
             <w:tcW w:type="dxa" w:w="10080"/>
             <w:tcBorders>
-              <w:top w:val="single" w:color="DCD9CC" w:sz="2"/>
-              <w:left w:val="single" w:color="CF3338" w:sz="24"/>
-              <w:bottom w:val="single" w:color="DCD9CC" w:sz="2"/>
-              <w:right w:val="single" w:color="DCD9CC" w:sz="2"/>
-            </w:tcBorders>
-            <w:shd w:fill="F7F5EE" w:color="auto" w:val="clear"/>
+              <w:top w:val="single" w:color="D8DAE0" w:sz="2"/>
+              <w:left w:val="single" w:color="2A4365" w:sz="24"/>
+              <w:bottom w:val="single" w:color="D8DAE0" w:sz="2"/>
+              <w:right w:val="single" w:color="D8DAE0" w:sz="2"/>
+            </w:tcBorders>
+            <w:shd w:fill="F1EFE8" w:color="auto" w:val="clear"/>
             <w:tcMar>
               <w:top w:type="dxa" w:w="140"/>
               <w:left w:type="dxa" w:w="200"/>
@@ -3685,7 +3685,7 @@
                 <w:rFonts w:ascii="Arial" w:cs="Arial" w:eastAsia="Arial" w:hAnsi="Arial"/>
                 <w:b/>
                 <w:bCs/>
-                <w:color w:val="CF3338"/>
+                <w:color w:val="2A4365"/>
                 <w:sz w:val="20"/>
                 <w:szCs w:val="20"/>
               </w:rPr>
@@ -3699,7 +3699,7 @@
             <w:r>
               <w:rPr>
                 <w:rFonts w:ascii="Arial" w:cs="Arial" w:eastAsia="Arial" w:hAnsi="Arial"/>
-                <w:color w:val="1F2120"/>
+                <w:color w:val="1A202C"/>
                 <w:sz w:val="22"/>
                 <w:szCs w:val="22"/>
               </w:rPr>
@@ -3713,7 +3713,7 @@
             <w:r>
               <w:rPr>
                 <w:rFonts w:ascii="Arial" w:cs="Arial" w:eastAsia="Arial" w:hAnsi="Arial"/>
-                <w:color w:val="1F2120"/>
+                <w:color w:val="1A202C"/>
                 <w:sz w:val="22"/>
                 <w:szCs w:val="22"/>
               </w:rPr>
@@ -3727,7 +3727,7 @@
             <w:r>
               <w:rPr>
                 <w:rFonts w:ascii="Arial" w:cs="Arial" w:eastAsia="Arial" w:hAnsi="Arial"/>
-                <w:color w:val="1F2120"/>
+                <w:color w:val="1A202C"/>
                 <w:sz w:val="22"/>
                 <w:szCs w:val="22"/>
               </w:rPr>
@@ -3745,7 +3745,7 @@
     <w:p>
       <w:pPr>
         <w:pBdr>
-          <w:bottom w:val="single" w:color="CF3338" w:sz="8" w:space="1"/>
+          <w:bottom w:val="single" w:color="2A4365" w:sz="8" w:space="1"/>
         </w:pBdr>
         <w:spacing w:after="160" w:before="320"/>
       </w:pPr>
@@ -3754,7 +3754,7 @@
           <w:rFonts w:ascii="Arial" w:cs="Arial" w:eastAsia="Arial" w:hAnsi="Arial"/>
           <w:b/>
           <w:bCs/>
-          <w:color w:val="CF3338"/>
+          <w:color w:val="2A4365"/>
           <w:sz w:val="28"/>
           <w:szCs w:val="28"/>
         </w:rPr>
@@ -3765,7 +3765,7 @@
           <w:rFonts w:ascii="Arial" w:cs="Arial" w:eastAsia="Arial" w:hAnsi="Arial"/>
           <w:b/>
           <w:bCs/>
-          <w:color w:val="1F2120"/>
+          <w:color w:val="1A202C"/>
           <w:sz w:val="28"/>
           <w:szCs w:val="28"/>
         </w:rPr>
@@ -3776,7 +3776,7 @@
           <w:rFonts w:ascii="Arial" w:cs="Arial" w:eastAsia="Arial" w:hAnsi="Arial"/>
           <w:i/>
           <w:iCs/>
-          <w:color w:val="707070"/>
+          <w:color w:val="718096"/>
           <w:sz w:val="20"/>
           <w:szCs w:val="20"/>
         </w:rPr>
@@ -3795,7 +3795,7 @@
           <w:bCs w:val="false"/>
           <w:i w:val="false"/>
           <w:iCs w:val="false"/>
-          <w:color w:val="1F2120"/>
+          <w:color w:val="1A202C"/>
           <w:sz w:val="22"/>
           <w:szCs w:val="22"/>
         </w:rPr>
@@ -3826,12 +3826,12 @@
           <w:tcPr>
             <w:tcW w:type="dxa" w:w="5544"/>
             <w:tcBorders>
-              <w:top w:val="single" w:color="DCD9CC" w:sz="2"/>
-              <w:left w:val="single" w:color="DCD9CC" w:sz="2"/>
-              <w:bottom w:val="single" w:color="DCD9CC" w:sz="2"/>
-              <w:right w:val="single" w:color="DCD9CC" w:sz="2"/>
-            </w:tcBorders>
-            <w:shd w:fill="CF3338" w:color="auto" w:val="clear"/>
+              <w:top w:val="single" w:color="D8DAE0" w:sz="2"/>
+              <w:left w:val="single" w:color="D8DAE0" w:sz="2"/>
+              <w:bottom w:val="single" w:color="D8DAE0" w:sz="2"/>
+              <w:right w:val="single" w:color="D8DAE0" w:sz="2"/>
+            </w:tcBorders>
+            <w:shd w:fill="2A4365" w:color="auto" w:val="clear"/>
             <w:tcMar>
               <w:top w:type="dxa" w:w="80"/>
               <w:left w:type="dxa" w:w="160"/>
@@ -3857,12 +3857,12 @@
           <w:tcPr>
             <w:tcW w:type="dxa" w:w="4536"/>
             <w:tcBorders>
-              <w:top w:val="single" w:color="DCD9CC" w:sz="2"/>
-              <w:left w:val="single" w:color="DCD9CC" w:sz="2"/>
-              <w:bottom w:val="single" w:color="DCD9CC" w:sz="2"/>
-              <w:right w:val="single" w:color="DCD9CC" w:sz="2"/>
-            </w:tcBorders>
-            <w:shd w:fill="1F2120" w:color="auto" w:val="clear"/>
+              <w:top w:val="single" w:color="D8DAE0" w:sz="2"/>
+              <w:left w:val="single" w:color="D8DAE0" w:sz="2"/>
+              <w:bottom w:val="single" w:color="D8DAE0" w:sz="2"/>
+              <w:right w:val="single" w:color="D8DAE0" w:sz="2"/>
+            </w:tcBorders>
+            <w:shd w:fill="1A202C" w:color="auto" w:val="clear"/>
             <w:tcMar>
               <w:top w:type="dxa" w:w="80"/>
               <w:left w:type="dxa" w:w="160"/>
@@ -3890,12 +3890,12 @@
           <w:tcPr>
             <w:tcW w:type="dxa" w:w="5544"/>
             <w:tcBorders>
-              <w:top w:val="single" w:color="DCD9CC" w:sz="2"/>
-              <w:left w:val="single" w:color="DCD9CC" w:sz="2"/>
-              <w:bottom w:val="single" w:color="DCD9CC" w:sz="2"/>
-              <w:right w:val="single" w:color="DCD9CC" w:sz="2"/>
-            </w:tcBorders>
-            <w:shd w:fill="EEECE1" w:color="auto" w:val="clear"/>
+              <w:top w:val="single" w:color="D8DAE0" w:sz="2"/>
+              <w:left w:val="single" w:color="D8DAE0" w:sz="2"/>
+              <w:bottom w:val="single" w:color="D8DAE0" w:sz="2"/>
+              <w:right w:val="single" w:color="D8DAE0" w:sz="2"/>
+            </w:tcBorders>
+            <w:shd w:fill="EDF0F5" w:color="auto" w:val="clear"/>
             <w:tcMar>
               <w:top w:type="dxa" w:w="120"/>
               <w:left w:type="dxa" w:w="160"/>
@@ -3910,7 +3910,7 @@
             <w:r>
               <w:rPr>
                 <w:rFonts w:ascii="Arial" w:cs="Arial" w:eastAsia="Arial" w:hAnsi="Arial"/>
-                <w:color w:val="1F2120"/>
+                <w:color w:val="1A202C"/>
                 <w:sz w:val="22"/>
                 <w:szCs w:val="22"/>
               </w:rPr>
@@ -3924,7 +3924,7 @@
             <w:r>
               <w:rPr>
                 <w:rFonts w:ascii="Arial" w:cs="Arial" w:eastAsia="Arial" w:hAnsi="Arial"/>
-                <w:color w:val="1F2120"/>
+                <w:color w:val="1A202C"/>
                 <w:sz w:val="22"/>
                 <w:szCs w:val="22"/>
               </w:rPr>
@@ -3936,10 +3936,10 @@
           <w:tcPr>
             <w:tcW w:type="dxa" w:w="4536"/>
             <w:tcBorders>
-              <w:top w:val="single" w:color="DCD9CC" w:sz="2"/>
-              <w:left w:val="single" w:color="DCD9CC" w:sz="2"/>
-              <w:bottom w:val="single" w:color="DCD9CC" w:sz="2"/>
-              <w:right w:val="single" w:color="DCD9CC" w:sz="2"/>
+              <w:top w:val="single" w:color="D8DAE0" w:sz="2"/>
+              <w:left w:val="single" w:color="D8DAE0" w:sz="2"/>
+              <w:bottom w:val="single" w:color="D8DAE0" w:sz="2"/>
+              <w:right w:val="single" w:color="D8DAE0" w:sz="2"/>
             </w:tcBorders>
             <w:shd w:fill="FFFFFF" w:color="auto" w:val="clear"/>
             <w:tcMar>
@@ -3956,7 +3956,7 @@
             <w:r>
               <w:rPr>
                 <w:rFonts w:ascii="Arial" w:cs="Arial" w:eastAsia="Arial" w:hAnsi="Arial"/>
-                <w:color w:val="1F2120"/>
+                <w:color w:val="1A202C"/>
                 <w:sz w:val="20"/>
                 <w:szCs w:val="20"/>
               </w:rPr>
@@ -3970,7 +3970,7 @@
             <w:r>
               <w:rPr>
                 <w:rFonts w:ascii="Arial" w:cs="Arial" w:eastAsia="Arial" w:hAnsi="Arial"/>
-                <w:color w:val="1F2120"/>
+                <w:color w:val="1A202C"/>
                 <w:sz w:val="20"/>
                 <w:szCs w:val="20"/>
               </w:rPr>
@@ -3979,13 +3979,13 @@
           </w:p>
           <w:p>
             <w:pPr>
-              <w:shd w:fill="F7F5EE" w:color="auto" w:val="clear"/>
+              <w:shd w:fill="F1EFE8" w:color="auto" w:val="clear"/>
               <w:spacing w:after="40" w:line="260"/>
             </w:pPr>
             <w:r>
               <w:rPr>
                 <w:rFonts w:ascii="Courier New" w:cs="Courier New" w:eastAsia="Courier New" w:hAnsi="Courier New"/>
-                <w:color w:val="1F2120"/>
+                <w:color w:val="1A202C"/>
                 <w:sz w:val="18"/>
                 <w:szCs w:val="18"/>
               </w:rPr>
@@ -3999,12 +3999,12 @@
           <w:tcPr>
             <w:tcW w:type="dxa" w:w="5544"/>
             <w:tcBorders>
-              <w:top w:val="single" w:color="DCD9CC" w:sz="2"/>
-              <w:left w:val="single" w:color="DCD9CC" w:sz="2"/>
-              <w:bottom w:val="single" w:color="DCD9CC" w:sz="2"/>
-              <w:right w:val="single" w:color="DCD9CC" w:sz="2"/>
-            </w:tcBorders>
-            <w:shd w:fill="EEECE1" w:color="auto" w:val="clear"/>
+              <w:top w:val="single" w:color="D8DAE0" w:sz="2"/>
+              <w:left w:val="single" w:color="D8DAE0" w:sz="2"/>
+              <w:bottom w:val="single" w:color="D8DAE0" w:sz="2"/>
+              <w:right w:val="single" w:color="D8DAE0" w:sz="2"/>
+            </w:tcBorders>
+            <w:shd w:fill="EDF0F5" w:color="auto" w:val="clear"/>
             <w:tcMar>
               <w:top w:type="dxa" w:w="120"/>
               <w:left w:type="dxa" w:w="160"/>
@@ -4019,7 +4019,7 @@
             <w:r>
               <w:rPr>
                 <w:rFonts w:ascii="Arial" w:cs="Arial" w:eastAsia="Arial" w:hAnsi="Arial"/>
-                <w:color w:val="1F2120"/>
+                <w:color w:val="1A202C"/>
                 <w:sz w:val="22"/>
                 <w:szCs w:val="22"/>
               </w:rPr>
@@ -4031,10 +4031,10 @@
           <w:tcPr>
             <w:tcW w:type="dxa" w:w="4536"/>
             <w:tcBorders>
-              <w:top w:val="single" w:color="DCD9CC" w:sz="2"/>
-              <w:left w:val="single" w:color="DCD9CC" w:sz="2"/>
-              <w:bottom w:val="single" w:color="DCD9CC" w:sz="2"/>
-              <w:right w:val="single" w:color="DCD9CC" w:sz="2"/>
+              <w:top w:val="single" w:color="D8DAE0" w:sz="2"/>
+              <w:left w:val="single" w:color="D8DAE0" w:sz="2"/>
+              <w:bottom w:val="single" w:color="D8DAE0" w:sz="2"/>
+              <w:right w:val="single" w:color="D8DAE0" w:sz="2"/>
             </w:tcBorders>
             <w:shd w:fill="FFFFFF" w:color="auto" w:val="clear"/>
             <w:tcMar>
@@ -4051,21 +4051,21 @@
             <w:r>
               <w:rPr>
                 <w:rFonts w:ascii="Arial" w:cs="Arial" w:eastAsia="Arial" w:hAnsi="Arial"/>
-                <w:color w:val="1F2120"/>
-                <w:sz w:val="20"/>
-                <w:szCs w:val="20"/>
-              </w:rPr>
-              <w:t xml:space="preserve">I24: sns.heatmap(sales_df.corr(numeric_only=True), annot=True, cmap='RdGy_r', center=0)</w:t>
-            </w:r>
-          </w:p>
-          <w:p>
-            <w:pPr>
-              <w:spacing w:after="80" w:line="280"/>
-            </w:pPr>
-            <w:r>
-              <w:rPr>
-                <w:rFonts w:ascii="Arial" w:cs="Arial" w:eastAsia="Arial" w:hAnsi="Arial"/>
-                <w:color w:val="1F2120"/>
+                <w:color w:val="1A202C"/>
+                <w:sz w:val="20"/>
+                <w:szCs w:val="20"/>
+              </w:rPr>
+              <w:t xml:space="preserve">I24: sns.heatmap(sales_df.corr(numeric_only=True), annot=True, cmap='RdBu_r', center=0)</w:t>
+            </w:r>
+          </w:p>
+          <w:p>
+            <w:pPr>
+              <w:spacing w:after="80" w:line="280"/>
+            </w:pPr>
+            <w:r>
+              <w:rPr>
+                <w:rFonts w:ascii="Arial" w:cs="Arial" w:eastAsia="Arial" w:hAnsi="Arial"/>
+                <w:color w:val="1A202C"/>
                 <w:sz w:val="20"/>
                 <w:szCs w:val="20"/>
               </w:rPr>
@@ -4079,7 +4079,7 @@
             <w:r>
               <w:rPr>
                 <w:rFonts w:ascii="Arial" w:cs="Arial" w:eastAsia="Arial" w:hAnsi="Arial"/>
-                <w:color w:val="1F2120"/>
+                <w:color w:val="1A202C"/>
                 <w:sz w:val="20"/>
                 <w:szCs w:val="20"/>
               </w:rPr>
@@ -4088,13 +4088,13 @@
           </w:p>
           <w:p>
             <w:pPr>
-              <w:shd w:fill="F7F5EE" w:color="auto" w:val="clear"/>
+              <w:shd w:fill="F1EFE8" w:color="auto" w:val="clear"/>
               <w:spacing w:after="40" w:line="260"/>
             </w:pPr>
             <w:r>
               <w:rPr>
                 <w:rFonts w:ascii="Courier New" w:cs="Courier New" w:eastAsia="Courier New" w:hAnsi="Courier New"/>
-                <w:color w:val="1F2120"/>
+                <w:color w:val="1A202C"/>
                 <w:sz w:val="18"/>
                 <w:szCs w:val="18"/>
               </w:rPr>
@@ -4103,13 +4103,13 @@
           </w:p>
           <w:p>
             <w:pPr>
-              <w:shd w:fill="F7F5EE" w:color="auto" w:val="clear"/>
+              <w:shd w:fill="F1EFE8" w:color="auto" w:val="clear"/>
               <w:spacing w:after="40" w:line="260"/>
             </w:pPr>
             <w:r>
               <w:rPr>
                 <w:rFonts w:ascii="Courier New" w:cs="Courier New" w:eastAsia="Courier New" w:hAnsi="Courier New"/>
-                <w:color w:val="1F2120"/>
+                <w:color w:val="1A202C"/>
                 <w:sz w:val="18"/>
                 <w:szCs w:val="18"/>
               </w:rPr>
@@ -4118,13 +4118,13 @@
           </w:p>
           <w:p>
             <w:pPr>
-              <w:shd w:fill="F7F5EE" w:color="auto" w:val="clear"/>
+              <w:shd w:fill="F1EFE8" w:color="auto" w:val="clear"/>
               <w:spacing w:after="40" w:line="260"/>
             </w:pPr>
             <w:r>
               <w:rPr>
                 <w:rFonts w:ascii="Courier New" w:cs="Courier New" w:eastAsia="Courier New" w:hAnsi="Courier New"/>
-                <w:color w:val="1F2120"/>
+                <w:color w:val="1A202C"/>
                 <w:sz w:val="18"/>
                 <w:szCs w:val="18"/>
               </w:rPr>
@@ -4133,28 +4133,28 @@
           </w:p>
           <w:p>
             <w:pPr>
-              <w:shd w:fill="F7F5EE" w:color="auto" w:val="clear"/>
+              <w:shd w:fill="F1EFE8" w:color="auto" w:val="clear"/>
               <w:spacing w:after="40" w:line="260"/>
             </w:pPr>
             <w:r>
               <w:rPr>
                 <w:rFonts w:ascii="Courier New" w:cs="Courier New" w:eastAsia="Courier New" w:hAnsi="Courier New"/>
-                <w:color w:val="1F2120"/>
+                <w:color w:val="1A202C"/>
                 <w:sz w:val="18"/>
                 <w:szCs w:val="18"/>
               </w:rPr>
-              <w:t xml:space="preserve">    annot=True, cmap='RdGy_r', center=0</w:t>
-            </w:r>
-          </w:p>
-          <w:p>
-            <w:pPr>
-              <w:shd w:fill="F7F5EE" w:color="auto" w:val="clear"/>
+              <w:t xml:space="preserve">    annot=True, cmap='RdBu_r', center=0</w:t>
+            </w:r>
+          </w:p>
+          <w:p>
+            <w:pPr>
+              <w:shd w:fill="F1EFE8" w:color="auto" w:val="clear"/>
               <w:spacing w:after="40" w:line="260"/>
             </w:pPr>
             <w:r>
               <w:rPr>
                 <w:rFonts w:ascii="Courier New" w:cs="Courier New" w:eastAsia="Courier New" w:hAnsi="Courier New"/>
-                <w:color w:val="1F2120"/>
+                <w:color w:val="1A202C"/>
                 <w:sz w:val="18"/>
                 <w:szCs w:val="18"/>
               </w:rPr>
@@ -4168,12 +4168,12 @@
           <w:tcPr>
             <w:tcW w:type="dxa" w:w="5544"/>
             <w:tcBorders>
-              <w:top w:val="single" w:color="DCD9CC" w:sz="2"/>
-              <w:left w:val="single" w:color="DCD9CC" w:sz="2"/>
-              <w:bottom w:val="single" w:color="DCD9CC" w:sz="2"/>
-              <w:right w:val="single" w:color="DCD9CC" w:sz="2"/>
-            </w:tcBorders>
-            <w:shd w:fill="EEECE1" w:color="auto" w:val="clear"/>
+              <w:top w:val="single" w:color="D8DAE0" w:sz="2"/>
+              <w:left w:val="single" w:color="D8DAE0" w:sz="2"/>
+              <w:bottom w:val="single" w:color="D8DAE0" w:sz="2"/>
+              <w:right w:val="single" w:color="D8DAE0" w:sz="2"/>
+            </w:tcBorders>
+            <w:shd w:fill="EDF0F5" w:color="auto" w:val="clear"/>
             <w:tcMar>
               <w:top w:type="dxa" w:w="120"/>
               <w:left w:type="dxa" w:w="160"/>
@@ -4188,7 +4188,7 @@
             <w:r>
               <w:rPr>
                 <w:rFonts w:ascii="Arial" w:cs="Arial" w:eastAsia="Arial" w:hAnsi="Arial"/>
-                <w:color w:val="1F2120"/>
+                <w:color w:val="1A202C"/>
                 <w:sz w:val="22"/>
                 <w:szCs w:val="22"/>
               </w:rPr>
@@ -4202,7 +4202,7 @@
             <w:r>
               <w:rPr>
                 <w:rFonts w:ascii="Arial" w:cs="Arial" w:eastAsia="Arial" w:hAnsi="Arial"/>
-                <w:color w:val="1F2120"/>
+                <w:color w:val="1A202C"/>
                 <w:sz w:val="22"/>
                 <w:szCs w:val="22"/>
               </w:rPr>
@@ -4214,10 +4214,10 @@
           <w:tcPr>
             <w:tcW w:type="dxa" w:w="4536"/>
             <w:tcBorders>
-              <w:top w:val="single" w:color="DCD9CC" w:sz="2"/>
-              <w:left w:val="single" w:color="DCD9CC" w:sz="2"/>
-              <w:bottom w:val="single" w:color="DCD9CC" w:sz="2"/>
-              <w:right w:val="single" w:color="DCD9CC" w:sz="2"/>
+              <w:top w:val="single" w:color="D8DAE0" w:sz="2"/>
+              <w:left w:val="single" w:color="D8DAE0" w:sz="2"/>
+              <w:bottom w:val="single" w:color="D8DAE0" w:sz="2"/>
+              <w:right w:val="single" w:color="D8DAE0" w:sz="2"/>
             </w:tcBorders>
             <w:shd w:fill="FFFFFF" w:color="auto" w:val="clear"/>
             <w:tcMar>
@@ -4234,7 +4234,7 @@
             <w:r>
               <w:rPr>
                 <w:rFonts w:ascii="Arial" w:cs="Arial" w:eastAsia="Arial" w:hAnsi="Arial"/>
-                <w:color w:val="1F2120"/>
+                <w:color w:val="1A202C"/>
                 <w:sz w:val="20"/>
                 <w:szCs w:val="20"/>
               </w:rPr>
@@ -4248,7 +4248,7 @@
             <w:r>
               <w:rPr>
                 <w:rFonts w:ascii="Arial" w:cs="Arial" w:eastAsia="Arial" w:hAnsi="Arial"/>
-                <w:color w:val="1F2120"/>
+                <w:color w:val="1A202C"/>
                 <w:sz w:val="20"/>
                 <w:szCs w:val="20"/>
               </w:rPr>
@@ -4278,12 +4278,12 @@
           <w:tcPr>
             <w:tcW w:type="dxa" w:w="10080"/>
             <w:tcBorders>
-              <w:top w:val="single" w:color="DCD9CC" w:sz="2"/>
-              <w:left w:val="single" w:color="CF3338" w:sz="24"/>
-              <w:bottom w:val="single" w:color="DCD9CC" w:sz="2"/>
-              <w:right w:val="single" w:color="DCD9CC" w:sz="2"/>
-            </w:tcBorders>
-            <w:shd w:fill="F7F5EE" w:color="auto" w:val="clear"/>
+              <w:top w:val="single" w:color="D8DAE0" w:sz="2"/>
+              <w:left w:val="single" w:color="2A4365" w:sz="24"/>
+              <w:bottom w:val="single" w:color="D8DAE0" w:sz="2"/>
+              <w:right w:val="single" w:color="D8DAE0" w:sz="2"/>
+            </w:tcBorders>
+            <w:shd w:fill="F1EFE8" w:color="auto" w:val="clear"/>
             <w:tcMar>
               <w:top w:type="dxa" w:w="140"/>
               <w:left w:type="dxa" w:w="200"/>
@@ -4300,7 +4300,7 @@
                 <w:rFonts w:ascii="Arial" w:cs="Arial" w:eastAsia="Arial" w:hAnsi="Arial"/>
                 <w:b/>
                 <w:bCs/>
-                <w:color w:val="CF3338"/>
+                <w:color w:val="2A4365"/>
                 <w:sz w:val="20"/>
                 <w:szCs w:val="20"/>
               </w:rPr>
@@ -4314,7 +4314,7 @@
             <w:r>
               <w:rPr>
                 <w:rFonts w:ascii="Arial" w:cs="Arial" w:eastAsia="Arial" w:hAnsi="Arial"/>
-                <w:color w:val="1F2120"/>
+                <w:color w:val="1A202C"/>
                 <w:sz w:val="22"/>
                 <w:szCs w:val="22"/>
               </w:rPr>
@@ -4328,7 +4328,7 @@
             <w:r>
               <w:rPr>
                 <w:rFonts w:ascii="Arial" w:cs="Arial" w:eastAsia="Arial" w:hAnsi="Arial"/>
-                <w:color w:val="1F2120"/>
+                <w:color w:val="1A202C"/>
                 <w:sz w:val="22"/>
                 <w:szCs w:val="22"/>
               </w:rPr>
@@ -4342,7 +4342,7 @@
             <w:r>
               <w:rPr>
                 <w:rFonts w:ascii="Arial" w:cs="Arial" w:eastAsia="Arial" w:hAnsi="Arial"/>
-                <w:color w:val="1F2120"/>
+                <w:color w:val="1A202C"/>
                 <w:sz w:val="22"/>
                 <w:szCs w:val="22"/>
               </w:rPr>
@@ -4360,7 +4360,7 @@
     <w:p>
       <w:pPr>
         <w:pBdr>
-          <w:bottom w:val="single" w:color="CF3338" w:sz="8" w:space="1"/>
+          <w:bottom w:val="single" w:color="2A4365" w:sz="8" w:space="1"/>
         </w:pBdr>
         <w:spacing w:after="160" w:before="320"/>
       </w:pPr>
@@ -4369,7 +4369,7 @@
           <w:rFonts w:ascii="Arial" w:cs="Arial" w:eastAsia="Arial" w:hAnsi="Arial"/>
           <w:b/>
           <w:bCs/>
-          <w:color w:val="CF3338"/>
+          <w:color w:val="2A4365"/>
           <w:sz w:val="28"/>
           <w:szCs w:val="28"/>
         </w:rPr>
@@ -4380,7 +4380,7 @@
           <w:rFonts w:ascii="Arial" w:cs="Arial" w:eastAsia="Arial" w:hAnsi="Arial"/>
           <w:b/>
           <w:bCs/>
-          <w:color w:val="1F2120"/>
+          <w:color w:val="1A202C"/>
           <w:sz w:val="28"/>
           <w:szCs w:val="28"/>
         </w:rPr>
@@ -4391,7 +4391,7 @@
           <w:rFonts w:ascii="Arial" w:cs="Arial" w:eastAsia="Arial" w:hAnsi="Arial"/>
           <w:i/>
           <w:iCs/>
-          <w:color w:val="707070"/>
+          <w:color w:val="718096"/>
           <w:sz w:val="20"/>
           <w:szCs w:val="20"/>
         </w:rPr>
@@ -4410,7 +4410,7 @@
           <w:bCs w:val="false"/>
           <w:i w:val="false"/>
           <w:iCs w:val="false"/>
-          <w:color w:val="1F2120"/>
+          <w:color w:val="1A202C"/>
           <w:sz w:val="22"/>
           <w:szCs w:val="22"/>
         </w:rPr>
@@ -4441,12 +4441,12 @@
           <w:tcPr>
             <w:tcW w:type="dxa" w:w="5544"/>
             <w:tcBorders>
-              <w:top w:val="single" w:color="DCD9CC" w:sz="2"/>
-              <w:left w:val="single" w:color="DCD9CC" w:sz="2"/>
-              <w:bottom w:val="single" w:color="DCD9CC" w:sz="2"/>
-              <w:right w:val="single" w:color="DCD9CC" w:sz="2"/>
-            </w:tcBorders>
-            <w:shd w:fill="CF3338" w:color="auto" w:val="clear"/>
+              <w:top w:val="single" w:color="D8DAE0" w:sz="2"/>
+              <w:left w:val="single" w:color="D8DAE0" w:sz="2"/>
+              <w:bottom w:val="single" w:color="D8DAE0" w:sz="2"/>
+              <w:right w:val="single" w:color="D8DAE0" w:sz="2"/>
+            </w:tcBorders>
+            <w:shd w:fill="2A4365" w:color="auto" w:val="clear"/>
             <w:tcMar>
               <w:top w:type="dxa" w:w="80"/>
               <w:left w:type="dxa" w:w="160"/>
@@ -4472,12 +4472,12 @@
           <w:tcPr>
             <w:tcW w:type="dxa" w:w="4536"/>
             <w:tcBorders>
-              <w:top w:val="single" w:color="DCD9CC" w:sz="2"/>
-              <w:left w:val="single" w:color="DCD9CC" w:sz="2"/>
-              <w:bottom w:val="single" w:color="DCD9CC" w:sz="2"/>
-              <w:right w:val="single" w:color="DCD9CC" w:sz="2"/>
-            </w:tcBorders>
-            <w:shd w:fill="1F2120" w:color="auto" w:val="clear"/>
+              <w:top w:val="single" w:color="D8DAE0" w:sz="2"/>
+              <w:left w:val="single" w:color="D8DAE0" w:sz="2"/>
+              <w:bottom w:val="single" w:color="D8DAE0" w:sz="2"/>
+              <w:right w:val="single" w:color="D8DAE0" w:sz="2"/>
+            </w:tcBorders>
+            <w:shd w:fill="1A202C" w:color="auto" w:val="clear"/>
             <w:tcMar>
               <w:top w:type="dxa" w:w="80"/>
               <w:left w:type="dxa" w:w="160"/>
@@ -4505,12 +4505,12 @@
           <w:tcPr>
             <w:tcW w:type="dxa" w:w="5544"/>
             <w:tcBorders>
-              <w:top w:val="single" w:color="DCD9CC" w:sz="2"/>
-              <w:left w:val="single" w:color="DCD9CC" w:sz="2"/>
-              <w:bottom w:val="single" w:color="DCD9CC" w:sz="2"/>
-              <w:right w:val="single" w:color="DCD9CC" w:sz="2"/>
-            </w:tcBorders>
-            <w:shd w:fill="EEECE1" w:color="auto" w:val="clear"/>
+              <w:top w:val="single" w:color="D8DAE0" w:sz="2"/>
+              <w:left w:val="single" w:color="D8DAE0" w:sz="2"/>
+              <w:bottom w:val="single" w:color="D8DAE0" w:sz="2"/>
+              <w:right w:val="single" w:color="D8DAE0" w:sz="2"/>
+            </w:tcBorders>
+            <w:shd w:fill="EDF0F5" w:color="auto" w:val="clear"/>
             <w:tcMar>
               <w:top w:type="dxa" w:w="120"/>
               <w:left w:type="dxa" w:w="160"/>
@@ -4525,7 +4525,7 @@
             <w:r>
               <w:rPr>
                 <w:rFonts w:ascii="Arial" w:cs="Arial" w:eastAsia="Arial" w:hAnsi="Arial"/>
-                <w:color w:val="1F2120"/>
+                <w:color w:val="1A202C"/>
                 <w:sz w:val="22"/>
                 <w:szCs w:val="22"/>
               </w:rPr>
@@ -4539,7 +4539,7 @@
             <w:r>
               <w:rPr>
                 <w:rFonts w:ascii="Arial" w:cs="Arial" w:eastAsia="Arial" w:hAnsi="Arial"/>
-                <w:color w:val="1F2120"/>
+                <w:color w:val="1A202C"/>
                 <w:sz w:val="22"/>
                 <w:szCs w:val="22"/>
               </w:rPr>
@@ -4551,10 +4551,10 @@
           <w:tcPr>
             <w:tcW w:type="dxa" w:w="4536"/>
             <w:tcBorders>
-              <w:top w:val="single" w:color="DCD9CC" w:sz="2"/>
-              <w:left w:val="single" w:color="DCD9CC" w:sz="2"/>
-              <w:bottom w:val="single" w:color="DCD9CC" w:sz="2"/>
-              <w:right w:val="single" w:color="DCD9CC" w:sz="2"/>
+              <w:top w:val="single" w:color="D8DAE0" w:sz="2"/>
+              <w:left w:val="single" w:color="D8DAE0" w:sz="2"/>
+              <w:bottom w:val="single" w:color="D8DAE0" w:sz="2"/>
+              <w:right w:val="single" w:color="D8DAE0" w:sz="2"/>
             </w:tcBorders>
             <w:shd w:fill="FFFFFF" w:color="auto" w:val="clear"/>
             <w:tcMar>
@@ -4571,7 +4571,7 @@
             <w:r>
               <w:rPr>
                 <w:rFonts w:ascii="Arial" w:cs="Arial" w:eastAsia="Arial" w:hAnsi="Arial"/>
-                <w:color w:val="1F2120"/>
+                <w:color w:val="1A202C"/>
                 <w:sz w:val="20"/>
                 <w:szCs w:val="20"/>
               </w:rPr>
@@ -4585,12 +4585,12 @@
           <w:tcPr>
             <w:tcW w:type="dxa" w:w="5544"/>
             <w:tcBorders>
-              <w:top w:val="single" w:color="DCD9CC" w:sz="2"/>
-              <w:left w:val="single" w:color="DCD9CC" w:sz="2"/>
-              <w:bottom w:val="single" w:color="DCD9CC" w:sz="2"/>
-              <w:right w:val="single" w:color="DCD9CC" w:sz="2"/>
-            </w:tcBorders>
-            <w:shd w:fill="EEECE1" w:color="auto" w:val="clear"/>
+              <w:top w:val="single" w:color="D8DAE0" w:sz="2"/>
+              <w:left w:val="single" w:color="D8DAE0" w:sz="2"/>
+              <w:bottom w:val="single" w:color="D8DAE0" w:sz="2"/>
+              <w:right w:val="single" w:color="D8DAE0" w:sz="2"/>
+            </w:tcBorders>
+            <w:shd w:fill="EDF0F5" w:color="auto" w:val="clear"/>
             <w:tcMar>
               <w:top w:type="dxa" w:w="120"/>
               <w:left w:type="dxa" w:w="160"/>
@@ -4605,7 +4605,7 @@
             <w:r>
               <w:rPr>
                 <w:rFonts w:ascii="Arial" w:cs="Arial" w:eastAsia="Arial" w:hAnsi="Arial"/>
-                <w:color w:val="1F2120"/>
+                <w:color w:val="1A202C"/>
                 <w:sz w:val="22"/>
                 <w:szCs w:val="22"/>
               </w:rPr>
@@ -4619,7 +4619,7 @@
             <w:r>
               <w:rPr>
                 <w:rFonts w:ascii="Arial" w:cs="Arial" w:eastAsia="Arial" w:hAnsi="Arial"/>
-                <w:color w:val="1F2120"/>
+                <w:color w:val="1A202C"/>
                 <w:sz w:val="22"/>
                 <w:szCs w:val="22"/>
               </w:rPr>
@@ -4631,10 +4631,10 @@
           <w:tcPr>
             <w:tcW w:type="dxa" w:w="4536"/>
             <w:tcBorders>
-              <w:top w:val="single" w:color="DCD9CC" w:sz="2"/>
-              <w:left w:val="single" w:color="DCD9CC" w:sz="2"/>
-              <w:bottom w:val="single" w:color="DCD9CC" w:sz="2"/>
-              <w:right w:val="single" w:color="DCD9CC" w:sz="2"/>
+              <w:top w:val="single" w:color="D8DAE0" w:sz="2"/>
+              <w:left w:val="single" w:color="D8DAE0" w:sz="2"/>
+              <w:bottom w:val="single" w:color="D8DAE0" w:sz="2"/>
+              <w:right w:val="single" w:color="D8DAE0" w:sz="2"/>
             </w:tcBorders>
             <w:shd w:fill="FFFFFF" w:color="auto" w:val="clear"/>
             <w:tcMar>
@@ -4651,7 +4651,7 @@
             <w:r>
               <w:rPr>
                 <w:rFonts w:ascii="Arial" w:cs="Arial" w:eastAsia="Arial" w:hAnsi="Arial"/>
-                <w:color w:val="1F2120"/>
+                <w:color w:val="1A202C"/>
                 <w:sz w:val="20"/>
                 <w:szCs w:val="20"/>
               </w:rPr>
@@ -4665,12 +4665,12 @@
           <w:tcPr>
             <w:tcW w:type="dxa" w:w="5544"/>
             <w:tcBorders>
-              <w:top w:val="single" w:color="DCD9CC" w:sz="2"/>
-              <w:left w:val="single" w:color="DCD9CC" w:sz="2"/>
-              <w:bottom w:val="single" w:color="DCD9CC" w:sz="2"/>
-              <w:right w:val="single" w:color="DCD9CC" w:sz="2"/>
-            </w:tcBorders>
-            <w:shd w:fill="EEECE1" w:color="auto" w:val="clear"/>
+              <w:top w:val="single" w:color="D8DAE0" w:sz="2"/>
+              <w:left w:val="single" w:color="D8DAE0" w:sz="2"/>
+              <w:bottom w:val="single" w:color="D8DAE0" w:sz="2"/>
+              <w:right w:val="single" w:color="D8DAE0" w:sz="2"/>
+            </w:tcBorders>
+            <w:shd w:fill="EDF0F5" w:color="auto" w:val="clear"/>
             <w:tcMar>
               <w:top w:type="dxa" w:w="120"/>
               <w:left w:type="dxa" w:w="160"/>
@@ -4685,7 +4685,7 @@
             <w:r>
               <w:rPr>
                 <w:rFonts w:ascii="Arial" w:cs="Arial" w:eastAsia="Arial" w:hAnsi="Arial"/>
-                <w:color w:val="1F2120"/>
+                <w:color w:val="1A202C"/>
                 <w:sz w:val="22"/>
                 <w:szCs w:val="22"/>
               </w:rPr>
@@ -4697,10 +4697,10 @@
           <w:tcPr>
             <w:tcW w:type="dxa" w:w="4536"/>
             <w:tcBorders>
-              <w:top w:val="single" w:color="DCD9CC" w:sz="2"/>
-              <w:left w:val="single" w:color="DCD9CC" w:sz="2"/>
-              <w:bottom w:val="single" w:color="DCD9CC" w:sz="2"/>
-              <w:right w:val="single" w:color="DCD9CC" w:sz="2"/>
+              <w:top w:val="single" w:color="D8DAE0" w:sz="2"/>
+              <w:left w:val="single" w:color="D8DAE0" w:sz="2"/>
+              <w:bottom w:val="single" w:color="D8DAE0" w:sz="2"/>
+              <w:right w:val="single" w:color="D8DAE0" w:sz="2"/>
             </w:tcBorders>
             <w:shd w:fill="FFFFFF" w:color="auto" w:val="clear"/>
             <w:tcMar>
@@ -4717,7 +4717,7 @@
             <w:r>
               <w:rPr>
                 <w:rFonts w:ascii="Arial" w:cs="Arial" w:eastAsia="Arial" w:hAnsi="Arial"/>
-                <w:color w:val="1F2120"/>
+                <w:color w:val="1A202C"/>
                 <w:sz w:val="20"/>
                 <w:szCs w:val="20"/>
               </w:rPr>
@@ -4731,7 +4731,7 @@
             <w:r>
               <w:rPr>
                 <w:rFonts w:ascii="Arial" w:cs="Arial" w:eastAsia="Arial" w:hAnsi="Arial"/>
-                <w:color w:val="1F2120"/>
+                <w:color w:val="1A202C"/>
                 <w:sz w:val="20"/>
                 <w:szCs w:val="20"/>
               </w:rPr>
@@ -4745,7 +4745,7 @@
             <w:r>
               <w:rPr>
                 <w:rFonts w:ascii="Arial" w:cs="Arial" w:eastAsia="Arial" w:hAnsi="Arial"/>
-                <w:color w:val="1F2120"/>
+                <w:color w:val="1A202C"/>
                 <w:sz w:val="20"/>
                 <w:szCs w:val="20"/>
               </w:rPr>
@@ -4775,12 +4775,12 @@
           <w:tcPr>
             <w:tcW w:type="dxa" w:w="10080"/>
             <w:tcBorders>
-              <w:top w:val="single" w:color="DCD9CC" w:sz="2"/>
-              <w:left w:val="single" w:color="CF3338" w:sz="24"/>
-              <w:bottom w:val="single" w:color="DCD9CC" w:sz="2"/>
-              <w:right w:val="single" w:color="DCD9CC" w:sz="2"/>
-            </w:tcBorders>
-            <w:shd w:fill="F7F5EE" w:color="auto" w:val="clear"/>
+              <w:top w:val="single" w:color="D8DAE0" w:sz="2"/>
+              <w:left w:val="single" w:color="2A4365" w:sz="24"/>
+              <w:bottom w:val="single" w:color="D8DAE0" w:sz="2"/>
+              <w:right w:val="single" w:color="D8DAE0" w:sz="2"/>
+            </w:tcBorders>
+            <w:shd w:fill="F1EFE8" w:color="auto" w:val="clear"/>
             <w:tcMar>
               <w:top w:type="dxa" w:w="140"/>
               <w:left w:type="dxa" w:w="200"/>
@@ -4797,7 +4797,7 @@
                 <w:rFonts w:ascii="Arial" w:cs="Arial" w:eastAsia="Arial" w:hAnsi="Arial"/>
                 <w:b/>
                 <w:bCs/>
-                <w:color w:val="CF3338"/>
+                <w:color w:val="2A4365"/>
                 <w:sz w:val="20"/>
                 <w:szCs w:val="20"/>
               </w:rPr>
@@ -4811,7 +4811,7 @@
             <w:r>
               <w:rPr>
                 <w:rFonts w:ascii="Arial" w:cs="Arial" w:eastAsia="Arial" w:hAnsi="Arial"/>
-                <w:color w:val="1F2120"/>
+                <w:color w:val="1A202C"/>
                 <w:sz w:val="22"/>
                 <w:szCs w:val="22"/>
               </w:rPr>
@@ -4825,7 +4825,7 @@
             <w:r>
               <w:rPr>
                 <w:rFonts w:ascii="Arial" w:cs="Arial" w:eastAsia="Arial" w:hAnsi="Arial"/>
-                <w:color w:val="1F2120"/>
+                <w:color w:val="1A202C"/>
                 <w:sz w:val="22"/>
                 <w:szCs w:val="22"/>
               </w:rPr>
@@ -4839,7 +4839,7 @@
             <w:r>
               <w:rPr>
                 <w:rFonts w:ascii="Arial" w:cs="Arial" w:eastAsia="Arial" w:hAnsi="Arial"/>
-                <w:color w:val="1F2120"/>
+                <w:color w:val="1A202C"/>
                 <w:sz w:val="22"/>
                 <w:szCs w:val="22"/>
               </w:rPr>
@@ -4853,7 +4853,7 @@
             <w:r>
               <w:rPr>
                 <w:rFonts w:ascii="Arial" w:cs="Arial" w:eastAsia="Arial" w:hAnsi="Arial"/>
-                <w:color w:val="1F2120"/>
+                <w:color w:val="1A202C"/>
                 <w:sz w:val="22"/>
                 <w:szCs w:val="22"/>
               </w:rPr>
@@ -4867,7 +4867,7 @@
             <w:r>
               <w:rPr>
                 <w:rFonts w:ascii="Arial" w:cs="Arial" w:eastAsia="Arial" w:hAnsi="Arial"/>
-                <w:color w:val="1F2120"/>
+                <w:color w:val="1A202C"/>
                 <w:sz w:val="22"/>
                 <w:szCs w:val="22"/>
               </w:rPr>
@@ -4881,7 +4881,7 @@
             <w:r>
               <w:rPr>
                 <w:rFonts w:ascii="Arial" w:cs="Arial" w:eastAsia="Arial" w:hAnsi="Arial"/>
-                <w:color w:val="1F2120"/>
+                <w:color w:val="1A202C"/>
                 <w:sz w:val="22"/>
                 <w:szCs w:val="22"/>
               </w:rPr>
@@ -4906,7 +4906,7 @@
           <w:rFonts w:ascii="Arial" w:cs="Arial" w:eastAsia="Arial" w:hAnsi="Arial"/>
           <w:b/>
           <w:bCs/>
-          <w:color w:val="CF3338"/>
+          <w:color w:val="2A4365"/>
           <w:sz w:val="36"/>
           <w:szCs w:val="36"/>
         </w:rPr>
@@ -4923,7 +4923,7 @@
           <w:rFonts w:ascii="Arial" w:cs="Arial" w:eastAsia="Arial" w:hAnsi="Arial"/>
           <w:b/>
           <w:bCs/>
-          <w:color w:val="1F2120"/>
+          <w:color w:val="1A202C"/>
           <w:sz w:val="28"/>
           <w:szCs w:val="28"/>
         </w:rPr>
@@ -4946,7 +4946,7 @@
           <w:bCs w:val="false"/>
           <w:i w:val="false"/>
           <w:iCs w:val="false"/>
-          <w:color w:val="1F2120"/>
+          <w:color w:val="1A202C"/>
           <w:sz w:val="22"/>
           <w:szCs w:val="22"/>
         </w:rPr>
@@ -4969,7 +4969,7 @@
           <w:bCs w:val="false"/>
           <w:i w:val="false"/>
           <w:iCs w:val="false"/>
-          <w:color w:val="1F2120"/>
+          <w:color w:val="1A202C"/>
           <w:sz w:val="22"/>
           <w:szCs w:val="22"/>
         </w:rPr>
@@ -4992,7 +4992,7 @@
           <w:bCs w:val="false"/>
           <w:i w:val="false"/>
           <w:iCs w:val="false"/>
-          <w:color w:val="1F2120"/>
+          <w:color w:val="1A202C"/>
           <w:sz w:val="22"/>
           <w:szCs w:val="22"/>
         </w:rPr>
@@ -5009,7 +5009,7 @@
           <w:rFonts w:ascii="Arial" w:cs="Arial" w:eastAsia="Arial" w:hAnsi="Arial"/>
           <w:b/>
           <w:bCs/>
-          <w:color w:val="1F2120"/>
+          <w:color w:val="1A202C"/>
           <w:sz w:val="28"/>
           <w:szCs w:val="28"/>
         </w:rPr>
@@ -5032,7 +5032,7 @@
           <w:bCs w:val="false"/>
           <w:i w:val="false"/>
           <w:iCs w:val="false"/>
-          <w:color w:val="1F2120"/>
+          <w:color w:val="1A202C"/>
           <w:sz w:val="22"/>
           <w:szCs w:val="22"/>
         </w:rPr>
@@ -5055,7 +5055,7 @@
           <w:bCs w:val="false"/>
           <w:i w:val="false"/>
           <w:iCs w:val="false"/>
-          <w:color w:val="1F2120"/>
+          <w:color w:val="1A202C"/>
           <w:sz w:val="22"/>
           <w:szCs w:val="22"/>
         </w:rPr>
@@ -5078,7 +5078,7 @@
           <w:bCs w:val="false"/>
           <w:i w:val="false"/>
           <w:iCs w:val="false"/>
-          <w:color w:val="1F2120"/>
+          <w:color w:val="1A202C"/>
           <w:sz w:val="22"/>
           <w:szCs w:val="22"/>
         </w:rPr>
@@ -5095,7 +5095,7 @@
           <w:rFonts w:ascii="Arial" w:cs="Arial" w:eastAsia="Arial" w:hAnsi="Arial"/>
           <w:b/>
           <w:bCs/>
-          <w:color w:val="1F2120"/>
+          <w:color w:val="1A202C"/>
           <w:sz w:val="28"/>
           <w:szCs w:val="28"/>
         </w:rPr>
@@ -5118,7 +5118,7 @@
           <w:bCs w:val="false"/>
           <w:i w:val="false"/>
           <w:iCs w:val="false"/>
-          <w:color w:val="1F2120"/>
+          <w:color w:val="1A202C"/>
           <w:sz w:val="22"/>
           <w:szCs w:val="22"/>
         </w:rPr>
@@ -5141,7 +5141,7 @@
           <w:bCs w:val="false"/>
           <w:i w:val="false"/>
           <w:iCs w:val="false"/>
-          <w:color w:val="1F2120"/>
+          <w:color w:val="1A202C"/>
           <w:sz w:val="22"/>
           <w:szCs w:val="22"/>
         </w:rPr>
@@ -5163,7 +5163,7 @@
           <w:rFonts w:ascii="Arial" w:cs="Arial" w:eastAsia="Arial" w:hAnsi="Arial"/>
           <w:b/>
           <w:bCs/>
-          <w:color w:val="CF3338"/>
+          <w:color w:val="2A4365"/>
           <w:sz w:val="36"/>
           <w:szCs w:val="36"/>
         </w:rPr>
@@ -5182,7 +5182,7 @@
           <w:bCs w:val="false"/>
           <w:i w:val="false"/>
           <w:iCs w:val="false"/>
-          <w:color w:val="1F2120"/>
+          <w:color w:val="1A202C"/>
           <w:sz w:val="22"/>
           <w:szCs w:val="22"/>
         </w:rPr>
@@ -5199,7 +5199,7 @@
           <w:rFonts w:ascii="Arial" w:cs="Arial" w:eastAsia="Arial" w:hAnsi="Arial"/>
           <w:b/>
           <w:bCs/>
-          <w:color w:val="CF3338"/>
+          <w:color w:val="2A4365"/>
           <w:sz w:val="24"/>
           <w:szCs w:val="24"/>
         </w:rPr>
@@ -5208,14 +5208,14 @@
     </w:p>
     <w:p>
       <w:pPr>
-        <w:shd w:fill="F7F5EE" w:color="auto" w:val="clear"/>
+        <w:shd w:fill="F1EFE8" w:color="auto" w:val="clear"/>
         <w:spacing w:after="40" w:before="40" w:line="280"/>
         <w:ind w:left="200" w:right="200"/>
       </w:pPr>
       <w:r>
         <w:rPr>
           <w:rFonts w:ascii="Courier New" w:cs="Courier New" w:eastAsia="Courier New" w:hAnsi="Courier New"/>
-          <w:color w:val="1F2120"/>
+          <w:color w:val="1A202C"/>
           <w:sz w:val="20"/>
           <w:szCs w:val="20"/>
         </w:rPr>
@@ -5224,14 +5224,14 @@
     </w:p>
     <w:p>
       <w:pPr>
-        <w:shd w:fill="F7F5EE" w:color="auto" w:val="clear"/>
+        <w:shd w:fill="F1EFE8" w:color="auto" w:val="clear"/>
         <w:spacing w:after="40" w:before="40" w:line="280"/>
         <w:ind w:left="200" w:right="200"/>
       </w:pPr>
       <w:r>
         <w:rPr>
           <w:rFonts w:ascii="Courier New" w:cs="Courier New" w:eastAsia="Courier New" w:hAnsi="Courier New"/>
-          <w:color w:val="1F2120"/>
+          <w:color w:val="1A202C"/>
           <w:sz w:val="20"/>
           <w:szCs w:val="20"/>
         </w:rPr>
@@ -5240,14 +5240,14 @@
     </w:p>
     <w:p>
       <w:pPr>
-        <w:shd w:fill="F7F5EE" w:color="auto" w:val="clear"/>
+        <w:shd w:fill="F1EFE8" w:color="auto" w:val="clear"/>
         <w:spacing w:after="40" w:before="40" w:line="280"/>
         <w:ind w:left="200" w:right="200"/>
       </w:pPr>
       <w:r>
         <w:rPr>
           <w:rFonts w:ascii="Courier New" w:cs="Courier New" w:eastAsia="Courier New" w:hAnsi="Courier New"/>
-          <w:color w:val="1F2120"/>
+          <w:color w:val="1A202C"/>
           <w:sz w:val="20"/>
           <w:szCs w:val="20"/>
         </w:rPr>
@@ -5256,14 +5256,14 @@
     </w:p>
     <w:p>
       <w:pPr>
-        <w:shd w:fill="F7F5EE" w:color="auto" w:val="clear"/>
+        <w:shd w:fill="F1EFE8" w:color="auto" w:val="clear"/>
         <w:spacing w:after="40" w:before="40" w:line="280"/>
         <w:ind w:left="200" w:right="200"/>
       </w:pPr>
       <w:r>
         <w:rPr>
           <w:rFonts w:ascii="Courier New" w:cs="Courier New" w:eastAsia="Courier New" w:hAnsi="Courier New"/>
-          <w:color w:val="1F2120"/>
+          <w:color w:val="1A202C"/>
           <w:sz w:val="20"/>
           <w:szCs w:val="20"/>
         </w:rPr>
@@ -5272,14 +5272,14 @@
     </w:p>
     <w:p>
       <w:pPr>
-        <w:shd w:fill="F7F5EE" w:color="auto" w:val="clear"/>
+        <w:shd w:fill="F1EFE8" w:color="auto" w:val="clear"/>
         <w:spacing w:after="40" w:before="40" w:line="280"/>
         <w:ind w:left="200" w:right="200"/>
       </w:pPr>
       <w:r>
         <w:rPr>
           <w:rFonts w:ascii="Courier New" w:cs="Courier New" w:eastAsia="Courier New" w:hAnsi="Courier New"/>
-          <w:color w:val="1F2120"/>
+          <w:color w:val="1A202C"/>
           <w:sz w:val="20"/>
           <w:szCs w:val="20"/>
         </w:rPr>
@@ -5288,14 +5288,14 @@
     </w:p>
     <w:p>
       <w:pPr>
-        <w:shd w:fill="F7F5EE" w:color="auto" w:val="clear"/>
+        <w:shd w:fill="F1EFE8" w:color="auto" w:val="clear"/>
         <w:spacing w:after="40" w:before="40" w:line="280"/>
         <w:ind w:left="200" w:right="200"/>
       </w:pPr>
       <w:r>
         <w:rPr>
           <w:rFonts w:ascii="Courier New" w:cs="Courier New" w:eastAsia="Courier New" w:hAnsi="Courier New"/>
-          <w:color w:val="1F2120"/>
+          <w:color w:val="1A202C"/>
           <w:sz w:val="20"/>
           <w:szCs w:val="20"/>
         </w:rPr>
@@ -5304,14 +5304,14 @@
     </w:p>
     <w:p>
       <w:pPr>
-        <w:shd w:fill="F7F5EE" w:color="auto" w:val="clear"/>
+        <w:shd w:fill="F1EFE8" w:color="auto" w:val="clear"/>
         <w:spacing w:after="40" w:before="40" w:line="280"/>
         <w:ind w:left="200" w:right="200"/>
       </w:pPr>
       <w:r>
         <w:rPr>
           <w:rFonts w:ascii="Courier New" w:cs="Courier New" w:eastAsia="Courier New" w:hAnsi="Courier New"/>
-          <w:color w:val="1F2120"/>
+          <w:color w:val="1A202C"/>
           <w:sz w:val="20"/>
           <w:szCs w:val="20"/>
         </w:rPr>
@@ -5320,14 +5320,14 @@
     </w:p>
     <w:p>
       <w:pPr>
-        <w:shd w:fill="F7F5EE" w:color="auto" w:val="clear"/>
+        <w:shd w:fill="F1EFE8" w:color="auto" w:val="clear"/>
         <w:spacing w:after="40" w:before="40" w:line="280"/>
         <w:ind w:left="200" w:right="200"/>
       </w:pPr>
       <w:r>
         <w:rPr>
           <w:rFonts w:ascii="Courier New" w:cs="Courier New" w:eastAsia="Courier New" w:hAnsi="Courier New"/>
-          <w:color w:val="1F2120"/>
+          <w:color w:val="1A202C"/>
           <w:sz w:val="20"/>
           <w:szCs w:val="20"/>
         </w:rPr>
@@ -5336,14 +5336,14 @@
     </w:p>
     <w:p>
       <w:pPr>
-        <w:shd w:fill="F7F5EE" w:color="auto" w:val="clear"/>
+        <w:shd w:fill="F1EFE8" w:color="auto" w:val="clear"/>
         <w:spacing w:after="40" w:before="40" w:line="280"/>
         <w:ind w:left="200" w:right="200"/>
       </w:pPr>
       <w:r>
         <w:rPr>
           <w:rFonts w:ascii="Courier New" w:cs="Courier New" w:eastAsia="Courier New" w:hAnsi="Courier New"/>
-          <w:color w:val="1F2120"/>
+          <w:color w:val="1A202C"/>
           <w:sz w:val="20"/>
           <w:szCs w:val="20"/>
         </w:rPr>
@@ -5360,7 +5360,7 @@
           <w:rFonts w:ascii="Arial" w:cs="Arial" w:eastAsia="Arial" w:hAnsi="Arial"/>
           <w:b/>
           <w:bCs/>
-          <w:color w:val="CF3338"/>
+          <w:color w:val="2A4365"/>
           <w:sz w:val="24"/>
           <w:szCs w:val="24"/>
         </w:rPr>
@@ -5369,14 +5369,14 @@
     </w:p>
     <w:p>
       <w:pPr>
-        <w:shd w:fill="F7F5EE" w:color="auto" w:val="clear"/>
+        <w:shd w:fill="F1EFE8" w:color="auto" w:val="clear"/>
         <w:spacing w:after="40" w:before="40" w:line="280"/>
         <w:ind w:left="200" w:right="200"/>
       </w:pPr>
       <w:r>
         <w:rPr>
           <w:rFonts w:ascii="Courier New" w:cs="Courier New" w:eastAsia="Courier New" w:hAnsi="Courier New"/>
-          <w:color w:val="1F2120"/>
+          <w:color w:val="1A202C"/>
           <w:sz w:val="20"/>
           <w:szCs w:val="20"/>
         </w:rPr>
@@ -5385,14 +5385,14 @@
     </w:p>
     <w:p>
       <w:pPr>
-        <w:shd w:fill="F7F5EE" w:color="auto" w:val="clear"/>
+        <w:shd w:fill="F1EFE8" w:color="auto" w:val="clear"/>
         <w:spacing w:after="40" w:before="40" w:line="280"/>
         <w:ind w:left="200" w:right="200"/>
       </w:pPr>
       <w:r>
         <w:rPr>
           <w:rFonts w:ascii="Courier New" w:cs="Courier New" w:eastAsia="Courier New" w:hAnsi="Courier New"/>
-          <w:color w:val="1F2120"/>
+          <w:color w:val="1A202C"/>
           <w:sz w:val="20"/>
           <w:szCs w:val="20"/>
         </w:rPr>
@@ -5401,14 +5401,14 @@
     </w:p>
     <w:p>
       <w:pPr>
-        <w:shd w:fill="F7F5EE" w:color="auto" w:val="clear"/>
+        <w:shd w:fill="F1EFE8" w:color="auto" w:val="clear"/>
         <w:spacing w:after="40" w:before="40" w:line="280"/>
         <w:ind w:left="200" w:right="200"/>
       </w:pPr>
       <w:r>
         <w:rPr>
           <w:rFonts w:ascii="Courier New" w:cs="Courier New" w:eastAsia="Courier New" w:hAnsi="Courier New"/>
-          <w:color w:val="1F2120"/>
+          <w:color w:val="1A202C"/>
           <w:sz w:val="20"/>
           <w:szCs w:val="20"/>
         </w:rPr>
@@ -5417,14 +5417,14 @@
     </w:p>
     <w:p>
       <w:pPr>
-        <w:shd w:fill="F7F5EE" w:color="auto" w:val="clear"/>
+        <w:shd w:fill="F1EFE8" w:color="auto" w:val="clear"/>
         <w:spacing w:after="40" w:before="40" w:line="280"/>
         <w:ind w:left="200" w:right="200"/>
       </w:pPr>
       <w:r>
         <w:rPr>
           <w:rFonts w:ascii="Courier New" w:cs="Courier New" w:eastAsia="Courier New" w:hAnsi="Courier New"/>
-          <w:color w:val="1F2120"/>
+          <w:color w:val="1A202C"/>
           <w:sz w:val="20"/>
           <w:szCs w:val="20"/>
         </w:rPr>
@@ -5433,14 +5433,14 @@
     </w:p>
     <w:p>
       <w:pPr>
-        <w:shd w:fill="F7F5EE" w:color="auto" w:val="clear"/>
+        <w:shd w:fill="F1EFE8" w:color="auto" w:val="clear"/>
         <w:spacing w:after="40" w:before="40" w:line="280"/>
         <w:ind w:left="200" w:right="200"/>
       </w:pPr>
       <w:r>
         <w:rPr>
           <w:rFonts w:ascii="Courier New" w:cs="Courier New" w:eastAsia="Courier New" w:hAnsi="Courier New"/>
-          <w:color w:val="1F2120"/>
+          <w:color w:val="1A202C"/>
           <w:sz w:val="20"/>
           <w:szCs w:val="20"/>
         </w:rPr>
@@ -5449,14 +5449,14 @@
     </w:p>
     <w:p>
       <w:pPr>
-        <w:shd w:fill="F7F5EE" w:color="auto" w:val="clear"/>
+        <w:shd w:fill="F1EFE8" w:color="auto" w:val="clear"/>
         <w:spacing w:after="40" w:before="40" w:line="280"/>
         <w:ind w:left="200" w:right="200"/>
       </w:pPr>
       <w:r>
         <w:rPr>
           <w:rFonts w:ascii="Courier New" w:cs="Courier New" w:eastAsia="Courier New" w:hAnsi="Courier New"/>
-          <w:color w:val="1F2120"/>
+          <w:color w:val="1A202C"/>
           <w:sz w:val="20"/>
           <w:szCs w:val="20"/>
         </w:rPr>
@@ -5465,14 +5465,14 @@
     </w:p>
     <w:p>
       <w:pPr>
-        <w:shd w:fill="F7F5EE" w:color="auto" w:val="clear"/>
+        <w:shd w:fill="F1EFE8" w:color="auto" w:val="clear"/>
         <w:spacing w:after="40" w:before="40" w:line="280"/>
         <w:ind w:left="200" w:right="200"/>
       </w:pPr>
       <w:r>
         <w:rPr>
           <w:rFonts w:ascii="Courier New" w:cs="Courier New" w:eastAsia="Courier New" w:hAnsi="Courier New"/>
-          <w:color w:val="1F2120"/>
+          <w:color w:val="1A202C"/>
           <w:sz w:val="20"/>
           <w:szCs w:val="20"/>
         </w:rPr>
@@ -5481,14 +5481,14 @@
     </w:p>
     <w:p>
       <w:pPr>
-        <w:shd w:fill="F7F5EE" w:color="auto" w:val="clear"/>
+        <w:shd w:fill="F1EFE8" w:color="auto" w:val="clear"/>
         <w:spacing w:after="40" w:before="40" w:line="280"/>
         <w:ind w:left="200" w:right="200"/>
       </w:pPr>
       <w:r>
         <w:rPr>
           <w:rFonts w:ascii="Courier New" w:cs="Courier New" w:eastAsia="Courier New" w:hAnsi="Courier New"/>
-          <w:color w:val="1F2120"/>
+          <w:color w:val="1A202C"/>
           <w:sz w:val="20"/>
           <w:szCs w:val="20"/>
         </w:rPr>
@@ -5497,14 +5497,14 @@
     </w:p>
     <w:p>
       <w:pPr>
-        <w:shd w:fill="F7F5EE" w:color="auto" w:val="clear"/>
+        <w:shd w:fill="F1EFE8" w:color="auto" w:val="clear"/>
         <w:spacing w:after="40" w:before="40" w:line="280"/>
         <w:ind w:left="200" w:right="200"/>
       </w:pPr>
       <w:r>
         <w:rPr>
           <w:rFonts w:ascii="Courier New" w:cs="Courier New" w:eastAsia="Courier New" w:hAnsi="Courier New"/>
-          <w:color w:val="1F2120"/>
+          <w:color w:val="1A202C"/>
           <w:sz w:val="20"/>
           <w:szCs w:val="20"/>
         </w:rPr>
@@ -5513,14 +5513,14 @@
     </w:p>
     <w:p>
       <w:pPr>
-        <w:shd w:fill="F7F5EE" w:color="auto" w:val="clear"/>
+        <w:shd w:fill="F1EFE8" w:color="auto" w:val="clear"/>
         <w:spacing w:after="40" w:before="40" w:line="280"/>
         <w:ind w:left="200" w:right="200"/>
       </w:pPr>
       <w:r>
         <w:rPr>
           <w:rFonts w:ascii="Courier New" w:cs="Courier New" w:eastAsia="Courier New" w:hAnsi="Courier New"/>
-          <w:color w:val="1F2120"/>
+          <w:color w:val="1A202C"/>
           <w:sz w:val="20"/>
           <w:szCs w:val="20"/>
         </w:rPr>
@@ -5529,14 +5529,14 @@
     </w:p>
     <w:p>
       <w:pPr>
-        <w:shd w:fill="F7F5EE" w:color="auto" w:val="clear"/>
+        <w:shd w:fill="F1EFE8" w:color="auto" w:val="clear"/>
         <w:spacing w:after="40" w:before="40" w:line="280"/>
         <w:ind w:left="200" w:right="200"/>
       </w:pPr>
       <w:r>
         <w:rPr>
           <w:rFonts w:ascii="Courier New" w:cs="Courier New" w:eastAsia="Courier New" w:hAnsi="Courier New"/>
-          <w:color w:val="1F2120"/>
+          <w:color w:val="1A202C"/>
           <w:sz w:val="20"/>
           <w:szCs w:val="20"/>
         </w:rPr>
@@ -5545,14 +5545,14 @@
     </w:p>
     <w:p>
       <w:pPr>
-        <w:shd w:fill="F7F5EE" w:color="auto" w:val="clear"/>
+        <w:shd w:fill="F1EFE8" w:color="auto" w:val="clear"/>
         <w:spacing w:after="40" w:before="40" w:line="280"/>
         <w:ind w:left="200" w:right="200"/>
       </w:pPr>
       <w:r>
         <w:rPr>
           <w:rFonts w:ascii="Courier New" w:cs="Courier New" w:eastAsia="Courier New" w:hAnsi="Courier New"/>
-          <w:color w:val="1F2120"/>
+          <w:color w:val="1A202C"/>
           <w:sz w:val="20"/>
           <w:szCs w:val="20"/>
         </w:rPr>
@@ -5561,14 +5561,14 @@
     </w:p>
     <w:p>
       <w:pPr>
-        <w:shd w:fill="F7F5EE" w:color="auto" w:val="clear"/>
+        <w:shd w:fill="F1EFE8" w:color="auto" w:val="clear"/>
         <w:spacing w:after="40" w:before="40" w:line="280"/>
         <w:ind w:left="200" w:right="200"/>
       </w:pPr>
       <w:r>
         <w:rPr>
           <w:rFonts w:ascii="Courier New" w:cs="Courier New" w:eastAsia="Courier New" w:hAnsi="Courier New"/>
-          <w:color w:val="1F2120"/>
+          <w:color w:val="1A202C"/>
           <w:sz w:val="20"/>
           <w:szCs w:val="20"/>
         </w:rPr>
@@ -5577,14 +5577,14 @@
     </w:p>
     <w:p>
       <w:pPr>
-        <w:shd w:fill="F7F5EE" w:color="auto" w:val="clear"/>
+        <w:shd w:fill="F1EFE8" w:color="auto" w:val="clear"/>
         <w:spacing w:after="40" w:before="40" w:line="280"/>
         <w:ind w:left="200" w:right="200"/>
       </w:pPr>
       <w:r>
         <w:rPr>
           <w:rFonts w:ascii="Courier New" w:cs="Courier New" w:eastAsia="Courier New" w:hAnsi="Courier New"/>
-          <w:color w:val="1F2120"/>
+          <w:color w:val="1A202C"/>
           <w:sz w:val="20"/>
           <w:szCs w:val="20"/>
         </w:rPr>
@@ -5593,14 +5593,14 @@
     </w:p>
     <w:p>
       <w:pPr>
-        <w:shd w:fill="F7F5EE" w:color="auto" w:val="clear"/>
+        <w:shd w:fill="F1EFE8" w:color="auto" w:val="clear"/>
         <w:spacing w:after="40" w:before="40" w:line="280"/>
         <w:ind w:left="200" w:right="200"/>
       </w:pPr>
       <w:r>
         <w:rPr>
           <w:rFonts w:ascii="Courier New" w:cs="Courier New" w:eastAsia="Courier New" w:hAnsi="Courier New"/>
-          <w:color w:val="1F2120"/>
+          <w:color w:val="1A202C"/>
           <w:sz w:val="20"/>
           <w:szCs w:val="20"/>
         </w:rPr>
@@ -5617,7 +5617,7 @@
           <w:rFonts w:ascii="Arial" w:cs="Arial" w:eastAsia="Arial" w:hAnsi="Arial"/>
           <w:b/>
           <w:bCs/>
-          <w:color w:val="CF3338"/>
+          <w:color w:val="2A4365"/>
           <w:sz w:val="24"/>
           <w:szCs w:val="24"/>
         </w:rPr>
@@ -5626,14 +5626,14 @@
     </w:p>
     <w:p>
       <w:pPr>
-        <w:shd w:fill="F7F5EE" w:color="auto" w:val="clear"/>
+        <w:shd w:fill="F1EFE8" w:color="auto" w:val="clear"/>
         <w:spacing w:after="40" w:before="40" w:line="280"/>
         <w:ind w:left="200" w:right="200"/>
       </w:pPr>
       <w:r>
         <w:rPr>
           <w:rFonts w:ascii="Courier New" w:cs="Courier New" w:eastAsia="Courier New" w:hAnsi="Courier New"/>
-          <w:color w:val="1F2120"/>
+          <w:color w:val="1A202C"/>
           <w:sz w:val="20"/>
           <w:szCs w:val="20"/>
         </w:rPr>
@@ -5642,14 +5642,14 @@
     </w:p>
     <w:p>
       <w:pPr>
-        <w:shd w:fill="F7F5EE" w:color="auto" w:val="clear"/>
+        <w:shd w:fill="F1EFE8" w:color="auto" w:val="clear"/>
         <w:spacing w:after="40" w:before="40" w:line="280"/>
         <w:ind w:left="200" w:right="200"/>
       </w:pPr>
       <w:r>
         <w:rPr>
           <w:rFonts w:ascii="Courier New" w:cs="Courier New" w:eastAsia="Courier New" w:hAnsi="Courier New"/>
-          <w:color w:val="1F2120"/>
+          <w:color w:val="1A202C"/>
           <w:sz w:val="20"/>
           <w:szCs w:val="20"/>
         </w:rPr>
@@ -5658,14 +5658,14 @@
     </w:p>
     <w:p>
       <w:pPr>
-        <w:shd w:fill="F7F5EE" w:color="auto" w:val="clear"/>
+        <w:shd w:fill="F1EFE8" w:color="auto" w:val="clear"/>
         <w:spacing w:after="40" w:before="40" w:line="280"/>
         <w:ind w:left="200" w:right="200"/>
       </w:pPr>
       <w:r>
         <w:rPr>
           <w:rFonts w:ascii="Courier New" w:cs="Courier New" w:eastAsia="Courier New" w:hAnsi="Courier New"/>
-          <w:color w:val="1F2120"/>
+          <w:color w:val="1A202C"/>
           <w:sz w:val="20"/>
           <w:szCs w:val="20"/>
         </w:rPr>
@@ -5674,14 +5674,14 @@
     </w:p>
     <w:p>
       <w:pPr>
-        <w:shd w:fill="F7F5EE" w:color="auto" w:val="clear"/>
+        <w:shd w:fill="F1EFE8" w:color="auto" w:val="clear"/>
         <w:spacing w:after="40" w:before="40" w:line="280"/>
         <w:ind w:left="200" w:right="200"/>
       </w:pPr>
       <w:r>
         <w:rPr>
           <w:rFonts w:ascii="Courier New" w:cs="Courier New" w:eastAsia="Courier New" w:hAnsi="Courier New"/>
-          <w:color w:val="1F2120"/>
+          <w:color w:val="1A202C"/>
           <w:sz w:val="20"/>
           <w:szCs w:val="20"/>
         </w:rPr>
@@ -5690,14 +5690,14 @@
     </w:p>
     <w:p>
       <w:pPr>
-        <w:shd w:fill="F7F5EE" w:color="auto" w:val="clear"/>
+        <w:shd w:fill="F1EFE8" w:color="auto" w:val="clear"/>
         <w:spacing w:after="40" w:before="40" w:line="280"/>
         <w:ind w:left="200" w:right="200"/>
       </w:pPr>
       <w:r>
         <w:rPr>
           <w:rFonts w:ascii="Courier New" w:cs="Courier New" w:eastAsia="Courier New" w:hAnsi="Courier New"/>
-          <w:color w:val="1F2120"/>
+          <w:color w:val="1A202C"/>
           <w:sz w:val="20"/>
           <w:szCs w:val="20"/>
         </w:rPr>
@@ -5706,14 +5706,14 @@
     </w:p>
     <w:p>
       <w:pPr>
-        <w:shd w:fill="F7F5EE" w:color="auto" w:val="clear"/>
+        <w:shd w:fill="F1EFE8" w:color="auto" w:val="clear"/>
         <w:spacing w:after="40" w:before="40" w:line="280"/>
         <w:ind w:left="200" w:right="200"/>
       </w:pPr>
       <w:r>
         <w:rPr>
           <w:rFonts w:ascii="Courier New" w:cs="Courier New" w:eastAsia="Courier New" w:hAnsi="Courier New"/>
-          <w:color w:val="1F2120"/>
+          <w:color w:val="1A202C"/>
           <w:sz w:val="20"/>
           <w:szCs w:val="20"/>
         </w:rPr>
@@ -5722,14 +5722,14 @@
     </w:p>
     <w:p>
       <w:pPr>
-        <w:shd w:fill="F7F5EE" w:color="auto" w:val="clear"/>
+        <w:shd w:fill="F1EFE8" w:color="auto" w:val="clear"/>
         <w:spacing w:after="40" w:before="40" w:line="280"/>
         <w:ind w:left="200" w:right="200"/>
       </w:pPr>
       <w:r>
         <w:rPr>
           <w:rFonts w:ascii="Courier New" w:cs="Courier New" w:eastAsia="Courier New" w:hAnsi="Courier New"/>
-          <w:color w:val="1F2120"/>
+          <w:color w:val="1A202C"/>
           <w:sz w:val="20"/>
           <w:szCs w:val="20"/>
         </w:rPr>
@@ -5738,14 +5738,14 @@
     </w:p>
     <w:p>
       <w:pPr>
-        <w:shd w:fill="F7F5EE" w:color="auto" w:val="clear"/>
+        <w:shd w:fill="F1EFE8" w:color="auto" w:val="clear"/>
         <w:spacing w:after="40" w:before="40" w:line="280"/>
         <w:ind w:left="200" w:right="200"/>
       </w:pPr>
       <w:r>
         <w:rPr>
           <w:rFonts w:ascii="Courier New" w:cs="Courier New" w:eastAsia="Courier New" w:hAnsi="Courier New"/>
-          <w:color w:val="1F2120"/>
+          <w:color w:val="1A202C"/>
           <w:sz w:val="20"/>
           <w:szCs w:val="20"/>
         </w:rPr>
@@ -5754,14 +5754,14 @@
     </w:p>
     <w:p>
       <w:pPr>
-        <w:shd w:fill="F7F5EE" w:color="auto" w:val="clear"/>
+        <w:shd w:fill="F1EFE8" w:color="auto" w:val="clear"/>
         <w:spacing w:after="40" w:before="40" w:line="280"/>
         <w:ind w:left="200" w:right="200"/>
       </w:pPr>
       <w:r>
         <w:rPr>
           <w:rFonts w:ascii="Courier New" w:cs="Courier New" w:eastAsia="Courier New" w:hAnsi="Courier New"/>
-          <w:color w:val="1F2120"/>
+          <w:color w:val="1A202C"/>
           <w:sz w:val="20"/>
           <w:szCs w:val="20"/>
         </w:rPr>
@@ -5770,14 +5770,14 @@
     </w:p>
     <w:p>
       <w:pPr>
-        <w:shd w:fill="F7F5EE" w:color="auto" w:val="clear"/>
+        <w:shd w:fill="F1EFE8" w:color="auto" w:val="clear"/>
         <w:spacing w:after="40" w:before="40" w:line="280"/>
         <w:ind w:left="200" w:right="200"/>
       </w:pPr>
       <w:r>
         <w:rPr>
           <w:rFonts w:ascii="Courier New" w:cs="Courier New" w:eastAsia="Courier New" w:hAnsi="Courier New"/>
-          <w:color w:val="1F2120"/>
+          <w:color w:val="1A202C"/>
           <w:sz w:val="20"/>
           <w:szCs w:val="20"/>
         </w:rPr>
@@ -5786,14 +5786,14 @@
     </w:p>
     <w:p>
       <w:pPr>
-        <w:shd w:fill="F7F5EE" w:color="auto" w:val="clear"/>
+        <w:shd w:fill="F1EFE8" w:color="auto" w:val="clear"/>
         <w:spacing w:after="40" w:before="40" w:line="280"/>
         <w:ind w:left="200" w:right="200"/>
       </w:pPr>
       <w:r>
         <w:rPr>
           <w:rFonts w:ascii="Courier New" w:cs="Courier New" w:eastAsia="Courier New" w:hAnsi="Courier New"/>
-          <w:color w:val="1F2120"/>
+          <w:color w:val="1A202C"/>
           <w:sz w:val="20"/>
           <w:szCs w:val="20"/>
         </w:rPr>
@@ -5810,7 +5810,7 @@
           <w:rFonts w:ascii="Arial" w:cs="Arial" w:eastAsia="Arial" w:hAnsi="Arial"/>
           <w:b/>
           <w:bCs/>
-          <w:color w:val="CF3338"/>
+          <w:color w:val="2A4365"/>
           <w:sz w:val="24"/>
           <w:szCs w:val="24"/>
         </w:rPr>
@@ -5819,14 +5819,14 @@
     </w:p>
     <w:p>
       <w:pPr>
-        <w:shd w:fill="F7F5EE" w:color="auto" w:val="clear"/>
+        <w:shd w:fill="F1EFE8" w:color="auto" w:val="clear"/>
         <w:spacing w:after="40" w:before="40" w:line="280"/>
         <w:ind w:left="200" w:right="200"/>
       </w:pPr>
       <w:r>
         <w:rPr>
           <w:rFonts w:ascii="Courier New" w:cs="Courier New" w:eastAsia="Courier New" w:hAnsi="Courier New"/>
-          <w:color w:val="1F2120"/>
+          <w:color w:val="1A202C"/>
           <w:sz w:val="20"/>
           <w:szCs w:val="20"/>
         </w:rPr>
@@ -5835,14 +5835,14 @@
     </w:p>
     <w:p>
       <w:pPr>
-        <w:shd w:fill="F7F5EE" w:color="auto" w:val="clear"/>
+        <w:shd w:fill="F1EFE8" w:color="auto" w:val="clear"/>
         <w:spacing w:after="40" w:before="40" w:line="280"/>
         <w:ind w:left="200" w:right="200"/>
       </w:pPr>
       <w:r>
         <w:rPr>
           <w:rFonts w:ascii="Courier New" w:cs="Courier New" w:eastAsia="Courier New" w:hAnsi="Courier New"/>
-          <w:color w:val="1F2120"/>
+          <w:color w:val="1A202C"/>
           <w:sz w:val="20"/>
           <w:szCs w:val="20"/>
         </w:rPr>
@@ -5851,14 +5851,14 @@
     </w:p>
     <w:p>
       <w:pPr>
-        <w:shd w:fill="F7F5EE" w:color="auto" w:val="clear"/>
+        <w:shd w:fill="F1EFE8" w:color="auto" w:val="clear"/>
         <w:spacing w:after="40" w:before="40" w:line="280"/>
         <w:ind w:left="200" w:right="200"/>
       </w:pPr>
       <w:r>
         <w:rPr>
           <w:rFonts w:ascii="Courier New" w:cs="Courier New" w:eastAsia="Courier New" w:hAnsi="Courier New"/>
-          <w:color w:val="1F2120"/>
+          <w:color w:val="1A202C"/>
           <w:sz w:val="20"/>
           <w:szCs w:val="20"/>
         </w:rPr>
@@ -5867,14 +5867,14 @@
     </w:p>
     <w:p>
       <w:pPr>
-        <w:shd w:fill="F7F5EE" w:color="auto" w:val="clear"/>
+        <w:shd w:fill="F1EFE8" w:color="auto" w:val="clear"/>
         <w:spacing w:after="40" w:before="40" w:line="280"/>
         <w:ind w:left="200" w:right="200"/>
       </w:pPr>
       <w:r>
         <w:rPr>
           <w:rFonts w:ascii="Courier New" w:cs="Courier New" w:eastAsia="Courier New" w:hAnsi="Courier New"/>
-          <w:color w:val="1F2120"/>
+          <w:color w:val="1A202C"/>
           <w:sz w:val="20"/>
           <w:szCs w:val="20"/>
         </w:rPr>
@@ -5883,14 +5883,14 @@
     </w:p>
     <w:p>
       <w:pPr>
-        <w:shd w:fill="F7F5EE" w:color="auto" w:val="clear"/>
+        <w:shd w:fill="F1EFE8" w:color="auto" w:val="clear"/>
         <w:spacing w:after="40" w:before="40" w:line="280"/>
         <w:ind w:left="200" w:right="200"/>
       </w:pPr>
       <w:r>
         <w:rPr>
           <w:rFonts w:ascii="Courier New" w:cs="Courier New" w:eastAsia="Courier New" w:hAnsi="Courier New"/>
-          <w:color w:val="1F2120"/>
+          <w:color w:val="1A202C"/>
           <w:sz w:val="20"/>
           <w:szCs w:val="20"/>
         </w:rPr>
@@ -5899,30 +5899,30 @@
     </w:p>
     <w:p>
       <w:pPr>
-        <w:shd w:fill="F7F5EE" w:color="auto" w:val="clear"/>
+        <w:shd w:fill="F1EFE8" w:color="auto" w:val="clear"/>
         <w:spacing w:after="40" w:before="40" w:line="280"/>
         <w:ind w:left="200" w:right="200"/>
       </w:pPr>
       <w:r>
         <w:rPr>
           <w:rFonts w:ascii="Courier New" w:cs="Courier New" w:eastAsia="Courier New" w:hAnsi="Courier New"/>
-          <w:color w:val="1F2120"/>
+          <w:color w:val="1A202C"/>
           <w:sz w:val="20"/>
           <w:szCs w:val="20"/>
         </w:rPr>
-        <w:t xml:space="preserve">    annot=True, cmap='RdGy_r', center=0</w:t>
-      </w:r>
-    </w:p>
-    <w:p>
-      <w:pPr>
-        <w:shd w:fill="F7F5EE" w:color="auto" w:val="clear"/>
+        <w:t xml:space="preserve">    annot=True, cmap='RdBu_r', center=0</w:t>
+      </w:r>
+    </w:p>
+    <w:p>
+      <w:pPr>
+        <w:shd w:fill="F1EFE8" w:color="auto" w:val="clear"/>
         <w:spacing w:after="40" w:before="40" w:line="280"/>
         <w:ind w:left="200" w:right="200"/>
       </w:pPr>
       <w:r>
         <w:rPr>
           <w:rFonts w:ascii="Courier New" w:cs="Courier New" w:eastAsia="Courier New" w:hAnsi="Courier New"/>
-          <w:color w:val="1F2120"/>
+          <w:color w:val="1A202C"/>
           <w:sz w:val="20"/>
           <w:szCs w:val="20"/>
         </w:rPr>
@@ -5931,14 +5931,14 @@
     </w:p>
     <w:p>
       <w:pPr>
-        <w:shd w:fill="F7F5EE" w:color="auto" w:val="clear"/>
+        <w:shd w:fill="F1EFE8" w:color="auto" w:val="clear"/>
         <w:spacing w:after="40" w:before="40" w:line="280"/>
         <w:ind w:left="200" w:right="200"/>
       </w:pPr>
       <w:r>
         <w:rPr>
           <w:rFonts w:ascii="Courier New" w:cs="Courier New" w:eastAsia="Courier New" w:hAnsi="Courier New"/>
-          <w:color w:val="1F2120"/>
+          <w:color w:val="1A202C"/>
           <w:sz w:val="20"/>
           <w:szCs w:val="20"/>
         </w:rPr>
@@ -5947,14 +5947,14 @@
     </w:p>
     <w:p>
       <w:pPr>
-        <w:shd w:fill="F7F5EE" w:color="auto" w:val="clear"/>
+        <w:shd w:fill="F1EFE8" w:color="auto" w:val="clear"/>
         <w:spacing w:after="40" w:before="40" w:line="280"/>
         <w:ind w:left="200" w:right="200"/>
       </w:pPr>
       <w:r>
         <w:rPr>
           <w:rFonts w:ascii="Courier New" w:cs="Courier New" w:eastAsia="Courier New" w:hAnsi="Courier New"/>
-          <w:color w:val="1F2120"/>
+          <w:color w:val="1A202C"/>
           <w:sz w:val="20"/>
           <w:szCs w:val="20"/>
         </w:rPr>
@@ -5963,14 +5963,14 @@
     </w:p>
     <w:p>
       <w:pPr>
-        <w:shd w:fill="F7F5EE" w:color="auto" w:val="clear"/>
+        <w:shd w:fill="F1EFE8" w:color="auto" w:val="clear"/>
         <w:spacing w:after="40" w:before="40" w:line="280"/>
         <w:ind w:left="200" w:right="200"/>
       </w:pPr>
       <w:r>
         <w:rPr>
           <w:rFonts w:ascii="Courier New" w:cs="Courier New" w:eastAsia="Courier New" w:hAnsi="Courier New"/>
-          <w:color w:val="1F2120"/>
+          <w:color w:val="1A202C"/>
           <w:sz w:val="20"/>
           <w:szCs w:val="20"/>
         </w:rPr>
@@ -6041,7 +6041,7 @@
     <w:r>
       <w:rPr>
         <w:rFonts w:ascii="Arial" w:cs="Arial" w:eastAsia="Arial" w:hAnsi="Arial"/>
-        <w:color w:val="707070"/>
+        <w:color w:val="718096"/>
         <w:sz w:val="16"/>
         <w:szCs w:val="16"/>
       </w:rPr>
@@ -6050,7 +6050,7 @@
     <w:r>
       <w:rPr>
         <w:rFonts w:ascii="Arial" w:cs="Arial" w:eastAsia="Arial" w:hAnsi="Arial"/>
-        <w:color w:val="707070"/>
+        <w:color w:val="718096"/>
         <w:sz w:val="16"/>
         <w:szCs w:val="16"/>
       </w:rPr>
@@ -6059,7 +6059,7 @@
     <w:r>
       <w:rPr>
         <w:rFonts w:ascii="Arial" w:cs="Arial" w:eastAsia="Arial" w:hAnsi="Arial"/>
-        <w:color w:val="707070"/>
+        <w:color w:val="718096"/>
         <w:sz w:val="16"/>
         <w:szCs w:val="16"/>
       </w:rPr>
@@ -6114,7 +6114,7 @@
   <w:p>
     <w:pPr>
       <w:pBdr>
-        <w:bottom w:val="single" w:color="CF3338" w:sz="4" w:space="4"/>
+        <w:bottom w:val="single" w:color="2A4365" w:sz="4" w:space="4"/>
       </w:pBdr>
       <w:tabs>
         <w:tab w:val="right" w:pos="10080"/>
@@ -6125,7 +6125,7 @@
         <w:rFonts w:ascii="Arial" w:cs="Arial" w:eastAsia="Arial" w:hAnsi="Arial"/>
         <w:b/>
         <w:bCs/>
-        <w:color w:val="CF3338"/>
+        <w:color w:val="2A4365"/>
         <w:sz w:val="18"/>
         <w:szCs w:val="18"/>
       </w:rPr>
@@ -6136,7 +6136,7 @@
         <w:rFonts w:ascii="Arial" w:cs="Arial" w:eastAsia="Arial" w:hAnsi="Arial"/>
         <w:i/>
         <w:iCs/>
-        <w:color w:val="707070"/>
+        <w:color w:val="718096"/>
         <w:sz w:val="18"/>
         <w:szCs w:val="18"/>
       </w:rPr>
@@ -6244,7 +6244,7 @@
       </w:pPr>
       <w:rPr>
         <w:rFonts w:ascii="Arial" w:cs="Arial" w:eastAsia="Arial" w:hAnsi="Arial"/>
-        <w:color w:val="CF3338"/>
+        <w:color w:val="2A4365"/>
       </w:rPr>
     </w:lvl>
   </w:abstractNum>
@@ -6459,7 +6459,7 @@
       <w:rFonts w:ascii="Arial" w:cs="Arial" w:eastAsia="Arial" w:hAnsi="Arial"/>
       <w:b/>
       <w:bCs/>
-      <w:color w:val="CF3338"/>
+      <w:color w:val="2A4365"/>
       <w:sz w:val="36"/>
       <w:szCs w:val="36"/>
     </w:rPr>
@@ -6477,7 +6477,7 @@
       <w:rFonts w:ascii="Arial" w:cs="Arial" w:eastAsia="Arial" w:hAnsi="Arial"/>
       <w:b/>
       <w:bCs/>
-      <w:color w:val="1F2120"/>
+      <w:color w:val="1A202C"/>
       <w:sz w:val="28"/>
       <w:szCs w:val="28"/>
     </w:rPr>
@@ -6495,7 +6495,7 @@
       <w:rFonts w:ascii="Arial" w:cs="Arial" w:eastAsia="Arial" w:hAnsi="Arial"/>
       <w:b/>
       <w:bCs/>
-      <w:color w:val="CF3338"/>
+      <w:color w:val="2A4365"/>
       <w:sz w:val="24"/>
       <w:szCs w:val="24"/>
     </w:rPr>
